--- a/docs/reports/260806_8월공연특집_보도자료_1차초안.docx
+++ b/docs/reports/260806_8월공연특집_보도자료_1차초안.docx
@@ -14,7 +14,7 @@
           <w:color w:val="2B2B33"/>
           <w:sz w:val="32"/>
         </w:rPr>
-        <w:t>섬으로 가는 두 달, 예울마루는 그 첫 자리를 무료로 연다</w:t>
+        <w:t>섬박람회의 두 달, GS칼텍스 예울마루에서 문화예술과 함께하세요!</w:t>
       </w:r>
     </w:p>
     <w:p>
@@ -44,7 +44,7 @@
           <w:color w:val="6A6A72"/>
           <w:sz w:val="17"/>
         </w:rPr>
-        <w:t>9월 5일 문을 여는 2026 여수세계섬박람회에 맞춰, 예울마루가 전석 무료 기념음악회를 앞세워 클래식 네 편과 기획전시를 하나의 기간으로 묶는다. 첫 티켓은 8월 7일에 열린다.</w:t>
+        <w:t>9월 5일 개막하는 2026여수세계섬박람회에 발맞춰, 예울마루가 클래식 공연 다섯 편과 기획전시를 한 기간으로 묶었습니다. 첫 티켓은 8월 7일에 열립니다.</w:t>
       </w:r>
     </w:p>
     <w:p>
@@ -58,25 +58,7 @@
           <w:i w:val="0"/>
           <w:color w:val="2B2B2B"/>
         </w:rPr>
-        <w:t xml:space="preserve">9월과 10월의 여수는 섬으로 붐빈다. 2026 여수세계섬박람회가 9월 5일부터 11월 4일까지 두 달간 열리고, 주제는 </w:t>
-      </w:r>
-      <w:r>
-        <w:rPr>
-          <w:rFonts w:ascii="맑은 고딕" w:eastAsia="맑은 고딕" w:hAnsi="맑은 고딕" w:cs="맑은 고딕"/>
-          <w:b/>
-          <w:i w:val="0"/>
-          <w:color w:val="2B2B2B"/>
-        </w:rPr>
-        <w:t>‘섬, 바다와 미래를 잇다’</w:t>
-      </w:r>
-      <w:r>
-        <w:rPr>
-          <w:rFonts w:ascii="맑은 고딕" w:eastAsia="맑은 고딕" w:hAnsi="맑은 고딕" w:cs="맑은 고딕"/>
-          <w:b w:val="0"/>
-          <w:i w:val="0"/>
-          <w:color w:val="2B2B2B"/>
-        </w:rPr>
-        <w:t>이다. 그 두 달은 예울마루의 하반기 무대와 거의 정확히 겹친다. 박람회 개막 첫 주 목요일 저녁에 놓인 기념음악회를 시작으로, 피아노 리사이틀과 현대무용, 시대악기 연주회, 그리고 프랑스에서 건너온 피아노·영상 공연까지 성격이 다른 네 편이 이어진다. 7층 전시실에서는 ‘섬’을 주제로 한 기획전시가 박람회 폐막 사흘 전까지 문을 열어 둔다.</w:t>
+        <w:t>여름의 끝자락에서 가을로 넘어가는 9월, 여수는 어느 때보다 분주해집니다. 2026여수세계섬박람회가 9월 5일부터 11월 4일까지 두 달간 열리기 때문인데요. ‘섬, 바다와 미래를 잇다’라는 주제로 여수 곳곳이 축제의 장이 됩니다.</w:t>
       </w:r>
     </w:p>
     <w:p>
@@ -90,7 +72,21 @@
           <w:i w:val="0"/>
           <w:color w:val="2B2B2B"/>
         </w:rPr>
-        <w:t xml:space="preserve">예울마루는 이 다섯 편을 따로 팔지 않기로 했다. 박람회를 보러 여수에 온 사람도, 여수에 사는 사람도 하나를 고르면 다음이 따라오도록 </w:t>
+        <w:t>바로 그 두 달, GS칼텍스 예울마루에서도 반가운 소식을 전해드립니다. 박람회 개막 첫 주에 열리는 기념음악회를 시작으로 클래식 공연 다섯 편이 차례로 무대에 오르고, 7층 전시실에서는 ‘섬’을 주제로 한 기획전시가 박람회 기간 내내 여러분을 기다립니다.</w:t>
+      </w:r>
+    </w:p>
+    <w:p>
+      <w:pPr>
+        <w:spacing w:after="80" w:line="300" w:lineRule="auto"/>
+      </w:pPr>
+      <w:r>
+        <w:rPr>
+          <w:rFonts w:ascii="맑은 고딕" w:eastAsia="맑은 고딕" w:hAnsi="맑은 고딕" w:cs="맑은 고딕"/>
+          <w:b w:val="0"/>
+          <w:i w:val="0"/>
+          <w:color w:val="2B2B2B"/>
+        </w:rPr>
+        <w:t xml:space="preserve">특히 올해는 여러 편을 함께 관람하시는 분들을 위해 </w:t>
       </w:r>
       <w:r>
         <w:rPr>
@@ -108,7 +104,53 @@
           <w:i w:val="0"/>
           <w:color w:val="2B2B2B"/>
         </w:rPr>
-        <w:t>을 걸고, 전시에도 박람회 기간에 맞춘 할인율을 함께 얹는다. 공연을 본 사람이 전시를 보고, 전시를 본 사람이 다음 공연을 잡는 두 달을 만들자는 것이 이번 편성의 뼈대다.</w:t>
+        <w:t>을 준비했습니다. 전시 역시 박람회 기간에 맞춘 할인 혜택을 함께 마련해, 공연을 보신 분이 전시로, 전시를 보신 분이 다음 공연으로 이어지실 수 있도록 했습니다.</w:t>
+      </w:r>
+    </w:p>
+    <w:p>
+      <w:pPr>
+        <w:spacing w:after="80" w:line="300" w:lineRule="auto"/>
+      </w:pPr>
+      <w:r>
+        <w:rPr>
+          <w:rFonts w:ascii="맑은 고딕" w:eastAsia="맑은 고딕" w:hAnsi="맑은 고딕" w:cs="맑은 고딕"/>
+          <w:b w:val="0"/>
+          <w:i w:val="0"/>
+          <w:color w:val="2B2B2B"/>
+        </w:rPr>
+        <w:t xml:space="preserve">한 가지 미리 안내드릴 점이 있습니다. 이번에 소개해 드리는 다섯 편 가운데 </w:t>
+      </w:r>
+      <w:r>
+        <w:rPr>
+          <w:rFonts w:ascii="맑은 고딕" w:eastAsia="맑은 고딕" w:hAnsi="맑은 고딕" w:cs="맑은 고딕"/>
+          <w:b/>
+          <w:i w:val="0"/>
+          <w:color w:val="2B2B2B"/>
+        </w:rPr>
+        <w:t>전석 무료는 「2026여수세계섬박람회 기념음악회」 한 편</w:t>
+      </w:r>
+      <w:r>
+        <w:rPr>
+          <w:rFonts w:ascii="맑은 고딕" w:eastAsia="맑은 고딕" w:hAnsi="맑은 고딕" w:cs="맑은 고딕"/>
+          <w:b w:val="0"/>
+          <w:i w:val="0"/>
+          <w:color w:val="2B2B2B"/>
+        </w:rPr>
+        <w:t>입니다. 나머지 네 편의 공연과 기획전시는 유료로 진행되며, 대신 아래에서 안내해 드리는 할인 혜택을 적용받으실 수 있습니다.</w:t>
+      </w:r>
+    </w:p>
+    <w:p>
+      <w:pPr>
+        <w:spacing w:after="80" w:line="300" w:lineRule="auto"/>
+      </w:pPr>
+      <w:r>
+        <w:rPr>
+          <w:rFonts w:ascii="맑은 고딕" w:eastAsia="맑은 고딕" w:hAnsi="맑은 고딕" w:cs="맑은 고딕"/>
+          <w:b w:val="0"/>
+          <w:i w:val="0"/>
+          <w:color w:val="2B2B2B"/>
+        </w:rPr>
+        <w:t>인기 공연은 예매 시작과 동시에 빠르게 마감되는 경우가 많은 만큼, 티켓 오픈 일정을 미리 확인해 두시면 여유롭게 관람을 준비하실 수 있습니다. 그럼 9월부터 이어지는 프로그램을 하나씩 소개해 드리겠습니다.</w:t>
       </w:r>
     </w:p>
     <w:p>
@@ -165,22 +207,205 @@
           <w:color w:val="34408C"/>
           <w:sz w:val="25"/>
         </w:rPr>
-        <w:t>① 2026 여수세계섬박람회 기념음악회 · 9/10(목) · 전석 무료</w:t>
+        <w:t>1. 2026여수세계섬박람회 기념음악회 : 박람회를 여는 첫 무대, 전석 무료로 만나는 관현악의 밤</w:t>
       </w:r>
     </w:p>
     <w:p>
       <w:pPr>
-        <w:spacing w:after="100" w:line="288" w:lineRule="auto"/>
+        <w:spacing w:before="30" w:after="0" w:line="276" w:lineRule="auto"/>
+        <w:ind w:left="120"/>
       </w:pPr>
       <w:r>
         <w:rPr>
           <w:rFonts w:ascii="맑은 고딕" w:eastAsia="맑은 고딕" w:hAnsi="맑은 고딕" w:cs="맑은 고딕"/>
           <w:b w:val="0"/>
           <w:i w:val="0"/>
-          <w:color w:val="6A6A72"/>
-          <w:sz w:val="17"/>
+          <w:color w:val="34408C"/>
         </w:rPr>
-        <w:t>박람회 개막 첫 주, 지휘 금난새와 성남시립교향악단이 협연자 셋을 한 저녁에 올린다. 값은 0원, 티켓은 8월 7일에 열린다.</w:t>
+        <w:t xml:space="preserve">▫ </w:t>
+      </w:r>
+      <w:r>
+        <w:rPr>
+          <w:rFonts w:ascii="맑은 고딕" w:eastAsia="맑은 고딕" w:hAnsi="맑은 고딕" w:cs="맑은 고딕"/>
+          <w:b/>
+          <w:i w:val="0"/>
+          <w:color w:val="2B2B33"/>
+        </w:rPr>
+        <w:t xml:space="preserve">티켓 오픈 : </w:t>
+      </w:r>
+      <w:r>
+        <w:rPr>
+          <w:rFonts w:ascii="맑은 고딕" w:eastAsia="맑은 고딕" w:hAnsi="맑은 고딕" w:cs="맑은 고딕"/>
+          <w:b w:val="0"/>
+          <w:i w:val="0"/>
+          <w:color w:val="2B2B2B"/>
+        </w:rPr>
+        <w:t>8월 7일(금) 오후 4시</w:t>
+      </w:r>
+    </w:p>
+    <w:p>
+      <w:pPr>
+        <w:spacing w:before="0" w:after="0" w:line="276" w:lineRule="auto"/>
+        <w:ind w:left="120"/>
+      </w:pPr>
+      <w:r>
+        <w:rPr>
+          <w:rFonts w:ascii="맑은 고딕" w:eastAsia="맑은 고딕" w:hAnsi="맑은 고딕" w:cs="맑은 고딕"/>
+          <w:b w:val="0"/>
+          <w:i w:val="0"/>
+          <w:color w:val="34408C"/>
+        </w:rPr>
+        <w:t xml:space="preserve">▫ </w:t>
+      </w:r>
+      <w:r>
+        <w:rPr>
+          <w:rFonts w:ascii="맑은 고딕" w:eastAsia="맑은 고딕" w:hAnsi="맑은 고딕" w:cs="맑은 고딕"/>
+          <w:b/>
+          <w:i w:val="0"/>
+          <w:color w:val="2B2B33"/>
+        </w:rPr>
+        <w:t xml:space="preserve">공연 일시 : </w:t>
+      </w:r>
+      <w:r>
+        <w:rPr>
+          <w:rFonts w:ascii="맑은 고딕" w:eastAsia="맑은 고딕" w:hAnsi="맑은 고딕" w:cs="맑은 고딕"/>
+          <w:b w:val="0"/>
+          <w:i w:val="0"/>
+          <w:color w:val="2B2B2B"/>
+        </w:rPr>
+        <w:t>2026년 9월 10일(목) 오후 7시 30분</w:t>
+      </w:r>
+    </w:p>
+    <w:p>
+      <w:pPr>
+        <w:spacing w:before="0" w:after="0" w:line="276" w:lineRule="auto"/>
+        <w:ind w:left="120"/>
+      </w:pPr>
+      <w:r>
+        <w:rPr>
+          <w:rFonts w:ascii="맑은 고딕" w:eastAsia="맑은 고딕" w:hAnsi="맑은 고딕" w:cs="맑은 고딕"/>
+          <w:b w:val="0"/>
+          <w:i w:val="0"/>
+          <w:color w:val="34408C"/>
+        </w:rPr>
+        <w:t xml:space="preserve">▫ </w:t>
+      </w:r>
+      <w:r>
+        <w:rPr>
+          <w:rFonts w:ascii="맑은 고딕" w:eastAsia="맑은 고딕" w:hAnsi="맑은 고딕" w:cs="맑은 고딕"/>
+          <w:b/>
+          <w:i w:val="0"/>
+          <w:color w:val="2B2B33"/>
+        </w:rPr>
+        <w:t xml:space="preserve">공연 장소 : </w:t>
+      </w:r>
+      <w:r>
+        <w:rPr>
+          <w:rFonts w:ascii="맑은 고딕" w:eastAsia="맑은 고딕" w:hAnsi="맑은 고딕" w:cs="맑은 고딕"/>
+          <w:b w:val="0"/>
+          <w:i w:val="0"/>
+          <w:color w:val="2B2B2B"/>
+        </w:rPr>
+        <w:t>GS칼텍스 예울마루 대극장</w:t>
+      </w:r>
+    </w:p>
+    <w:p>
+      <w:pPr>
+        <w:spacing w:before="0" w:after="0" w:line="276" w:lineRule="auto"/>
+        <w:ind w:left="120"/>
+      </w:pPr>
+      <w:r>
+        <w:rPr>
+          <w:rFonts w:ascii="맑은 고딕" w:eastAsia="맑은 고딕" w:hAnsi="맑은 고딕" w:cs="맑은 고딕"/>
+          <w:b w:val="0"/>
+          <w:i w:val="0"/>
+          <w:color w:val="34408C"/>
+        </w:rPr>
+        <w:t xml:space="preserve">▫ </w:t>
+      </w:r>
+      <w:r>
+        <w:rPr>
+          <w:rFonts w:ascii="맑은 고딕" w:eastAsia="맑은 고딕" w:hAnsi="맑은 고딕" w:cs="맑은 고딕"/>
+          <w:b/>
+          <w:i w:val="0"/>
+          <w:color w:val="2B2B33"/>
+        </w:rPr>
+        <w:t xml:space="preserve">티켓 가격 : </w:t>
+      </w:r>
+      <w:r>
+        <w:rPr>
+          <w:rFonts w:ascii="맑은 고딕" w:eastAsia="맑은 고딕" w:hAnsi="맑은 고딕" w:cs="맑은 고딕"/>
+          <w:b w:val="0"/>
+          <w:i w:val="0"/>
+          <w:color w:val="2B2B2B"/>
+        </w:rPr>
+        <w:t>전석 무료 (1인 2매까지 예매 가능)</w:t>
+      </w:r>
+    </w:p>
+    <w:p>
+      <w:pPr>
+        <w:spacing w:before="0" w:after="0" w:line="276" w:lineRule="auto"/>
+        <w:ind w:left="120"/>
+      </w:pPr>
+      <w:r>
+        <w:rPr>
+          <w:rFonts w:ascii="맑은 고딕" w:eastAsia="맑은 고딕" w:hAnsi="맑은 고딕" w:cs="맑은 고딕"/>
+          <w:b w:val="0"/>
+          <w:i w:val="0"/>
+          <w:color w:val="34408C"/>
+        </w:rPr>
+        <w:t xml:space="preserve">▫ </w:t>
+      </w:r>
+      <w:r>
+        <w:rPr>
+          <w:rFonts w:ascii="맑은 고딕" w:eastAsia="맑은 고딕" w:hAnsi="맑은 고딕" w:cs="맑은 고딕"/>
+          <w:b/>
+          <w:i w:val="0"/>
+          <w:color w:val="2B2B33"/>
+        </w:rPr>
+        <w:t xml:space="preserve">관람 시간 : </w:t>
+      </w:r>
+      <w:r>
+        <w:rPr>
+          <w:rFonts w:ascii="맑은 고딕" w:eastAsia="맑은 고딕" w:hAnsi="맑은 고딕" w:cs="맑은 고딕"/>
+          <w:b w:val="0"/>
+          <w:i w:val="0"/>
+          <w:color w:val="2B2B2B"/>
+        </w:rPr>
+        <w:t>75분 (인터미션 포함)</w:t>
+      </w:r>
+    </w:p>
+    <w:p>
+      <w:pPr>
+        <w:spacing w:before="0" w:after="140" w:line="276" w:lineRule="auto"/>
+        <w:ind w:left="120"/>
+      </w:pPr>
+      <w:r>
+        <w:rPr>
+          <w:rFonts w:ascii="맑은 고딕" w:eastAsia="맑은 고딕" w:hAnsi="맑은 고딕" w:cs="맑은 고딕"/>
+          <w:b w:val="0"/>
+          <w:i w:val="0"/>
+          <w:color w:val="34408C"/>
+        </w:rPr>
+        <w:t xml:space="preserve">▫ </w:t>
+      </w:r>
+      <w:r>
+        <w:rPr>
+          <w:rFonts w:ascii="맑은 고딕" w:eastAsia="맑은 고딕" w:hAnsi="맑은 고딕" w:cs="맑은 고딕"/>
+          <w:b/>
+          <w:i w:val="0"/>
+          <w:color w:val="2B2B33"/>
+        </w:rPr>
+        <w:t xml:space="preserve">관람 연령 : </w:t>
+      </w:r>
+      <w:r>
+        <w:rPr>
+          <w:rFonts w:ascii="맑은 고딕" w:eastAsia="맑은 고딕" w:hAnsi="맑은 고딕" w:cs="맑은 고딕"/>
+          <w:b w:val="0"/>
+          <w:i w:val="0"/>
+          <w:color w:val="2B2B2B"/>
+        </w:rPr>
+        <w:t>초등학생 이상</w:t>
       </w:r>
     </w:p>
     <w:p>
@@ -194,7 +419,21 @@
           <w:i w:val="0"/>
           <w:color w:val="2B2B2B"/>
         </w:rPr>
-        <w:t xml:space="preserve">이번 두 달의 문을 여는 자리는 9월 10일 목요일 저녁 7시 30분, 예울마루 대극장이다. 박람회가 개막한 바로 그 주에 놓였고, 성격은 제목 그대로 기념음악회다. 그래서 </w:t>
+        <w:t>이번 두 달의 문을 여는 공연은 「2026여수세계섬박람회 기념음악회」입니다. 박람회가 개막한 바로 그 주 목요일 저녁, 예울마루 대극장에서 만나보실 수 있습니다.</w:t>
+      </w:r>
+    </w:p>
+    <w:p>
+      <w:pPr>
+        <w:spacing w:after="80" w:line="300" w:lineRule="auto"/>
+      </w:pPr>
+      <w:r>
+        <w:rPr>
+          <w:rFonts w:ascii="맑은 고딕" w:eastAsia="맑은 고딕" w:hAnsi="맑은 고딕" w:cs="맑은 고딕"/>
+          <w:b w:val="0"/>
+          <w:i w:val="0"/>
+          <w:color w:val="2B2B2B"/>
+        </w:rPr>
+        <w:t xml:space="preserve">가장 먼저 말씀드리고 싶은 것은 티켓 가격입니다. </w:t>
       </w:r>
       <w:r>
         <w:rPr>
@@ -212,7 +451,7 @@
           <w:i w:val="0"/>
           <w:color w:val="2B2B2B"/>
         </w:rPr>
-        <w:t>다. 1인 2매까지 예매할 수 있고, 무료라도 좌석은 지정석이다.</w:t>
+        <w:t>입니다. 박람회를 기념하는 자리인 만큼, 여수를 찾아주신 분들과 지역 주민 여러분께 부담 없이 좋은 음악을 전해드리고자 마련한 무대입니다. 1인 2매까지 예매하실 수 있습니다.</w:t>
       </w:r>
     </w:p>
     <w:p>
@@ -226,7 +465,7 @@
           <w:i w:val="0"/>
           <w:color w:val="2B2B2B"/>
         </w:rPr>
-        <w:t>지휘는 금난새, 연주는 성남시립교향악단이다. 성남시립교향악단은 2003년 창단해 연간 80여 회의 연주회를 올려 온 악단으로, 새로운 편성과 기획을 꾸준히 시도해 온 이력이 길다. 금난새는 2015년 1월 이 악단의 예술총감독 겸 상임지휘자로 부임했다. 독일 베를린 예술대학을 졸업하고 1977년 카라얀 국제 지휘자 콩쿠르에 입상하며 국내 음악계에 이름을 알린 뒤 지금까지, 그가 무대에서 지켜 온 방식은 한결같이 ‘어려운 음악을 어렵지 않게’였다. 클래식을 처음 접하는 관객이 적지 않을 무료 음악회라는 형식과, 이만큼 맞물리는 조합도 드물다.</w:t>
+        <w:t>지휘는 금난새, 연주는 성남시립교향악단이 맡습니다. 성남시립교향악단은 2003년 창단 이후 연간 80여 회의 연주회를 이어 오며 새로운 편성과 기획을 꾸준히 선보여 온 악단입니다. 금난새 지휘자는 2015년 1월 이 악단의 예술총감독 겸 상임지휘자로 부임했습니다.</w:t>
       </w:r>
     </w:p>
     <w:p>
@@ -240,7 +479,7 @@
           <w:i w:val="0"/>
           <w:color w:val="2B2B2B"/>
         </w:rPr>
-        <w:t>눈여겨볼 대목은 협연자가 한 명이 아니라 셋이라는 점이다. 바이올린 최수진, 피아노 찰리 올브라이트, 반도네온 김종완. 세대도 국적도 악기도 다른 세 사람이 하루 저녁에 차례로 무대 앞으로 걸어 나온다. 유료 정기 공연에서도 협연자를 셋 세우는 편성은 흔치 않다.</w:t>
+        <w:t>독일 베를린 예술대학을 졸업하고 1977년 카라얀 국제 지휘자 콩쿠르에 입상하며 국내 음악계에 이름을 알린 이후, 금난새 지휘자가 무대에서 한결같이 지켜 온 방식은 ‘어려운 음악을 어렵지 않게’였습니다. 클래식을 처음 접하시는 분들도 편안하게 즐기실 수 있는 이유입니다.</w:t>
       </w:r>
     </w:p>
     <w:p>
@@ -254,7 +493,7 @@
           <w:i w:val="0"/>
           <w:color w:val="2B2B2B"/>
         </w:rPr>
-        <w:t>최수진은 예원학교 2학년, 바이올린 전공의 열다섯 살 연주자다. 2026년 홍콩 국제 영 뮤지션 콩쿠르 1위, 2025년 이탈리아 일 피콜로 비올리노 마지코 국제 콩쿠르 1위, 2024년 아시아 차이콥스키 콩쿠르 전체대상, 같은 해 이화경향 콩쿠르 1위. 2023년 금호영재 오디션에 합격해 이듬해 금호영재독주회로 데뷔했고, 올해는 ‘바이올린, 낭만의 불꽃’이라는 제목으로 독주회를 열었다. 핀커스 주커만, 파벨 베르니코프, 데이비드 김 등 이름난 연주자들의 마스터클래스를 거쳤다는 대목까지 읽고 나면 나이를 다시 확인하게 된다.</w:t>
+        <w:t>이번 공연에서 특히 눈여겨보실 부분은 협연자가 한 명이 아니라 세 명이라는 점입니다. 바이올린 최수진, 피아노 찰리 올브라이트, 반도네온 김종완. 세대도 국적도 악기도 다른 세 연주자가 하루 저녁에 차례로 무대에 오릅니다. 유료 정기 공연에서도 흔치 않은 편성입니다.</w:t>
       </w:r>
     </w:p>
     <w:p>
@@ -268,7 +507,7 @@
           <w:i w:val="0"/>
           <w:color w:val="2B2B2B"/>
         </w:rPr>
-        <w:t>찰리 올브라이트는 미국 태생의 피아니스트다. 하버드 대학과 뉴잉글랜드 음악원의 5년 합동과정을 클래식 피아니스트로는 처음 마쳤고, 2014년 줄리아드에서 아티스트 디플로마를 받았다. 에이버리 피셔 커리어 그랜트와 길모어 영 아티스트상 수상자이자 공식 스타인웨이 아티스트이며, 요요마·조슈아 벨·이매뉴얼 액스·바비 맥페린과 무대를 나눠 왔다. 카네기홀 메인 스테이지부터 노르웨이 그리그 홀까지 이력이 길지만, 정작 그의 공식 소개에서 눈에 걸리는 것은 ‘피아니스트’와 ‘작곡가’ 옆에 나란히 붙은 ‘즉흥 연주자’라는 한 줄이다. 그는 고향 센트럴리아 칼리지 재단과 함께 자신의 이름을 붙인 장학금을 만들어 음악을 공부하는 학생들을 돕고 있기도 하다.</w:t>
+        <w:t>바이올리니스트 최수진은 예원학교 2학년, 올해 열다섯 살입니다. 2026년 홍콩 국제 영 뮤지션 콩쿠르 1위, 2025년 이탈리아 일 피콜로 비올리노 마지코 국제 콩쿠르 1위, 2024년 아시아 차이콥스키 콩쿠르 전체대상을 차지했습니다. 2023년 금호영재 오디션에 합격해 이듬해 금호영재독주회로 데뷔했고, 올해는 ‘바이올린, 낭만의 불꽃’이라는 제목으로 독주회를 열었습니다. 핀커스 주커만, 데이비드 김 등 세계적인 연주자들의 마스터클래스를 거친 이력까지 읽고 나면 다시 한번 나이를 확인하게 되실 겁니다.</w:t>
       </w:r>
     </w:p>
     <w:p>
@@ -282,7 +521,7 @@
           <w:i w:val="0"/>
           <w:color w:val="2B2B2B"/>
         </w:rPr>
-        <w:t>김종완은 작곡가이자 반도네오니스트다. 서울대 음대 작곡과 석사과정을 수료했고, 2020년 한국음악상 젊은 음악가상을 받았다. 영화 〈내겐 너무 소중한 너〉의 음악을 썼고 피아노 앨범 〈물〉과 월드뮤직 앨범 〈Impresiones〉를 냈으며, 현대음악과 전자음악, 월드뮤직 사이를 오가며 작업해 왔다. 관현악 편성에 반도네온이 끼어 있는 이유는 그 이력에 이미 적혀 있는 셈이다. 탱고를 오케스트라 안으로 들여오는 순간, 같은 무대의 공기가 한 번 크게 바뀐다.</w:t>
+        <w:t>올해는 정몽구 스칼라십 예술·문화 분야 장학생으로도 선정됐습니다. 지난해에는 제2회 도암콩쿠르 전체대상과 리움 챔버 콩쿠르 중등부 1위를 함께 거머쥐었고, 올해 초 도암신년음악회에서는 홍석원 지휘로 협연 무대에 올랐습니다. 여수에서 만나실 최수진은, 앞으로 몇 해 뒤 티켓을 구하기 어려워질 연주자일지도 모릅니다.</w:t>
       </w:r>
     </w:p>
     <w:p>
@@ -296,7 +535,7 @@
           <w:i w:val="0"/>
           <w:color w:val="2B2B2B"/>
         </w:rPr>
-        <w:t>무료라고 해서 프로그램이 가벼운 것도 아니다. 큰 관현악 곡이 앞뒤를 단단히 잡고, 그 사이에 협연 세 곡이 놓이는 구성이다. 바이올린과 피아노, 반도네온이 각각 다른 시대와 다른 대륙의 음악을 하나씩 맡는 식이라, 한 저녁 안에서 소리의 국적이 여러 번 바뀐다. ‘섬, 바다와 미래를 잇다’라는 박람회의 주제와 겹쳐 읽을 만한 대목이다.</w:t>
+        <w:t>피아니스트 찰리 올브라이트는 미국 태생의 연주자입니다. 하버드 대학과 뉴잉글랜드 음악원의 5년 합동과정을 클래식 피아니스트로는 처음 마쳤고, 2014년 줄리아드에서 아티스트 디플로마를 받았습니다. 에이버리 피셔 커리어 그랜트와 길모어 영 아티스트상 수상자이자 공식 스타인웨이 아티스트로, 요요마·조슈아 벨·이매뉴얼 액스·바비 맥페린과 무대를 함께해 왔습니다. 재미있는 점은 그의 공식 소개에 ‘피아니스트’, ‘작곡가’와 나란히 ‘즉흥 연주자’가 적혀 있다는 것입니다. 그날 저녁의 분위기가 조금 짐작되시지요.</w:t>
       </w:r>
     </w:p>
     <w:p>
@@ -310,7 +549,7 @@
           <w:i w:val="0"/>
           <w:color w:val="2B2B2B"/>
         </w:rPr>
-        <w:t>시각도 눈여겨볼 만하다. 저녁 7시 30분은 박람회장을 하루 종일 돌고 난 뒤에도 닿을 수 있는 시간이다. 박람회가 열리는 두 달 동안 여수를 찾는 사람들에게 이 음악회는 낮의 일정과 부딪히지 않는 저녁 선택지가 되고, 여수에 사는 사람들에게는 목요일 저녁 한 번으로 국내 정상급 관현악과 협연자 셋을 함께 만나는 자리가 된다. 박람회 기간에 여수 바깥에서 악단이 통째로 내려와 무대에 서는 편성이라는 점도 이 공연을 특별하게 만든다.</w:t>
+        <w:t>실제로 그는 클래식의 오랜 규칙을 조금씩 비껴가며 객석과 가까워지는 연주자로 알려져 있습니다. 데뷔 음반 〈Vivace〉에 이어 3부작 슈베르트 시리즈를 발매했고, 고향 센트럴리아 칼리지 재단과 함께 자신의 이름을 붙인 장학금을 만들어 음악을 공부하는 학생들을 돕고 있기도 합니다.</w:t>
       </w:r>
     </w:p>
     <w:p>
@@ -324,7 +563,105 @@
           <w:i w:val="0"/>
           <w:color w:val="2B2B2B"/>
         </w:rPr>
-        <w:t>러닝타임은 인터미션을 포함해 75분, 초등학생 이상 관람할 수 있다. 값이 0원이라고 해서 좌석이 선착순인 것은 아니다. 대극장 좌석은 모두 지정석이고, 예매는 예울마루 홈페이지에서 1인 2매까지 가능하다. 무료 공연은 예매가 빠른 대신 취소도 잦아, 한 번 마감되더라도 공연 직전까지 자리가 다시 열리는 일이 적지 않다. 티켓이 열리는 8월 7일 금요일 오후 4시를 챙겨 두는 편이 좋고, 그날을 놓쳤더라도 한 번 더 확인해 볼 이유는 남아 있는 셈이다.</w:t>
+        <w:t>반도네오니스트 김종완은 작곡가이기도 합니다. 서울대 음대 작곡과 석사과정을 수료했고 2020년 한국음악상 젊은 음악가상을 받았습니다. 영화 〈내겐 너무 소중한 너〉의 음악을 맡았고 피아노 앨범 〈물〉과 월드뮤직 앨범 〈Impresiones〉를 발매했습니다. 관현악 무대에 반도네온이 함께 오르는 이유가 바로 여기에 있습니다. 탱고가 오케스트라 안으로 들어오는 순간, 객석의 공기가 한 번 크게 바뀝니다.</w:t>
+      </w:r>
+    </w:p>
+    <w:p>
+      <w:pPr>
+        <w:spacing w:after="80" w:line="300" w:lineRule="auto"/>
+      </w:pPr>
+      <w:r>
+        <w:rPr>
+          <w:rFonts w:ascii="맑은 고딕" w:eastAsia="맑은 고딕" w:hAnsi="맑은 고딕" w:cs="맑은 고딕"/>
+          <w:b w:val="0"/>
+          <w:i w:val="0"/>
+          <w:color w:val="2B2B2B"/>
+        </w:rPr>
+        <w:t>현대음악과 전자음악, 월드뮤직을 넘나들며 〈쉼 : 멈춤의 음악〉, 〈Electronic Tango〉 같은 개인 작품발표회를 이어 왔고, 서울숲국제재즈페스티벌에도 아티스트로 참여했습니다. 뉴월드필하모닉 오케스트라를 비롯한 여러 악단과 협연해 온 만큼, 관현악과 반도네온이 어떻게 어울리는지를 가장 잘 아는 연주자이기도 합니다.</w:t>
+      </w:r>
+    </w:p>
+    <w:p>
+      <w:pPr>
+        <w:spacing w:after="80" w:line="300" w:lineRule="auto"/>
+      </w:pPr>
+      <w:r>
+        <w:rPr>
+          <w:rFonts w:ascii="맑은 고딕" w:eastAsia="맑은 고딕" w:hAnsi="맑은 고딕" w:cs="맑은 고딕"/>
+          <w:b w:val="0"/>
+          <w:i w:val="0"/>
+          <w:color w:val="2B2B2B"/>
+        </w:rPr>
+        <w:t>무료 공연이라고 해서 프로그램이 가벼운 것도 아닙니다. 규모 있는 관현악 곡이 앞뒤를 단단히 잡아 주고, 그 사이에 협연 세 곡이 놓입니다. 바이올린과 피아노, 반도네온이 각각 다른 시대와 다른 대륙의 음악을 하나씩 맡는 구성이라 한 저녁 안에서 소리의 국적이 여러 번 바뀝니다. ‘섬, 바다와 미래를 잇다’라는 박람회의 주제와 나란히 놓고 감상해 보셔도 좋겠습니다.</w:t>
+      </w:r>
+    </w:p>
+    <w:p>
+      <w:pPr>
+        <w:spacing w:after="80" w:line="300" w:lineRule="auto"/>
+      </w:pPr>
+      <w:r>
+        <w:rPr>
+          <w:rFonts w:ascii="맑은 고딕" w:eastAsia="맑은 고딕" w:hAnsi="맑은 고딕" w:cs="맑은 고딕"/>
+          <w:b w:val="0"/>
+          <w:i w:val="0"/>
+          <w:color w:val="2B2B2B"/>
+        </w:rPr>
+        <w:t>관람 시간이 인터미션을 포함해 75분이라는 점도 눈여겨보실 만합니다. 초등학생 이상이면 관람하실 수 있어, 아이와 함께 오케스트라를 처음 만나보시기에도 부담이 없는 길이입니다. 곡마다 앞에 나서는 악기가 바뀌는 구성이라 아이들도 지루해할 틈이 없을 것 같습니다. ‘클래식은 어렵다’는 생각에 선뜻 발걸음이 떨어지지 않으셨던 분들께 가장 좋은 첫 자리가 되어 줄 무대입니다.</w:t>
+      </w:r>
+    </w:p>
+    <w:p>
+      <w:pPr>
+        <w:spacing w:after="80" w:line="300" w:lineRule="auto"/>
+      </w:pPr>
+      <w:r>
+        <w:rPr>
+          <w:rFonts w:ascii="맑은 고딕" w:eastAsia="맑은 고딕" w:hAnsi="맑은 고딕" w:cs="맑은 고딕"/>
+          <w:b w:val="0"/>
+          <w:i w:val="0"/>
+          <w:color w:val="2B2B2B"/>
+        </w:rPr>
+        <w:t>공연 시각도 눈여겨보실 만합니다. 저녁 7시 30분은 박람회장을 하루 종일 둘러보신 뒤에도 충분히 닿으실 수 있는 시간입니다. 여수를 찾아주신 분들께는 낮 일정과 부딪히지 않는 저녁 선택지가 되고, 여수에 사시는 분들께는 목요일 저녁 한 번으로 국내 정상급 관현악과 협연자 세 명을 한자리에서 만나실 수 있는 기회가 됩니다.</w:t>
+      </w:r>
+    </w:p>
+    <w:p>
+      <w:pPr>
+        <w:spacing w:after="80" w:line="300" w:lineRule="auto"/>
+      </w:pPr>
+      <w:r>
+        <w:rPr>
+          <w:rFonts w:ascii="맑은 고딕" w:eastAsia="맑은 고딕" w:hAnsi="맑은 고딕" w:cs="맑은 고딕"/>
+          <w:b w:val="0"/>
+          <w:i w:val="0"/>
+          <w:color w:val="2B2B2B"/>
+        </w:rPr>
+        <w:t>악단이 통째로 여수까지 내려와 무대에 서는 편성이라는 점도 이 공연을 특별하게 만듭니다. 박람회라는 두 달의 계기가 아니었다면 쉽게 성사되기 어려운 자리입니다. 박람회 개막 주간에 이런 무대를 여수에서, 그것도 무료로 만나실 수 있다는 것 자체가 올가을의 반가운 소식이 아닐까 합니다.</w:t>
+      </w:r>
+    </w:p>
+    <w:p>
+      <w:pPr>
+        <w:spacing w:after="80" w:line="300" w:lineRule="auto"/>
+      </w:pPr>
+      <w:r>
+        <w:rPr>
+          <w:rFonts w:ascii="맑은 고딕" w:eastAsia="맑은 고딕" w:hAnsi="맑은 고딕" w:cs="맑은 고딕"/>
+          <w:b w:val="0"/>
+          <w:i w:val="0"/>
+          <w:color w:val="2B2B2B"/>
+        </w:rPr>
+        <w:t>다만 무료라고 해서 좌석이 선착순인 것은 아닙니다. 대극장 좌석은 모두 지정석이며, 예매는 예울마루 홈페이지에서 하실 수 있습니다.</w:t>
+      </w:r>
+    </w:p>
+    <w:p>
+      <w:pPr>
+        <w:spacing w:after="80" w:line="300" w:lineRule="auto"/>
+      </w:pPr>
+      <w:r>
+        <w:rPr>
+          <w:rFonts w:ascii="맑은 고딕" w:eastAsia="맑은 고딕" w:hAnsi="맑은 고딕" w:cs="맑은 고딕"/>
+          <w:b w:val="0"/>
+          <w:i w:val="0"/>
+          <w:color w:val="2B2B2B"/>
+        </w:rPr>
+        <w:t>무료 공연은 예매가 빠른 대신 취소도 잦은 편입니다. 혹시 한 번 마감되더라도 공연 직전까지 좌석이 다시 열리는 경우가 적지 않으니, 그때는 홈페이지를 한 번 더 확인해 보시기 바랍니다. 무엇보다 티켓이 열리는 8월 7일 금요일 오후 4시를 미리 챙겨 두시는 것이 가장 좋습니다.</w:t>
       </w:r>
     </w:p>
     <w:p>
@@ -359,673 +696,6 @@
         <w:t>(좌) 지휘자 금난새, (우) 협연자 3인 — 바이올린 최수진 · 피아노 찰리 올브라이트 · 반도네온 김종완 / 제공. GS칼텍스 예울마루</w:t>
       </w:r>
     </w:p>
-    <w:tbl>
-      <w:tblPr>
-        <w:tblW w:w="9026" w:type="dxa"/>
-        <w:jc w:val="left"/>
-        <w:tblBorders>
-          <w:top w:val="single" w:sz="4" w:space="0" w:color="auto"/>
-          <w:left w:val="single" w:sz="4" w:space="0" w:color="auto"/>
-          <w:bottom w:val="single" w:sz="4" w:space="0" w:color="auto"/>
-          <w:right w:val="single" w:sz="4" w:space="0" w:color="auto"/>
-          <w:insideH w:val="single" w:sz="4" w:space="0" w:color="auto"/>
-          <w:insideV w:val="single" w:sz="4" w:space="0" w:color="auto"/>
-        </w:tblBorders>
-        <w:tblCellMar>
-          <w:left w:w="10" w:type="dxa"/>
-          <w:right w:w="10" w:type="dxa"/>
-        </w:tblCellMar>
-        <w:tblLook w:firstColumn="1" w:firstRow="1" w:lastColumn="0" w:lastRow="0" w:noHBand="0" w:noVBand="1" w:val="04A0"/>
-      </w:tblPr>
-      <w:tblGrid>
-        <w:gridCol w:w="4514"/>
-        <w:gridCol w:w="4514"/>
-      </w:tblGrid>
-      <w:tr>
-        <w:trPr>
-          <w:cantSplit/>
-        </w:trPr>
-        <w:tc>
-          <w:tcPr>
-            <w:tcW w:w="2756" w:type="dxa"/>
-            <w:tcBorders>
-              <w:top w:val="single" w:sz="4" w:space="0" w:color="E2E2E8"/>
-              <w:left w:val="single" w:sz="4" w:space="0" w:color="E2E2E8"/>
-              <w:bottom w:val="single" w:sz="4" w:space="0" w:color="E2E2E8"/>
-              <w:right w:val="single" w:sz="4" w:space="0" w:color="E2E2E8"/>
-            </w:tcBorders>
-            <w:tcMar>
-              <w:top w:w="110" w:type="dxa"/>
-              <w:left w:w="170" w:type="dxa"/>
-              <w:bottom w:w="110" w:type="dxa"/>
-              <w:right w:w="170" w:type="dxa"/>
-            </w:tcMar>
-            <w:vAlign w:val="center"/>
-          </w:tcPr>
-          <w:p>
-            <w:pPr>
-              <w:spacing w:line="264" w:lineRule="auto"/>
-              <w:jc w:val="center"/>
-            </w:pPr>
-            <w:r>
-              <w:rPr>
-                <w:rFonts w:ascii="맑은 고딕" w:eastAsia="맑은 고딕" w:hAnsi="맑은 고딕" w:cs="맑은 고딕"/>
-                <w:b/>
-                <w:i w:val="0"/>
-                <w:color w:val="2B2B33"/>
-              </w:rPr>
-              <w:t>장르</w:t>
-            </w:r>
-          </w:p>
-        </w:tc>
-        <w:tc>
-          <w:tcPr>
-            <w:tcW w:w="6270" w:type="dxa"/>
-            <w:tcBorders>
-              <w:top w:val="single" w:sz="4" w:space="0" w:color="E2E2E8"/>
-              <w:left w:val="single" w:sz="4" w:space="0" w:color="E2E2E8"/>
-              <w:bottom w:val="single" w:sz="4" w:space="0" w:color="E2E2E8"/>
-              <w:right w:val="single" w:sz="4" w:space="0" w:color="E2E2E8"/>
-            </w:tcBorders>
-            <w:tcMar>
-              <w:top w:w="110" w:type="dxa"/>
-              <w:left w:w="170" w:type="dxa"/>
-              <w:bottom w:w="110" w:type="dxa"/>
-              <w:right w:w="170" w:type="dxa"/>
-            </w:tcMar>
-            <w:vAlign w:val="center"/>
-          </w:tcPr>
-          <w:p>
-            <w:pPr>
-              <w:spacing w:line="264" w:lineRule="auto"/>
-            </w:pPr>
-            <w:r>
-              <w:rPr>
-                <w:rFonts w:ascii="맑은 고딕" w:eastAsia="맑은 고딕" w:hAnsi="맑은 고딕" w:cs="맑은 고딕"/>
-                <w:b w:val="0"/>
-                <w:i w:val="0"/>
-                <w:color w:val="2B2B2B"/>
-              </w:rPr>
-              <w:t>클래식 (관현악)</w:t>
-            </w:r>
-          </w:p>
-        </w:tc>
-      </w:tr>
-      <w:tr>
-        <w:trPr>
-          <w:cantSplit/>
-        </w:trPr>
-        <w:tc>
-          <w:tcPr>
-            <w:tcW w:w="2756" w:type="dxa"/>
-            <w:tcBorders>
-              <w:top w:val="single" w:sz="4" w:space="0" w:color="E2E2E8"/>
-              <w:left w:val="single" w:sz="4" w:space="0" w:color="E2E2E8"/>
-              <w:bottom w:val="single" w:sz="4" w:space="0" w:color="E2E2E8"/>
-              <w:right w:val="single" w:sz="4" w:space="0" w:color="E2E2E8"/>
-            </w:tcBorders>
-            <w:tcMar>
-              <w:top w:w="110" w:type="dxa"/>
-              <w:left w:w="170" w:type="dxa"/>
-              <w:bottom w:w="110" w:type="dxa"/>
-              <w:right w:w="170" w:type="dxa"/>
-            </w:tcMar>
-            <w:vAlign w:val="center"/>
-          </w:tcPr>
-          <w:p>
-            <w:pPr>
-              <w:spacing w:line="264" w:lineRule="auto"/>
-              <w:jc w:val="center"/>
-            </w:pPr>
-            <w:r>
-              <w:rPr>
-                <w:rFonts w:ascii="맑은 고딕" w:eastAsia="맑은 고딕" w:hAnsi="맑은 고딕" w:cs="맑은 고딕"/>
-                <w:b/>
-                <w:i w:val="0"/>
-                <w:color w:val="2B2B33"/>
-              </w:rPr>
-              <w:t>티켓 오픈</w:t>
-            </w:r>
-          </w:p>
-        </w:tc>
-        <w:tc>
-          <w:tcPr>
-            <w:tcW w:w="6270" w:type="dxa"/>
-            <w:tcBorders>
-              <w:top w:val="single" w:sz="4" w:space="0" w:color="E2E2E8"/>
-              <w:left w:val="single" w:sz="4" w:space="0" w:color="E2E2E8"/>
-              <w:bottom w:val="single" w:sz="4" w:space="0" w:color="E2E2E8"/>
-              <w:right w:val="single" w:sz="4" w:space="0" w:color="E2E2E8"/>
-            </w:tcBorders>
-            <w:tcMar>
-              <w:top w:w="110" w:type="dxa"/>
-              <w:left w:w="170" w:type="dxa"/>
-              <w:bottom w:w="110" w:type="dxa"/>
-              <w:right w:w="170" w:type="dxa"/>
-            </w:tcMar>
-            <w:vAlign w:val="center"/>
-          </w:tcPr>
-          <w:p>
-            <w:pPr>
-              <w:spacing w:line="264" w:lineRule="auto"/>
-            </w:pPr>
-            <w:r>
-              <w:rPr>
-                <w:rFonts w:ascii="맑은 고딕" w:eastAsia="맑은 고딕" w:hAnsi="맑은 고딕" w:cs="맑은 고딕"/>
-                <w:b w:val="0"/>
-                <w:i w:val="0"/>
-                <w:color w:val="2B2B2B"/>
-              </w:rPr>
-              <w:t>(예정) 8/7(금) 16:00</w:t>
-            </w:r>
-          </w:p>
-        </w:tc>
-      </w:tr>
-      <w:tr>
-        <w:trPr>
-          <w:cantSplit/>
-        </w:trPr>
-        <w:tc>
-          <w:tcPr>
-            <w:tcW w:w="2756" w:type="dxa"/>
-            <w:tcBorders>
-              <w:top w:val="single" w:sz="4" w:space="0" w:color="E2E2E8"/>
-              <w:left w:val="single" w:sz="4" w:space="0" w:color="E2E2E8"/>
-              <w:bottom w:val="single" w:sz="4" w:space="0" w:color="E2E2E8"/>
-              <w:right w:val="single" w:sz="4" w:space="0" w:color="E2E2E8"/>
-            </w:tcBorders>
-            <w:tcMar>
-              <w:top w:w="110" w:type="dxa"/>
-              <w:left w:w="170" w:type="dxa"/>
-              <w:bottom w:w="110" w:type="dxa"/>
-              <w:right w:w="170" w:type="dxa"/>
-            </w:tcMar>
-            <w:vAlign w:val="center"/>
-          </w:tcPr>
-          <w:p>
-            <w:pPr>
-              <w:spacing w:line="264" w:lineRule="auto"/>
-              <w:jc w:val="center"/>
-            </w:pPr>
-            <w:r>
-              <w:rPr>
-                <w:rFonts w:ascii="맑은 고딕" w:eastAsia="맑은 고딕" w:hAnsi="맑은 고딕" w:cs="맑은 고딕"/>
-                <w:b/>
-                <w:i w:val="0"/>
-                <w:color w:val="2B2B33"/>
-              </w:rPr>
-              <w:t>제목</w:t>
-            </w:r>
-          </w:p>
-        </w:tc>
-        <w:tc>
-          <w:tcPr>
-            <w:tcW w:w="6270" w:type="dxa"/>
-            <w:tcBorders>
-              <w:top w:val="single" w:sz="4" w:space="0" w:color="E2E2E8"/>
-              <w:left w:val="single" w:sz="4" w:space="0" w:color="E2E2E8"/>
-              <w:bottom w:val="single" w:sz="4" w:space="0" w:color="E2E2E8"/>
-              <w:right w:val="single" w:sz="4" w:space="0" w:color="E2E2E8"/>
-            </w:tcBorders>
-            <w:tcMar>
-              <w:top w:w="110" w:type="dxa"/>
-              <w:left w:w="170" w:type="dxa"/>
-              <w:bottom w:w="110" w:type="dxa"/>
-              <w:right w:w="170" w:type="dxa"/>
-            </w:tcMar>
-            <w:vAlign w:val="center"/>
-          </w:tcPr>
-          <w:p>
-            <w:pPr>
-              <w:spacing w:line="264" w:lineRule="auto"/>
-            </w:pPr>
-            <w:r>
-              <w:rPr>
-                <w:rFonts w:ascii="맑은 고딕" w:eastAsia="맑은 고딕" w:hAnsi="맑은 고딕" w:cs="맑은 고딕"/>
-                <w:b w:val="0"/>
-                <w:i w:val="0"/>
-                <w:color w:val="2B2B2B"/>
-              </w:rPr>
-              <w:t>2026 여수세계섬박람회 기념음악회</w:t>
-            </w:r>
-          </w:p>
-        </w:tc>
-      </w:tr>
-      <w:tr>
-        <w:trPr>
-          <w:cantSplit/>
-        </w:trPr>
-        <w:tc>
-          <w:tcPr>
-            <w:tcW w:w="2756" w:type="dxa"/>
-            <w:tcBorders>
-              <w:top w:val="single" w:sz="4" w:space="0" w:color="E2E2E8"/>
-              <w:left w:val="single" w:sz="4" w:space="0" w:color="E2E2E8"/>
-              <w:bottom w:val="single" w:sz="4" w:space="0" w:color="E2E2E8"/>
-              <w:right w:val="single" w:sz="4" w:space="0" w:color="E2E2E8"/>
-            </w:tcBorders>
-            <w:tcMar>
-              <w:top w:w="110" w:type="dxa"/>
-              <w:left w:w="170" w:type="dxa"/>
-              <w:bottom w:w="110" w:type="dxa"/>
-              <w:right w:w="170" w:type="dxa"/>
-            </w:tcMar>
-            <w:vAlign w:val="center"/>
-          </w:tcPr>
-          <w:p>
-            <w:pPr>
-              <w:spacing w:line="264" w:lineRule="auto"/>
-              <w:jc w:val="center"/>
-            </w:pPr>
-            <w:r>
-              <w:rPr>
-                <w:rFonts w:ascii="맑은 고딕" w:eastAsia="맑은 고딕" w:hAnsi="맑은 고딕" w:cs="맑은 고딕"/>
-                <w:b/>
-                <w:i w:val="0"/>
-                <w:color w:val="2B2B33"/>
-              </w:rPr>
-              <w:t>일시</w:t>
-            </w:r>
-          </w:p>
-        </w:tc>
-        <w:tc>
-          <w:tcPr>
-            <w:tcW w:w="6270" w:type="dxa"/>
-            <w:tcBorders>
-              <w:top w:val="single" w:sz="4" w:space="0" w:color="E2E2E8"/>
-              <w:left w:val="single" w:sz="4" w:space="0" w:color="E2E2E8"/>
-              <w:bottom w:val="single" w:sz="4" w:space="0" w:color="E2E2E8"/>
-              <w:right w:val="single" w:sz="4" w:space="0" w:color="E2E2E8"/>
-            </w:tcBorders>
-            <w:tcMar>
-              <w:top w:w="110" w:type="dxa"/>
-              <w:left w:w="170" w:type="dxa"/>
-              <w:bottom w:w="110" w:type="dxa"/>
-              <w:right w:w="170" w:type="dxa"/>
-            </w:tcMar>
-            <w:vAlign w:val="center"/>
-          </w:tcPr>
-          <w:p>
-            <w:pPr>
-              <w:spacing w:line="264" w:lineRule="auto"/>
-            </w:pPr>
-            <w:r>
-              <w:rPr>
-                <w:rFonts w:ascii="맑은 고딕" w:eastAsia="맑은 고딕" w:hAnsi="맑은 고딕" w:cs="맑은 고딕"/>
-                <w:b w:val="0"/>
-                <w:i w:val="0"/>
-                <w:color w:val="2B2B2B"/>
-              </w:rPr>
-              <w:t>9/10(목) 19:30</w:t>
-            </w:r>
-          </w:p>
-        </w:tc>
-      </w:tr>
-      <w:tr>
-        <w:trPr>
-          <w:cantSplit/>
-        </w:trPr>
-        <w:tc>
-          <w:tcPr>
-            <w:tcW w:w="2756" w:type="dxa"/>
-            <w:tcBorders>
-              <w:top w:val="single" w:sz="4" w:space="0" w:color="E2E2E8"/>
-              <w:left w:val="single" w:sz="4" w:space="0" w:color="E2E2E8"/>
-              <w:bottom w:val="single" w:sz="4" w:space="0" w:color="E2E2E8"/>
-              <w:right w:val="single" w:sz="4" w:space="0" w:color="E2E2E8"/>
-            </w:tcBorders>
-            <w:tcMar>
-              <w:top w:w="110" w:type="dxa"/>
-              <w:left w:w="170" w:type="dxa"/>
-              <w:bottom w:w="110" w:type="dxa"/>
-              <w:right w:w="170" w:type="dxa"/>
-            </w:tcMar>
-            <w:vAlign w:val="center"/>
-          </w:tcPr>
-          <w:p>
-            <w:pPr>
-              <w:spacing w:line="264" w:lineRule="auto"/>
-              <w:jc w:val="center"/>
-            </w:pPr>
-            <w:r>
-              <w:rPr>
-                <w:rFonts w:ascii="맑은 고딕" w:eastAsia="맑은 고딕" w:hAnsi="맑은 고딕" w:cs="맑은 고딕"/>
-                <w:b/>
-                <w:i w:val="0"/>
-                <w:color w:val="2B2B33"/>
-              </w:rPr>
-              <w:t>장소</w:t>
-            </w:r>
-          </w:p>
-        </w:tc>
-        <w:tc>
-          <w:tcPr>
-            <w:tcW w:w="6270" w:type="dxa"/>
-            <w:tcBorders>
-              <w:top w:val="single" w:sz="4" w:space="0" w:color="E2E2E8"/>
-              <w:left w:val="single" w:sz="4" w:space="0" w:color="E2E2E8"/>
-              <w:bottom w:val="single" w:sz="4" w:space="0" w:color="E2E2E8"/>
-              <w:right w:val="single" w:sz="4" w:space="0" w:color="E2E2E8"/>
-            </w:tcBorders>
-            <w:tcMar>
-              <w:top w:w="110" w:type="dxa"/>
-              <w:left w:w="170" w:type="dxa"/>
-              <w:bottom w:w="110" w:type="dxa"/>
-              <w:right w:w="170" w:type="dxa"/>
-            </w:tcMar>
-            <w:vAlign w:val="center"/>
-          </w:tcPr>
-          <w:p>
-            <w:pPr>
-              <w:spacing w:line="264" w:lineRule="auto"/>
-            </w:pPr>
-            <w:r>
-              <w:rPr>
-                <w:rFonts w:ascii="맑은 고딕" w:eastAsia="맑은 고딕" w:hAnsi="맑은 고딕" w:cs="맑은 고딕"/>
-                <w:b w:val="0"/>
-                <w:i w:val="0"/>
-                <w:color w:val="2B2B2B"/>
-              </w:rPr>
-              <w:t>GS칼텍스 예울마루 대극장</w:t>
-            </w:r>
-          </w:p>
-        </w:tc>
-      </w:tr>
-      <w:tr>
-        <w:trPr>
-          <w:cantSplit/>
-        </w:trPr>
-        <w:tc>
-          <w:tcPr>
-            <w:tcW w:w="2756" w:type="dxa"/>
-            <w:tcBorders>
-              <w:top w:val="single" w:sz="4" w:space="0" w:color="E2E2E8"/>
-              <w:left w:val="single" w:sz="4" w:space="0" w:color="E2E2E8"/>
-              <w:bottom w:val="single" w:sz="4" w:space="0" w:color="E2E2E8"/>
-              <w:right w:val="single" w:sz="4" w:space="0" w:color="E2E2E8"/>
-            </w:tcBorders>
-            <w:tcMar>
-              <w:top w:w="110" w:type="dxa"/>
-              <w:left w:w="170" w:type="dxa"/>
-              <w:bottom w:w="110" w:type="dxa"/>
-              <w:right w:w="170" w:type="dxa"/>
-            </w:tcMar>
-            <w:vAlign w:val="center"/>
-          </w:tcPr>
-          <w:p>
-            <w:pPr>
-              <w:spacing w:line="264" w:lineRule="auto"/>
-              <w:jc w:val="center"/>
-            </w:pPr>
-            <w:r>
-              <w:rPr>
-                <w:rFonts w:ascii="맑은 고딕" w:eastAsia="맑은 고딕" w:hAnsi="맑은 고딕" w:cs="맑은 고딕"/>
-                <w:b/>
-                <w:i w:val="0"/>
-                <w:color w:val="2B2B33"/>
-              </w:rPr>
-              <w:t>티켓</w:t>
-            </w:r>
-          </w:p>
-        </w:tc>
-        <w:tc>
-          <w:tcPr>
-            <w:tcW w:w="6270" w:type="dxa"/>
-            <w:tcBorders>
-              <w:top w:val="single" w:sz="4" w:space="0" w:color="E2E2E8"/>
-              <w:left w:val="single" w:sz="4" w:space="0" w:color="E2E2E8"/>
-              <w:bottom w:val="single" w:sz="4" w:space="0" w:color="E2E2E8"/>
-              <w:right w:val="single" w:sz="4" w:space="0" w:color="E2E2E8"/>
-            </w:tcBorders>
-            <w:tcMar>
-              <w:top w:w="110" w:type="dxa"/>
-              <w:left w:w="170" w:type="dxa"/>
-              <w:bottom w:w="110" w:type="dxa"/>
-              <w:right w:w="170" w:type="dxa"/>
-            </w:tcMar>
-            <w:vAlign w:val="center"/>
-          </w:tcPr>
-          <w:p>
-            <w:pPr>
-              <w:spacing w:line="264" w:lineRule="auto"/>
-            </w:pPr>
-            <w:r>
-              <w:rPr>
-                <w:rFonts w:ascii="맑은 고딕" w:eastAsia="맑은 고딕" w:hAnsi="맑은 고딕" w:cs="맑은 고딕"/>
-                <w:b w:val="0"/>
-                <w:i w:val="0"/>
-                <w:color w:val="2B2B2B"/>
-              </w:rPr>
-              <w:t>전석 무료 (1인 2매까지 예매 가능)</w:t>
-            </w:r>
-          </w:p>
-        </w:tc>
-      </w:tr>
-      <w:tr>
-        <w:trPr>
-          <w:cantSplit/>
-        </w:trPr>
-        <w:tc>
-          <w:tcPr>
-            <w:tcW w:w="2756" w:type="dxa"/>
-            <w:tcBorders>
-              <w:top w:val="single" w:sz="4" w:space="0" w:color="E2E2E8"/>
-              <w:left w:val="single" w:sz="4" w:space="0" w:color="E2E2E8"/>
-              <w:bottom w:val="single" w:sz="4" w:space="0" w:color="E2E2E8"/>
-              <w:right w:val="single" w:sz="4" w:space="0" w:color="E2E2E8"/>
-            </w:tcBorders>
-            <w:tcMar>
-              <w:top w:w="110" w:type="dxa"/>
-              <w:left w:w="170" w:type="dxa"/>
-              <w:bottom w:w="110" w:type="dxa"/>
-              <w:right w:w="170" w:type="dxa"/>
-            </w:tcMar>
-            <w:vAlign w:val="center"/>
-          </w:tcPr>
-          <w:p>
-            <w:pPr>
-              <w:spacing w:line="264" w:lineRule="auto"/>
-              <w:jc w:val="center"/>
-            </w:pPr>
-            <w:r>
-              <w:rPr>
-                <w:rFonts w:ascii="맑은 고딕" w:eastAsia="맑은 고딕" w:hAnsi="맑은 고딕" w:cs="맑은 고딕"/>
-                <w:b/>
-                <w:i w:val="0"/>
-                <w:color w:val="2B2B33"/>
-              </w:rPr>
-              <w:t>러닝타임</w:t>
-            </w:r>
-          </w:p>
-        </w:tc>
-        <w:tc>
-          <w:tcPr>
-            <w:tcW w:w="6270" w:type="dxa"/>
-            <w:tcBorders>
-              <w:top w:val="single" w:sz="4" w:space="0" w:color="E2E2E8"/>
-              <w:left w:val="single" w:sz="4" w:space="0" w:color="E2E2E8"/>
-              <w:bottom w:val="single" w:sz="4" w:space="0" w:color="E2E2E8"/>
-              <w:right w:val="single" w:sz="4" w:space="0" w:color="E2E2E8"/>
-            </w:tcBorders>
-            <w:tcMar>
-              <w:top w:w="110" w:type="dxa"/>
-              <w:left w:w="170" w:type="dxa"/>
-              <w:bottom w:w="110" w:type="dxa"/>
-              <w:right w:w="170" w:type="dxa"/>
-            </w:tcMar>
-            <w:vAlign w:val="center"/>
-          </w:tcPr>
-          <w:p>
-            <w:pPr>
-              <w:spacing w:line="264" w:lineRule="auto"/>
-            </w:pPr>
-            <w:r>
-              <w:rPr>
-                <w:rFonts w:ascii="맑은 고딕" w:eastAsia="맑은 고딕" w:hAnsi="맑은 고딕" w:cs="맑은 고딕"/>
-                <w:b w:val="0"/>
-                <w:i w:val="0"/>
-                <w:color w:val="2B2B2B"/>
-              </w:rPr>
-              <w:t>75분 (인터미션 포함)</w:t>
-            </w:r>
-          </w:p>
-        </w:tc>
-      </w:tr>
-      <w:tr>
-        <w:trPr>
-          <w:cantSplit/>
-        </w:trPr>
-        <w:tc>
-          <w:tcPr>
-            <w:tcW w:w="2756" w:type="dxa"/>
-            <w:tcBorders>
-              <w:top w:val="single" w:sz="4" w:space="0" w:color="E2E2E8"/>
-              <w:left w:val="single" w:sz="4" w:space="0" w:color="E2E2E8"/>
-              <w:bottom w:val="single" w:sz="4" w:space="0" w:color="E2E2E8"/>
-              <w:right w:val="single" w:sz="4" w:space="0" w:color="E2E2E8"/>
-            </w:tcBorders>
-            <w:tcMar>
-              <w:top w:w="110" w:type="dxa"/>
-              <w:left w:w="170" w:type="dxa"/>
-              <w:bottom w:w="110" w:type="dxa"/>
-              <w:right w:w="170" w:type="dxa"/>
-            </w:tcMar>
-            <w:vAlign w:val="center"/>
-          </w:tcPr>
-          <w:p>
-            <w:pPr>
-              <w:spacing w:line="264" w:lineRule="auto"/>
-              <w:jc w:val="center"/>
-            </w:pPr>
-            <w:r>
-              <w:rPr>
-                <w:rFonts w:ascii="맑은 고딕" w:eastAsia="맑은 고딕" w:hAnsi="맑은 고딕" w:cs="맑은 고딕"/>
-                <w:b/>
-                <w:i w:val="0"/>
-                <w:color w:val="2B2B33"/>
-              </w:rPr>
-              <w:t>출연</w:t>
-            </w:r>
-          </w:p>
-        </w:tc>
-        <w:tc>
-          <w:tcPr>
-            <w:tcW w:w="6270" w:type="dxa"/>
-            <w:tcBorders>
-              <w:top w:val="single" w:sz="4" w:space="0" w:color="E2E2E8"/>
-              <w:left w:val="single" w:sz="4" w:space="0" w:color="E2E2E8"/>
-              <w:bottom w:val="single" w:sz="4" w:space="0" w:color="E2E2E8"/>
-              <w:right w:val="single" w:sz="4" w:space="0" w:color="E2E2E8"/>
-            </w:tcBorders>
-            <w:tcMar>
-              <w:top w:w="110" w:type="dxa"/>
-              <w:left w:w="170" w:type="dxa"/>
-              <w:bottom w:w="110" w:type="dxa"/>
-              <w:right w:w="170" w:type="dxa"/>
-            </w:tcMar>
-            <w:vAlign w:val="center"/>
-          </w:tcPr>
-          <w:p>
-            <w:pPr>
-              <w:spacing w:line="264" w:lineRule="auto"/>
-            </w:pPr>
-            <w:r>
-              <w:rPr>
-                <w:rFonts w:ascii="맑은 고딕" w:eastAsia="맑은 고딕" w:hAnsi="맑은 고딕" w:cs="맑은 고딕"/>
-                <w:b w:val="0"/>
-                <w:i w:val="0"/>
-                <w:color w:val="2B2B2B"/>
-              </w:rPr>
-              <w:t>지휘 금난새 · 연주 성남시립교향악단</w:t>
-            </w:r>
-          </w:p>
-          <w:p>
-            <w:pPr>
-              <w:spacing w:line="264" w:lineRule="auto"/>
-            </w:pPr>
-            <w:r>
-              <w:rPr>
-                <w:rFonts w:ascii="맑은 고딕" w:eastAsia="맑은 고딕" w:hAnsi="맑은 고딕" w:cs="맑은 고딕"/>
-                <w:b w:val="0"/>
-                <w:i w:val="0"/>
-                <w:color w:val="2B2B2B"/>
-              </w:rPr>
-              <w:t>협연 — 바이올린 최수진, 피아노 찰리 올브라이트, 반도네온 김종완</w:t>
-            </w:r>
-          </w:p>
-        </w:tc>
-      </w:tr>
-      <w:tr>
-        <w:trPr>
-          <w:cantSplit/>
-        </w:trPr>
-        <w:tc>
-          <w:tcPr>
-            <w:tcW w:w="2756" w:type="dxa"/>
-            <w:tcBorders>
-              <w:top w:val="single" w:sz="4" w:space="0" w:color="E2E2E8"/>
-              <w:left w:val="single" w:sz="4" w:space="0" w:color="E2E2E8"/>
-              <w:bottom w:val="single" w:sz="4" w:space="0" w:color="E2E2E8"/>
-              <w:right w:val="single" w:sz="4" w:space="0" w:color="E2E2E8"/>
-            </w:tcBorders>
-            <w:tcMar>
-              <w:top w:w="110" w:type="dxa"/>
-              <w:left w:w="170" w:type="dxa"/>
-              <w:bottom w:w="110" w:type="dxa"/>
-              <w:right w:w="170" w:type="dxa"/>
-            </w:tcMar>
-            <w:vAlign w:val="center"/>
-          </w:tcPr>
-          <w:p>
-            <w:pPr>
-              <w:spacing w:line="264" w:lineRule="auto"/>
-              <w:jc w:val="center"/>
-            </w:pPr>
-            <w:r>
-              <w:rPr>
-                <w:rFonts w:ascii="맑은 고딕" w:eastAsia="맑은 고딕" w:hAnsi="맑은 고딕" w:cs="맑은 고딕"/>
-                <w:b/>
-                <w:i w:val="0"/>
-                <w:color w:val="2B2B33"/>
-              </w:rPr>
-              <w:t>관람연령</w:t>
-            </w:r>
-          </w:p>
-        </w:tc>
-        <w:tc>
-          <w:tcPr>
-            <w:tcW w:w="6270" w:type="dxa"/>
-            <w:tcBorders>
-              <w:top w:val="single" w:sz="4" w:space="0" w:color="E2E2E8"/>
-              <w:left w:val="single" w:sz="4" w:space="0" w:color="E2E2E8"/>
-              <w:bottom w:val="single" w:sz="4" w:space="0" w:color="E2E2E8"/>
-              <w:right w:val="single" w:sz="4" w:space="0" w:color="E2E2E8"/>
-            </w:tcBorders>
-            <w:tcMar>
-              <w:top w:w="110" w:type="dxa"/>
-              <w:left w:w="170" w:type="dxa"/>
-              <w:bottom w:w="110" w:type="dxa"/>
-              <w:right w:w="170" w:type="dxa"/>
-            </w:tcMar>
-            <w:vAlign w:val="center"/>
-          </w:tcPr>
-          <w:p>
-            <w:pPr>
-              <w:spacing w:line="264" w:lineRule="auto"/>
-            </w:pPr>
-            <w:r>
-              <w:rPr>
-                <w:rFonts w:ascii="맑은 고딕" w:eastAsia="맑은 고딕" w:hAnsi="맑은 고딕" w:cs="맑은 고딕"/>
-                <w:b w:val="0"/>
-                <w:i w:val="0"/>
-                <w:color w:val="2B2B2B"/>
-              </w:rPr>
-              <w:t>초등학생 이상</w:t>
-            </w:r>
-          </w:p>
-        </w:tc>
-      </w:tr>
-    </w:tbl>
     <w:p>
       <w:pPr>
         <w:spacing w:before="0" w:after="120"/>
@@ -1051,7 +721,7 @@
           <w:i w:val="0"/>
           <w:color w:val="2B2B2B"/>
         </w:rPr>
-        <w:t xml:space="preserve"> — 내부 자료 기준 후보는 글린카 〈루슬란과 루드밀라〉 서곡, 왁스만 〈카르멘 판타지〉(바이올린), 쇼스타코비치 피아노 협주곡 2번(피아노), 갈리아노 〈끌로드를 위한 탱고〉(반도네온), 스트라빈스키 〈불새〉다. 공식 홈페이지에는 아직 곡목이 올라가 있지 않아, 배포 전 기획팀 확정본으로 교체가 필요하다.</w:t>
+        <w:t xml:space="preserve"> — 내부 자료 기준 후보는 글린카 〈루슬란과 루드밀라〉 서곡, 왁스만 〈카르멘 판타지〉(바이올린), 쇼스타코비치 피아노 협주곡 2번(피아노), 갈리아노 〈끌로드를 위한 탱고〉(반도네온), 스트라빈스키 〈불새〉입니다. 공식 홈페이지에는 아직 곡목이 올라가 있지 않아, 배포 전 기획팀 확정본으로 교체가 필요합니다.</w:t>
       </w:r>
     </w:p>
     <w:p>
@@ -1076,7 +746,205 @@
           <w:color w:val="34408C"/>
           <w:sz w:val="25"/>
         </w:rPr>
-        <w:t>② 음반발매기념 〈조재혁 피아노 리사이틀〉 · 9/12(토)</w:t>
+        <w:t>2. 음반발매기념 〈조재혁 피아노 리사이틀〉 : 모차르트 탄생 270주년, 깊이 있는 건반의 울림</w:t>
+      </w:r>
+    </w:p>
+    <w:p>
+      <w:pPr>
+        <w:spacing w:before="30" w:after="0" w:line="276" w:lineRule="auto"/>
+        <w:ind w:left="120"/>
+      </w:pPr>
+      <w:r>
+        <w:rPr>
+          <w:rFonts w:ascii="맑은 고딕" w:eastAsia="맑은 고딕" w:hAnsi="맑은 고딕" w:cs="맑은 고딕"/>
+          <w:b w:val="0"/>
+          <w:i w:val="0"/>
+          <w:color w:val="34408C"/>
+        </w:rPr>
+        <w:t xml:space="preserve">▫ </w:t>
+      </w:r>
+      <w:r>
+        <w:rPr>
+          <w:rFonts w:ascii="맑은 고딕" w:eastAsia="맑은 고딕" w:hAnsi="맑은 고딕" w:cs="맑은 고딕"/>
+          <w:b/>
+          <w:i w:val="0"/>
+          <w:color w:val="2B2B33"/>
+        </w:rPr>
+        <w:t xml:space="preserve">티켓 오픈 : </w:t>
+      </w:r>
+      <w:r>
+        <w:rPr>
+          <w:rFonts w:ascii="맑은 고딕" w:eastAsia="맑은 고딕" w:hAnsi="맑은 고딕" w:cs="맑은 고딕"/>
+          <w:b w:val="0"/>
+          <w:i w:val="0"/>
+          <w:color w:val="2B2B2B"/>
+        </w:rPr>
+        <w:t>현재 예매 가능</w:t>
+      </w:r>
+    </w:p>
+    <w:p>
+      <w:pPr>
+        <w:spacing w:before="0" w:after="0" w:line="276" w:lineRule="auto"/>
+        <w:ind w:left="120"/>
+      </w:pPr>
+      <w:r>
+        <w:rPr>
+          <w:rFonts w:ascii="맑은 고딕" w:eastAsia="맑은 고딕" w:hAnsi="맑은 고딕" w:cs="맑은 고딕"/>
+          <w:b w:val="0"/>
+          <w:i w:val="0"/>
+          <w:color w:val="34408C"/>
+        </w:rPr>
+        <w:t xml:space="preserve">▫ </w:t>
+      </w:r>
+      <w:r>
+        <w:rPr>
+          <w:rFonts w:ascii="맑은 고딕" w:eastAsia="맑은 고딕" w:hAnsi="맑은 고딕" w:cs="맑은 고딕"/>
+          <w:b/>
+          <w:i w:val="0"/>
+          <w:color w:val="2B2B33"/>
+        </w:rPr>
+        <w:t xml:space="preserve">공연 일시 : </w:t>
+      </w:r>
+      <w:r>
+        <w:rPr>
+          <w:rFonts w:ascii="맑은 고딕" w:eastAsia="맑은 고딕" w:hAnsi="맑은 고딕" w:cs="맑은 고딕"/>
+          <w:b w:val="0"/>
+          <w:i w:val="0"/>
+          <w:color w:val="2B2B2B"/>
+        </w:rPr>
+        <w:t>2026년 9월 12일(토) 오후 5시</w:t>
+      </w:r>
+    </w:p>
+    <w:p>
+      <w:pPr>
+        <w:spacing w:before="0" w:after="0" w:line="276" w:lineRule="auto"/>
+        <w:ind w:left="120"/>
+      </w:pPr>
+      <w:r>
+        <w:rPr>
+          <w:rFonts w:ascii="맑은 고딕" w:eastAsia="맑은 고딕" w:hAnsi="맑은 고딕" w:cs="맑은 고딕"/>
+          <w:b w:val="0"/>
+          <w:i w:val="0"/>
+          <w:color w:val="34408C"/>
+        </w:rPr>
+        <w:t xml:space="preserve">▫ </w:t>
+      </w:r>
+      <w:r>
+        <w:rPr>
+          <w:rFonts w:ascii="맑은 고딕" w:eastAsia="맑은 고딕" w:hAnsi="맑은 고딕" w:cs="맑은 고딕"/>
+          <w:b/>
+          <w:i w:val="0"/>
+          <w:color w:val="2B2B33"/>
+        </w:rPr>
+        <w:t xml:space="preserve">공연 장소 : </w:t>
+      </w:r>
+      <w:r>
+        <w:rPr>
+          <w:rFonts w:ascii="맑은 고딕" w:eastAsia="맑은 고딕" w:hAnsi="맑은 고딕" w:cs="맑은 고딕"/>
+          <w:b w:val="0"/>
+          <w:i w:val="0"/>
+          <w:color w:val="2B2B2B"/>
+        </w:rPr>
+        <w:t>GS칼텍스 예울마루 대극장</w:t>
+      </w:r>
+    </w:p>
+    <w:p>
+      <w:pPr>
+        <w:spacing w:before="0" w:after="0" w:line="276" w:lineRule="auto"/>
+        <w:ind w:left="120"/>
+      </w:pPr>
+      <w:r>
+        <w:rPr>
+          <w:rFonts w:ascii="맑은 고딕" w:eastAsia="맑은 고딕" w:hAnsi="맑은 고딕" w:cs="맑은 고딕"/>
+          <w:b w:val="0"/>
+          <w:i w:val="0"/>
+          <w:color w:val="34408C"/>
+        </w:rPr>
+        <w:t xml:space="preserve">▫ </w:t>
+      </w:r>
+      <w:r>
+        <w:rPr>
+          <w:rFonts w:ascii="맑은 고딕" w:eastAsia="맑은 고딕" w:hAnsi="맑은 고딕" w:cs="맑은 고딕"/>
+          <w:b/>
+          <w:i w:val="0"/>
+          <w:color w:val="2B2B33"/>
+        </w:rPr>
+        <w:t xml:space="preserve">티켓 가격 : </w:t>
+      </w:r>
+      <w:r>
+        <w:rPr>
+          <w:rFonts w:ascii="맑은 고딕" w:eastAsia="맑은 고딕" w:hAnsi="맑은 고딕" w:cs="맑은 고딕"/>
+          <w:b w:val="0"/>
+          <w:i w:val="0"/>
+          <w:color w:val="2B2B2B"/>
+        </w:rPr>
+        <w:t>R석 60,000원 / S석 40,000원 / 학생 전석 10,000원</w:t>
+      </w:r>
+    </w:p>
+    <w:p>
+      <w:pPr>
+        <w:spacing w:before="0" w:after="0" w:line="276" w:lineRule="auto"/>
+        <w:ind w:left="120"/>
+      </w:pPr>
+      <w:r>
+        <w:rPr>
+          <w:rFonts w:ascii="맑은 고딕" w:eastAsia="맑은 고딕" w:hAnsi="맑은 고딕" w:cs="맑은 고딕"/>
+          <w:b w:val="0"/>
+          <w:i w:val="0"/>
+          <w:color w:val="34408C"/>
+        </w:rPr>
+        <w:t xml:space="preserve">▫ </w:t>
+      </w:r>
+      <w:r>
+        <w:rPr>
+          <w:rFonts w:ascii="맑은 고딕" w:eastAsia="맑은 고딕" w:hAnsi="맑은 고딕" w:cs="맑은 고딕"/>
+          <w:b/>
+          <w:i w:val="0"/>
+          <w:color w:val="2B2B33"/>
+        </w:rPr>
+        <w:t xml:space="preserve">관람 시간 : </w:t>
+      </w:r>
+      <w:r>
+        <w:rPr>
+          <w:rFonts w:ascii="맑은 고딕" w:eastAsia="맑은 고딕" w:hAnsi="맑은 고딕" w:cs="맑은 고딕"/>
+          <w:b w:val="0"/>
+          <w:i w:val="0"/>
+          <w:color w:val="2B2B2B"/>
+        </w:rPr>
+        <w:t>120분 (인터미션 20분 포함)</w:t>
+      </w:r>
+    </w:p>
+    <w:p>
+      <w:pPr>
+        <w:spacing w:before="0" w:after="140" w:line="276" w:lineRule="auto"/>
+        <w:ind w:left="120"/>
+      </w:pPr>
+      <w:r>
+        <w:rPr>
+          <w:rFonts w:ascii="맑은 고딕" w:eastAsia="맑은 고딕" w:hAnsi="맑은 고딕" w:cs="맑은 고딕"/>
+          <w:b w:val="0"/>
+          <w:i w:val="0"/>
+          <w:color w:val="34408C"/>
+        </w:rPr>
+        <w:t xml:space="preserve">▫ </w:t>
+      </w:r>
+      <w:r>
+        <w:rPr>
+          <w:rFonts w:ascii="맑은 고딕" w:eastAsia="맑은 고딕" w:hAnsi="맑은 고딕" w:cs="맑은 고딕"/>
+          <w:b/>
+          <w:i w:val="0"/>
+          <w:color w:val="2B2B33"/>
+        </w:rPr>
+        <w:t xml:space="preserve">관람 연령 : </w:t>
+      </w:r>
+      <w:r>
+        <w:rPr>
+          <w:rFonts w:ascii="맑은 고딕" w:eastAsia="맑은 고딕" w:hAnsi="맑은 고딕" w:cs="맑은 고딕"/>
+          <w:b w:val="0"/>
+          <w:i w:val="0"/>
+          <w:color w:val="2B2B2B"/>
+        </w:rPr>
+        <w:t>초등학생 이상</w:t>
       </w:r>
     </w:p>
     <w:p>
@@ -1090,7 +958,7 @@
           <w:i w:val="0"/>
           <w:color w:val="2B2B2B"/>
         </w:rPr>
-        <w:t>기념음악회 이틀 뒤, 같은 무대에 피아노 한 대가 놓인다. 올해는 모차르트 탄생 270주년이고, 조재혁은 지금 모차르트 피아노 소나타 전곡을 음반에 담는 중이다. 목 프로덕션에서 석 달 간격으로 다섯 장을 차례로 내는 시리즈로, 4월에 1집, 7월에 2집이 나왔다. 이번 리사이틀은 그 긴 작업의 한복판에서 여는 무대다.</w:t>
+        <w:t>기념음악회 이틀 뒤, 같은 무대에 피아노 한 대가 놓입니다. 올해는 모차르트 탄생 270주년이 되는 해인데요. 피아니스트 조재혁은 지금 모차르트 피아노 소나타 전곡을 음반에 담는 작업을 이어가고 있습니다.</w:t>
       </w:r>
     </w:p>
     <w:p>
@@ -1104,7 +972,35 @@
           <w:i w:val="0"/>
           <w:color w:val="2B2B2B"/>
         </w:rPr>
-        <w:t>9월 11일 서울 예술의전당에서 출발하는 순회의 여수 공연이기도 하다. 서울 다음 날 저녁이 여수라는 점은, 이 무대가 곁가지가 아니라 순회의 앞자리에 놓였다는 뜻이다. 줄리어드와 맨해튼 음대에서 학사부터 박사까지 마쳤고 방송 해설로도 오래 얼굴을 알려 온 연주자라, 이름보다 연주가 먼저 익숙한 쪽에 가깝다. 학생은 전석 1만 원이다.</w:t>
+        <w:t>목 프로덕션에서 석 달 간격으로 다섯 장을 차례로 발매하는 시리즈로, 4월에 1집, 7월에 2집이 나왔습니다. 이번 리사이틀은 그 긴 여정의 한복판에서 여는 무대입니다.</w:t>
+      </w:r>
+    </w:p>
+    <w:p>
+      <w:pPr>
+        <w:spacing w:after="80" w:line="300" w:lineRule="auto"/>
+      </w:pPr>
+      <w:r>
+        <w:rPr>
+          <w:rFonts w:ascii="맑은 고딕" w:eastAsia="맑은 고딕" w:hAnsi="맑은 고딕" w:cs="맑은 고딕"/>
+          <w:b w:val="0"/>
+          <w:i w:val="0"/>
+          <w:color w:val="2B2B2B"/>
+        </w:rPr>
+        <w:t>9월 11일 서울 예술의전당에서 출발하는 순회공연의 여수 무대이기도 합니다. 서울 바로 다음 날 저녁이 여수라는 점에서, 이번 공연이 순회의 앞자리에 놓였다는 것을 짐작하실 수 있습니다.</w:t>
+      </w:r>
+    </w:p>
+    <w:p>
+      <w:pPr>
+        <w:spacing w:after="80" w:line="300" w:lineRule="auto"/>
+      </w:pPr>
+      <w:r>
+        <w:rPr>
+          <w:rFonts w:ascii="맑은 고딕" w:eastAsia="맑은 고딕" w:hAnsi="맑은 고딕" w:cs="맑은 고딕"/>
+          <w:b w:val="0"/>
+          <w:i w:val="0"/>
+          <w:color w:val="2B2B2B"/>
+        </w:rPr>
+        <w:t>줄리어드와 맨해튼 음대에서 학사부터 박사까지 마쳤고, 해설이 있는 클래식 방송으로도 오래 사랑받아 온 연주자입니다. 한 음 한 음에 담긴 모차르트의 섬세한 아름다움을 여수에서 직접 만나보시기 바랍니다. 학생은 전석 1만 원으로 관람하실 수 있습니다.</w:t>
       </w:r>
     </w:p>
     <w:p>
@@ -1139,589 +1035,6 @@
         <w:t>(좌) 조재혁 피아노 리사이틀 포스터, (우) 피아니스트 조재혁 / 제공. GS칼텍스 예울마루(목 프로덕션)</w:t>
       </w:r>
     </w:p>
-    <w:tbl>
-      <w:tblPr>
-        <w:tblW w:w="9026" w:type="dxa"/>
-        <w:jc w:val="left"/>
-        <w:tblBorders>
-          <w:top w:val="single" w:sz="4" w:space="0" w:color="auto"/>
-          <w:left w:val="single" w:sz="4" w:space="0" w:color="auto"/>
-          <w:bottom w:val="single" w:sz="4" w:space="0" w:color="auto"/>
-          <w:right w:val="single" w:sz="4" w:space="0" w:color="auto"/>
-          <w:insideH w:val="single" w:sz="4" w:space="0" w:color="auto"/>
-          <w:insideV w:val="single" w:sz="4" w:space="0" w:color="auto"/>
-        </w:tblBorders>
-        <w:tblCellMar>
-          <w:left w:w="10" w:type="dxa"/>
-          <w:right w:w="10" w:type="dxa"/>
-        </w:tblCellMar>
-        <w:tblLook w:firstColumn="1" w:firstRow="1" w:lastColumn="0" w:lastRow="0" w:noHBand="0" w:noVBand="1" w:val="04A0"/>
-      </w:tblPr>
-      <w:tblGrid>
-        <w:gridCol w:w="4514"/>
-        <w:gridCol w:w="4514"/>
-      </w:tblGrid>
-      <w:tr>
-        <w:trPr>
-          <w:cantSplit/>
-        </w:trPr>
-        <w:tc>
-          <w:tcPr>
-            <w:tcW w:w="2756" w:type="dxa"/>
-            <w:tcBorders>
-              <w:top w:val="single" w:sz="4" w:space="0" w:color="E2E2E8"/>
-              <w:left w:val="single" w:sz="4" w:space="0" w:color="E2E2E8"/>
-              <w:bottom w:val="single" w:sz="4" w:space="0" w:color="E2E2E8"/>
-              <w:right w:val="single" w:sz="4" w:space="0" w:color="E2E2E8"/>
-            </w:tcBorders>
-            <w:tcMar>
-              <w:top w:w="110" w:type="dxa"/>
-              <w:left w:w="170" w:type="dxa"/>
-              <w:bottom w:w="110" w:type="dxa"/>
-              <w:right w:w="170" w:type="dxa"/>
-            </w:tcMar>
-            <w:vAlign w:val="center"/>
-          </w:tcPr>
-          <w:p>
-            <w:pPr>
-              <w:spacing w:line="264" w:lineRule="auto"/>
-              <w:jc w:val="center"/>
-            </w:pPr>
-            <w:r>
-              <w:rPr>
-                <w:rFonts w:ascii="맑은 고딕" w:eastAsia="맑은 고딕" w:hAnsi="맑은 고딕" w:cs="맑은 고딕"/>
-                <w:b/>
-                <w:i w:val="0"/>
-                <w:color w:val="2B2B33"/>
-              </w:rPr>
-              <w:t>장르</w:t>
-            </w:r>
-          </w:p>
-        </w:tc>
-        <w:tc>
-          <w:tcPr>
-            <w:tcW w:w="6270" w:type="dxa"/>
-            <w:tcBorders>
-              <w:top w:val="single" w:sz="4" w:space="0" w:color="E2E2E8"/>
-              <w:left w:val="single" w:sz="4" w:space="0" w:color="E2E2E8"/>
-              <w:bottom w:val="single" w:sz="4" w:space="0" w:color="E2E2E8"/>
-              <w:right w:val="single" w:sz="4" w:space="0" w:color="E2E2E8"/>
-            </w:tcBorders>
-            <w:tcMar>
-              <w:top w:w="110" w:type="dxa"/>
-              <w:left w:w="170" w:type="dxa"/>
-              <w:bottom w:w="110" w:type="dxa"/>
-              <w:right w:w="170" w:type="dxa"/>
-            </w:tcMar>
-            <w:vAlign w:val="center"/>
-          </w:tcPr>
-          <w:p>
-            <w:pPr>
-              <w:spacing w:line="264" w:lineRule="auto"/>
-            </w:pPr>
-            <w:r>
-              <w:rPr>
-                <w:rFonts w:ascii="맑은 고딕" w:eastAsia="맑은 고딕" w:hAnsi="맑은 고딕" w:cs="맑은 고딕"/>
-                <w:b w:val="0"/>
-                <w:i w:val="0"/>
-                <w:color w:val="2B2B2B"/>
-              </w:rPr>
-              <w:t>클래식 (피아노 독주)</w:t>
-            </w:r>
-          </w:p>
-        </w:tc>
-      </w:tr>
-      <w:tr>
-        <w:trPr>
-          <w:cantSplit/>
-        </w:trPr>
-        <w:tc>
-          <w:tcPr>
-            <w:tcW w:w="2756" w:type="dxa"/>
-            <w:tcBorders>
-              <w:top w:val="single" w:sz="4" w:space="0" w:color="E2E2E8"/>
-              <w:left w:val="single" w:sz="4" w:space="0" w:color="E2E2E8"/>
-              <w:bottom w:val="single" w:sz="4" w:space="0" w:color="E2E2E8"/>
-              <w:right w:val="single" w:sz="4" w:space="0" w:color="E2E2E8"/>
-            </w:tcBorders>
-            <w:tcMar>
-              <w:top w:w="110" w:type="dxa"/>
-              <w:left w:w="170" w:type="dxa"/>
-              <w:bottom w:w="110" w:type="dxa"/>
-              <w:right w:w="170" w:type="dxa"/>
-            </w:tcMar>
-            <w:vAlign w:val="center"/>
-          </w:tcPr>
-          <w:p>
-            <w:pPr>
-              <w:spacing w:line="264" w:lineRule="auto"/>
-              <w:jc w:val="center"/>
-            </w:pPr>
-            <w:r>
-              <w:rPr>
-                <w:rFonts w:ascii="맑은 고딕" w:eastAsia="맑은 고딕" w:hAnsi="맑은 고딕" w:cs="맑은 고딕"/>
-                <w:b/>
-                <w:i w:val="0"/>
-                <w:color w:val="2B2B33"/>
-              </w:rPr>
-              <w:t>티켓 오픈</w:t>
-            </w:r>
-          </w:p>
-        </w:tc>
-        <w:tc>
-          <w:tcPr>
-            <w:tcW w:w="6270" w:type="dxa"/>
-            <w:tcBorders>
-              <w:top w:val="single" w:sz="4" w:space="0" w:color="E2E2E8"/>
-              <w:left w:val="single" w:sz="4" w:space="0" w:color="E2E2E8"/>
-              <w:bottom w:val="single" w:sz="4" w:space="0" w:color="E2E2E8"/>
-              <w:right w:val="single" w:sz="4" w:space="0" w:color="E2E2E8"/>
-            </w:tcBorders>
-            <w:tcMar>
-              <w:top w:w="110" w:type="dxa"/>
-              <w:left w:w="170" w:type="dxa"/>
-              <w:bottom w:w="110" w:type="dxa"/>
-              <w:right w:w="170" w:type="dxa"/>
-            </w:tcMar>
-            <w:vAlign w:val="center"/>
-          </w:tcPr>
-          <w:p>
-            <w:pPr>
-              <w:spacing w:line="264" w:lineRule="auto"/>
-            </w:pPr>
-            <w:r>
-              <w:rPr>
-                <w:rFonts w:ascii="맑은 고딕" w:eastAsia="맑은 고딕" w:hAnsi="맑은 고딕" w:cs="맑은 고딕"/>
-                <w:b w:val="0"/>
-                <w:i w:val="0"/>
-                <w:color w:val="2B2B2B"/>
-              </w:rPr>
-              <w:t>판매 중</w:t>
-            </w:r>
-          </w:p>
-        </w:tc>
-      </w:tr>
-      <w:tr>
-        <w:trPr>
-          <w:cantSplit/>
-        </w:trPr>
-        <w:tc>
-          <w:tcPr>
-            <w:tcW w:w="2756" w:type="dxa"/>
-            <w:tcBorders>
-              <w:top w:val="single" w:sz="4" w:space="0" w:color="E2E2E8"/>
-              <w:left w:val="single" w:sz="4" w:space="0" w:color="E2E2E8"/>
-              <w:bottom w:val="single" w:sz="4" w:space="0" w:color="E2E2E8"/>
-              <w:right w:val="single" w:sz="4" w:space="0" w:color="E2E2E8"/>
-            </w:tcBorders>
-            <w:tcMar>
-              <w:top w:w="110" w:type="dxa"/>
-              <w:left w:w="170" w:type="dxa"/>
-              <w:bottom w:w="110" w:type="dxa"/>
-              <w:right w:w="170" w:type="dxa"/>
-            </w:tcMar>
-            <w:vAlign w:val="center"/>
-          </w:tcPr>
-          <w:p>
-            <w:pPr>
-              <w:spacing w:line="264" w:lineRule="auto"/>
-              <w:jc w:val="center"/>
-            </w:pPr>
-            <w:r>
-              <w:rPr>
-                <w:rFonts w:ascii="맑은 고딕" w:eastAsia="맑은 고딕" w:hAnsi="맑은 고딕" w:cs="맑은 고딕"/>
-                <w:b/>
-                <w:i w:val="0"/>
-                <w:color w:val="2B2B33"/>
-              </w:rPr>
-              <w:t>제목</w:t>
-            </w:r>
-          </w:p>
-        </w:tc>
-        <w:tc>
-          <w:tcPr>
-            <w:tcW w:w="6270" w:type="dxa"/>
-            <w:tcBorders>
-              <w:top w:val="single" w:sz="4" w:space="0" w:color="E2E2E8"/>
-              <w:left w:val="single" w:sz="4" w:space="0" w:color="E2E2E8"/>
-              <w:bottom w:val="single" w:sz="4" w:space="0" w:color="E2E2E8"/>
-              <w:right w:val="single" w:sz="4" w:space="0" w:color="E2E2E8"/>
-            </w:tcBorders>
-            <w:tcMar>
-              <w:top w:w="110" w:type="dxa"/>
-              <w:left w:w="170" w:type="dxa"/>
-              <w:bottom w:w="110" w:type="dxa"/>
-              <w:right w:w="170" w:type="dxa"/>
-            </w:tcMar>
-            <w:vAlign w:val="center"/>
-          </w:tcPr>
-          <w:p>
-            <w:pPr>
-              <w:spacing w:line="264" w:lineRule="auto"/>
-            </w:pPr>
-            <w:r>
-              <w:rPr>
-                <w:rFonts w:ascii="맑은 고딕" w:eastAsia="맑은 고딕" w:hAnsi="맑은 고딕" w:cs="맑은 고딕"/>
-                <w:b w:val="0"/>
-                <w:i w:val="0"/>
-                <w:color w:val="2B2B2B"/>
-              </w:rPr>
-              <w:t>음반발매기념 〈조재혁 피아노 리사이틀〉</w:t>
-            </w:r>
-          </w:p>
-        </w:tc>
-      </w:tr>
-      <w:tr>
-        <w:trPr>
-          <w:cantSplit/>
-        </w:trPr>
-        <w:tc>
-          <w:tcPr>
-            <w:tcW w:w="2756" w:type="dxa"/>
-            <w:tcBorders>
-              <w:top w:val="single" w:sz="4" w:space="0" w:color="E2E2E8"/>
-              <w:left w:val="single" w:sz="4" w:space="0" w:color="E2E2E8"/>
-              <w:bottom w:val="single" w:sz="4" w:space="0" w:color="E2E2E8"/>
-              <w:right w:val="single" w:sz="4" w:space="0" w:color="E2E2E8"/>
-            </w:tcBorders>
-            <w:tcMar>
-              <w:top w:w="110" w:type="dxa"/>
-              <w:left w:w="170" w:type="dxa"/>
-              <w:bottom w:w="110" w:type="dxa"/>
-              <w:right w:w="170" w:type="dxa"/>
-            </w:tcMar>
-            <w:vAlign w:val="center"/>
-          </w:tcPr>
-          <w:p>
-            <w:pPr>
-              <w:spacing w:line="264" w:lineRule="auto"/>
-              <w:jc w:val="center"/>
-            </w:pPr>
-            <w:r>
-              <w:rPr>
-                <w:rFonts w:ascii="맑은 고딕" w:eastAsia="맑은 고딕" w:hAnsi="맑은 고딕" w:cs="맑은 고딕"/>
-                <w:b/>
-                <w:i w:val="0"/>
-                <w:color w:val="2B2B33"/>
-              </w:rPr>
-              <w:t>일시</w:t>
-            </w:r>
-          </w:p>
-        </w:tc>
-        <w:tc>
-          <w:tcPr>
-            <w:tcW w:w="6270" w:type="dxa"/>
-            <w:tcBorders>
-              <w:top w:val="single" w:sz="4" w:space="0" w:color="E2E2E8"/>
-              <w:left w:val="single" w:sz="4" w:space="0" w:color="E2E2E8"/>
-              <w:bottom w:val="single" w:sz="4" w:space="0" w:color="E2E2E8"/>
-              <w:right w:val="single" w:sz="4" w:space="0" w:color="E2E2E8"/>
-            </w:tcBorders>
-            <w:tcMar>
-              <w:top w:w="110" w:type="dxa"/>
-              <w:left w:w="170" w:type="dxa"/>
-              <w:bottom w:w="110" w:type="dxa"/>
-              <w:right w:w="170" w:type="dxa"/>
-            </w:tcMar>
-            <w:vAlign w:val="center"/>
-          </w:tcPr>
-          <w:p>
-            <w:pPr>
-              <w:spacing w:line="264" w:lineRule="auto"/>
-            </w:pPr>
-            <w:r>
-              <w:rPr>
-                <w:rFonts w:ascii="맑은 고딕" w:eastAsia="맑은 고딕" w:hAnsi="맑은 고딕" w:cs="맑은 고딕"/>
-                <w:b w:val="0"/>
-                <w:i w:val="0"/>
-                <w:color w:val="2B2B2B"/>
-              </w:rPr>
-              <w:t>9/12(토) 17:00</w:t>
-            </w:r>
-          </w:p>
-        </w:tc>
-      </w:tr>
-      <w:tr>
-        <w:trPr>
-          <w:cantSplit/>
-        </w:trPr>
-        <w:tc>
-          <w:tcPr>
-            <w:tcW w:w="2756" w:type="dxa"/>
-            <w:tcBorders>
-              <w:top w:val="single" w:sz="4" w:space="0" w:color="E2E2E8"/>
-              <w:left w:val="single" w:sz="4" w:space="0" w:color="E2E2E8"/>
-              <w:bottom w:val="single" w:sz="4" w:space="0" w:color="E2E2E8"/>
-              <w:right w:val="single" w:sz="4" w:space="0" w:color="E2E2E8"/>
-            </w:tcBorders>
-            <w:tcMar>
-              <w:top w:w="110" w:type="dxa"/>
-              <w:left w:w="170" w:type="dxa"/>
-              <w:bottom w:w="110" w:type="dxa"/>
-              <w:right w:w="170" w:type="dxa"/>
-            </w:tcMar>
-            <w:vAlign w:val="center"/>
-          </w:tcPr>
-          <w:p>
-            <w:pPr>
-              <w:spacing w:line="264" w:lineRule="auto"/>
-              <w:jc w:val="center"/>
-            </w:pPr>
-            <w:r>
-              <w:rPr>
-                <w:rFonts w:ascii="맑은 고딕" w:eastAsia="맑은 고딕" w:hAnsi="맑은 고딕" w:cs="맑은 고딕"/>
-                <w:b/>
-                <w:i w:val="0"/>
-                <w:color w:val="2B2B33"/>
-              </w:rPr>
-              <w:t>장소</w:t>
-            </w:r>
-          </w:p>
-        </w:tc>
-        <w:tc>
-          <w:tcPr>
-            <w:tcW w:w="6270" w:type="dxa"/>
-            <w:tcBorders>
-              <w:top w:val="single" w:sz="4" w:space="0" w:color="E2E2E8"/>
-              <w:left w:val="single" w:sz="4" w:space="0" w:color="E2E2E8"/>
-              <w:bottom w:val="single" w:sz="4" w:space="0" w:color="E2E2E8"/>
-              <w:right w:val="single" w:sz="4" w:space="0" w:color="E2E2E8"/>
-            </w:tcBorders>
-            <w:tcMar>
-              <w:top w:w="110" w:type="dxa"/>
-              <w:left w:w="170" w:type="dxa"/>
-              <w:bottom w:w="110" w:type="dxa"/>
-              <w:right w:w="170" w:type="dxa"/>
-            </w:tcMar>
-            <w:vAlign w:val="center"/>
-          </w:tcPr>
-          <w:p>
-            <w:pPr>
-              <w:spacing w:line="264" w:lineRule="auto"/>
-            </w:pPr>
-            <w:r>
-              <w:rPr>
-                <w:rFonts w:ascii="맑은 고딕" w:eastAsia="맑은 고딕" w:hAnsi="맑은 고딕" w:cs="맑은 고딕"/>
-                <w:b w:val="0"/>
-                <w:i w:val="0"/>
-                <w:color w:val="2B2B2B"/>
-              </w:rPr>
-              <w:t>GS칼텍스 예울마루 대극장</w:t>
-            </w:r>
-          </w:p>
-        </w:tc>
-      </w:tr>
-      <w:tr>
-        <w:trPr>
-          <w:cantSplit/>
-        </w:trPr>
-        <w:tc>
-          <w:tcPr>
-            <w:tcW w:w="2756" w:type="dxa"/>
-            <w:tcBorders>
-              <w:top w:val="single" w:sz="4" w:space="0" w:color="E2E2E8"/>
-              <w:left w:val="single" w:sz="4" w:space="0" w:color="E2E2E8"/>
-              <w:bottom w:val="single" w:sz="4" w:space="0" w:color="E2E2E8"/>
-              <w:right w:val="single" w:sz="4" w:space="0" w:color="E2E2E8"/>
-            </w:tcBorders>
-            <w:tcMar>
-              <w:top w:w="110" w:type="dxa"/>
-              <w:left w:w="170" w:type="dxa"/>
-              <w:bottom w:w="110" w:type="dxa"/>
-              <w:right w:w="170" w:type="dxa"/>
-            </w:tcMar>
-            <w:vAlign w:val="center"/>
-          </w:tcPr>
-          <w:p>
-            <w:pPr>
-              <w:spacing w:line="264" w:lineRule="auto"/>
-              <w:jc w:val="center"/>
-            </w:pPr>
-            <w:r>
-              <w:rPr>
-                <w:rFonts w:ascii="맑은 고딕" w:eastAsia="맑은 고딕" w:hAnsi="맑은 고딕" w:cs="맑은 고딕"/>
-                <w:b/>
-                <w:i w:val="0"/>
-                <w:color w:val="2B2B33"/>
-              </w:rPr>
-              <w:t>티켓</w:t>
-            </w:r>
-          </w:p>
-        </w:tc>
-        <w:tc>
-          <w:tcPr>
-            <w:tcW w:w="6270" w:type="dxa"/>
-            <w:tcBorders>
-              <w:top w:val="single" w:sz="4" w:space="0" w:color="E2E2E8"/>
-              <w:left w:val="single" w:sz="4" w:space="0" w:color="E2E2E8"/>
-              <w:bottom w:val="single" w:sz="4" w:space="0" w:color="E2E2E8"/>
-              <w:right w:val="single" w:sz="4" w:space="0" w:color="E2E2E8"/>
-            </w:tcBorders>
-            <w:tcMar>
-              <w:top w:w="110" w:type="dxa"/>
-              <w:left w:w="170" w:type="dxa"/>
-              <w:bottom w:w="110" w:type="dxa"/>
-              <w:right w:w="170" w:type="dxa"/>
-            </w:tcMar>
-            <w:vAlign w:val="center"/>
-          </w:tcPr>
-          <w:p>
-            <w:pPr>
-              <w:spacing w:line="264" w:lineRule="auto"/>
-            </w:pPr>
-            <w:r>
-              <w:rPr>
-                <w:rFonts w:ascii="맑은 고딕" w:eastAsia="맑은 고딕" w:hAnsi="맑은 고딕" w:cs="맑은 고딕"/>
-                <w:b w:val="0"/>
-                <w:i w:val="0"/>
-                <w:color w:val="2B2B2B"/>
-              </w:rPr>
-              <w:t>R석 60,000원 / S석 40,000원 / 학생 전석 10,000원</w:t>
-            </w:r>
-          </w:p>
-        </w:tc>
-      </w:tr>
-      <w:tr>
-        <w:trPr>
-          <w:cantSplit/>
-        </w:trPr>
-        <w:tc>
-          <w:tcPr>
-            <w:tcW w:w="2756" w:type="dxa"/>
-            <w:tcBorders>
-              <w:top w:val="single" w:sz="4" w:space="0" w:color="E2E2E8"/>
-              <w:left w:val="single" w:sz="4" w:space="0" w:color="E2E2E8"/>
-              <w:bottom w:val="single" w:sz="4" w:space="0" w:color="E2E2E8"/>
-              <w:right w:val="single" w:sz="4" w:space="0" w:color="E2E2E8"/>
-            </w:tcBorders>
-            <w:tcMar>
-              <w:top w:w="110" w:type="dxa"/>
-              <w:left w:w="170" w:type="dxa"/>
-              <w:bottom w:w="110" w:type="dxa"/>
-              <w:right w:w="170" w:type="dxa"/>
-            </w:tcMar>
-            <w:vAlign w:val="center"/>
-          </w:tcPr>
-          <w:p>
-            <w:pPr>
-              <w:spacing w:line="264" w:lineRule="auto"/>
-              <w:jc w:val="center"/>
-            </w:pPr>
-            <w:r>
-              <w:rPr>
-                <w:rFonts w:ascii="맑은 고딕" w:eastAsia="맑은 고딕" w:hAnsi="맑은 고딕" w:cs="맑은 고딕"/>
-                <w:b/>
-                <w:i w:val="0"/>
-                <w:color w:val="2B2B33"/>
-              </w:rPr>
-              <w:t>러닝타임</w:t>
-            </w:r>
-          </w:p>
-        </w:tc>
-        <w:tc>
-          <w:tcPr>
-            <w:tcW w:w="6270" w:type="dxa"/>
-            <w:tcBorders>
-              <w:top w:val="single" w:sz="4" w:space="0" w:color="E2E2E8"/>
-              <w:left w:val="single" w:sz="4" w:space="0" w:color="E2E2E8"/>
-              <w:bottom w:val="single" w:sz="4" w:space="0" w:color="E2E2E8"/>
-              <w:right w:val="single" w:sz="4" w:space="0" w:color="E2E2E8"/>
-            </w:tcBorders>
-            <w:tcMar>
-              <w:top w:w="110" w:type="dxa"/>
-              <w:left w:w="170" w:type="dxa"/>
-              <w:bottom w:w="110" w:type="dxa"/>
-              <w:right w:w="170" w:type="dxa"/>
-            </w:tcMar>
-            <w:vAlign w:val="center"/>
-          </w:tcPr>
-          <w:p>
-            <w:pPr>
-              <w:spacing w:line="264" w:lineRule="auto"/>
-            </w:pPr>
-            <w:r>
-              <w:rPr>
-                <w:rFonts w:ascii="맑은 고딕" w:eastAsia="맑은 고딕" w:hAnsi="맑은 고딕" w:cs="맑은 고딕"/>
-                <w:b w:val="0"/>
-                <w:i w:val="0"/>
-                <w:color w:val="2B2B2B"/>
-              </w:rPr>
-              <w:t>120분 (인터미션 20분 포함)</w:t>
-            </w:r>
-          </w:p>
-        </w:tc>
-      </w:tr>
-      <w:tr>
-        <w:trPr>
-          <w:cantSplit/>
-        </w:trPr>
-        <w:tc>
-          <w:tcPr>
-            <w:tcW w:w="2756" w:type="dxa"/>
-            <w:tcBorders>
-              <w:top w:val="single" w:sz="4" w:space="0" w:color="E2E2E8"/>
-              <w:left w:val="single" w:sz="4" w:space="0" w:color="E2E2E8"/>
-              <w:bottom w:val="single" w:sz="4" w:space="0" w:color="E2E2E8"/>
-              <w:right w:val="single" w:sz="4" w:space="0" w:color="E2E2E8"/>
-            </w:tcBorders>
-            <w:tcMar>
-              <w:top w:w="110" w:type="dxa"/>
-              <w:left w:w="170" w:type="dxa"/>
-              <w:bottom w:w="110" w:type="dxa"/>
-              <w:right w:w="170" w:type="dxa"/>
-            </w:tcMar>
-            <w:vAlign w:val="center"/>
-          </w:tcPr>
-          <w:p>
-            <w:pPr>
-              <w:spacing w:line="264" w:lineRule="auto"/>
-              <w:jc w:val="center"/>
-            </w:pPr>
-            <w:r>
-              <w:rPr>
-                <w:rFonts w:ascii="맑은 고딕" w:eastAsia="맑은 고딕" w:hAnsi="맑은 고딕" w:cs="맑은 고딕"/>
-                <w:b/>
-                <w:i w:val="0"/>
-                <w:color w:val="2B2B33"/>
-              </w:rPr>
-              <w:t>관람연령</w:t>
-            </w:r>
-          </w:p>
-        </w:tc>
-        <w:tc>
-          <w:tcPr>
-            <w:tcW w:w="6270" w:type="dxa"/>
-            <w:tcBorders>
-              <w:top w:val="single" w:sz="4" w:space="0" w:color="E2E2E8"/>
-              <w:left w:val="single" w:sz="4" w:space="0" w:color="E2E2E8"/>
-              <w:bottom w:val="single" w:sz="4" w:space="0" w:color="E2E2E8"/>
-              <w:right w:val="single" w:sz="4" w:space="0" w:color="E2E2E8"/>
-            </w:tcBorders>
-            <w:tcMar>
-              <w:top w:w="110" w:type="dxa"/>
-              <w:left w:w="170" w:type="dxa"/>
-              <w:bottom w:w="110" w:type="dxa"/>
-              <w:right w:w="170" w:type="dxa"/>
-            </w:tcMar>
-            <w:vAlign w:val="center"/>
-          </w:tcPr>
-          <w:p>
-            <w:pPr>
-              <w:spacing w:line="264" w:lineRule="auto"/>
-            </w:pPr>
-            <w:r>
-              <w:rPr>
-                <w:rFonts w:ascii="맑은 고딕" w:eastAsia="맑은 고딕" w:hAnsi="맑은 고딕" w:cs="맑은 고딕"/>
-                <w:b w:val="0"/>
-                <w:i w:val="0"/>
-                <w:color w:val="2B2B2B"/>
-              </w:rPr>
-              <w:t>초등학생 이상</w:t>
-            </w:r>
-          </w:p>
-        </w:tc>
-      </w:tr>
-    </w:tbl>
     <w:p>
       <w:pPr>
         <w:spacing w:before="0" w:after="120"/>
@@ -1744,7 +1057,205 @@
           <w:color w:val="34408C"/>
           <w:sz w:val="25"/>
         </w:rPr>
-        <w:t>③ 국립현대무용단 〈트리플 빌〉 · 10/14(수)</w:t>
+        <w:t>3. 국립현대무용단 〈트리플 빌〉 : 한 저녁에 만나는 세 편의 현대무용</w:t>
+      </w:r>
+    </w:p>
+    <w:p>
+      <w:pPr>
+        <w:spacing w:before="30" w:after="0" w:line="276" w:lineRule="auto"/>
+        <w:ind w:left="120"/>
+      </w:pPr>
+      <w:r>
+        <w:rPr>
+          <w:rFonts w:ascii="맑은 고딕" w:eastAsia="맑은 고딕" w:hAnsi="맑은 고딕" w:cs="맑은 고딕"/>
+          <w:b w:val="0"/>
+          <w:i w:val="0"/>
+          <w:color w:val="34408C"/>
+        </w:rPr>
+        <w:t xml:space="preserve">▫ </w:t>
+      </w:r>
+      <w:r>
+        <w:rPr>
+          <w:rFonts w:ascii="맑은 고딕" w:eastAsia="맑은 고딕" w:hAnsi="맑은 고딕" w:cs="맑은 고딕"/>
+          <w:b/>
+          <w:i w:val="0"/>
+          <w:color w:val="2B2B33"/>
+        </w:rPr>
+        <w:t xml:space="preserve">티켓 오픈 : </w:t>
+      </w:r>
+      <w:r>
+        <w:rPr>
+          <w:rFonts w:ascii="맑은 고딕" w:eastAsia="맑은 고딕" w:hAnsi="맑은 고딕" w:cs="맑은 고딕"/>
+          <w:b w:val="0"/>
+          <w:i w:val="0"/>
+          <w:color w:val="2B2B2B"/>
+        </w:rPr>
+        <w:t>현재 예매 가능</w:t>
+      </w:r>
+    </w:p>
+    <w:p>
+      <w:pPr>
+        <w:spacing w:before="0" w:after="0" w:line="276" w:lineRule="auto"/>
+        <w:ind w:left="120"/>
+      </w:pPr>
+      <w:r>
+        <w:rPr>
+          <w:rFonts w:ascii="맑은 고딕" w:eastAsia="맑은 고딕" w:hAnsi="맑은 고딕" w:cs="맑은 고딕"/>
+          <w:b w:val="0"/>
+          <w:i w:val="0"/>
+          <w:color w:val="34408C"/>
+        </w:rPr>
+        <w:t xml:space="preserve">▫ </w:t>
+      </w:r>
+      <w:r>
+        <w:rPr>
+          <w:rFonts w:ascii="맑은 고딕" w:eastAsia="맑은 고딕" w:hAnsi="맑은 고딕" w:cs="맑은 고딕"/>
+          <w:b/>
+          <w:i w:val="0"/>
+          <w:color w:val="2B2B33"/>
+        </w:rPr>
+        <w:t xml:space="preserve">공연 일시 : </w:t>
+      </w:r>
+      <w:r>
+        <w:rPr>
+          <w:rFonts w:ascii="맑은 고딕" w:eastAsia="맑은 고딕" w:hAnsi="맑은 고딕" w:cs="맑은 고딕"/>
+          <w:b w:val="0"/>
+          <w:i w:val="0"/>
+          <w:color w:val="2B2B2B"/>
+        </w:rPr>
+        <w:t>2026년 10월 14일(수) 오후 7시 30분</w:t>
+      </w:r>
+    </w:p>
+    <w:p>
+      <w:pPr>
+        <w:spacing w:before="0" w:after="0" w:line="276" w:lineRule="auto"/>
+        <w:ind w:left="120"/>
+      </w:pPr>
+      <w:r>
+        <w:rPr>
+          <w:rFonts w:ascii="맑은 고딕" w:eastAsia="맑은 고딕" w:hAnsi="맑은 고딕" w:cs="맑은 고딕"/>
+          <w:b w:val="0"/>
+          <w:i w:val="0"/>
+          <w:color w:val="34408C"/>
+        </w:rPr>
+        <w:t xml:space="preserve">▫ </w:t>
+      </w:r>
+      <w:r>
+        <w:rPr>
+          <w:rFonts w:ascii="맑은 고딕" w:eastAsia="맑은 고딕" w:hAnsi="맑은 고딕" w:cs="맑은 고딕"/>
+          <w:b/>
+          <w:i w:val="0"/>
+          <w:color w:val="2B2B33"/>
+        </w:rPr>
+        <w:t xml:space="preserve">공연 장소 : </w:t>
+      </w:r>
+      <w:r>
+        <w:rPr>
+          <w:rFonts w:ascii="맑은 고딕" w:eastAsia="맑은 고딕" w:hAnsi="맑은 고딕" w:cs="맑은 고딕"/>
+          <w:b w:val="0"/>
+          <w:i w:val="0"/>
+          <w:color w:val="2B2B2B"/>
+        </w:rPr>
+        <w:t>GS칼텍스 예울마루 대극장</w:t>
+      </w:r>
+    </w:p>
+    <w:p>
+      <w:pPr>
+        <w:spacing w:before="0" w:after="0" w:line="276" w:lineRule="auto"/>
+        <w:ind w:left="120"/>
+      </w:pPr>
+      <w:r>
+        <w:rPr>
+          <w:rFonts w:ascii="맑은 고딕" w:eastAsia="맑은 고딕" w:hAnsi="맑은 고딕" w:cs="맑은 고딕"/>
+          <w:b w:val="0"/>
+          <w:i w:val="0"/>
+          <w:color w:val="34408C"/>
+        </w:rPr>
+        <w:t xml:space="preserve">▫ </w:t>
+      </w:r>
+      <w:r>
+        <w:rPr>
+          <w:rFonts w:ascii="맑은 고딕" w:eastAsia="맑은 고딕" w:hAnsi="맑은 고딕" w:cs="맑은 고딕"/>
+          <w:b/>
+          <w:i w:val="0"/>
+          <w:color w:val="2B2B33"/>
+        </w:rPr>
+        <w:t xml:space="preserve">티켓 가격 : </w:t>
+      </w:r>
+      <w:r>
+        <w:rPr>
+          <w:rFonts w:ascii="맑은 고딕" w:eastAsia="맑은 고딕" w:hAnsi="맑은 고딕" w:cs="맑은 고딕"/>
+          <w:b w:val="0"/>
+          <w:i w:val="0"/>
+          <w:color w:val="2B2B2B"/>
+        </w:rPr>
+        <w:t>R석 60,000원 / S석 40,000원</w:t>
+      </w:r>
+    </w:p>
+    <w:p>
+      <w:pPr>
+        <w:spacing w:before="0" w:after="0" w:line="276" w:lineRule="auto"/>
+        <w:ind w:left="120"/>
+      </w:pPr>
+      <w:r>
+        <w:rPr>
+          <w:rFonts w:ascii="맑은 고딕" w:eastAsia="맑은 고딕" w:hAnsi="맑은 고딕" w:cs="맑은 고딕"/>
+          <w:b w:val="0"/>
+          <w:i w:val="0"/>
+          <w:color w:val="34408C"/>
+        </w:rPr>
+        <w:t xml:space="preserve">▫ </w:t>
+      </w:r>
+      <w:r>
+        <w:rPr>
+          <w:rFonts w:ascii="맑은 고딕" w:eastAsia="맑은 고딕" w:hAnsi="맑은 고딕" w:cs="맑은 고딕"/>
+          <w:b/>
+          <w:i w:val="0"/>
+          <w:color w:val="2B2B33"/>
+        </w:rPr>
+        <w:t xml:space="preserve">관람 시간 : </w:t>
+      </w:r>
+      <w:r>
+        <w:rPr>
+          <w:rFonts w:ascii="맑은 고딕" w:eastAsia="맑은 고딕" w:hAnsi="맑은 고딕" w:cs="맑은 고딕"/>
+          <w:b w:val="0"/>
+          <w:i w:val="0"/>
+          <w:color w:val="2B2B2B"/>
+        </w:rPr>
+        <w:t>105분 (인터미션 15분 포함)</w:t>
+      </w:r>
+    </w:p>
+    <w:p>
+      <w:pPr>
+        <w:spacing w:before="0" w:after="140" w:line="276" w:lineRule="auto"/>
+        <w:ind w:left="120"/>
+      </w:pPr>
+      <w:r>
+        <w:rPr>
+          <w:rFonts w:ascii="맑은 고딕" w:eastAsia="맑은 고딕" w:hAnsi="맑은 고딕" w:cs="맑은 고딕"/>
+          <w:b w:val="0"/>
+          <w:i w:val="0"/>
+          <w:color w:val="34408C"/>
+        </w:rPr>
+        <w:t xml:space="preserve">▫ </w:t>
+      </w:r>
+      <w:r>
+        <w:rPr>
+          <w:rFonts w:ascii="맑은 고딕" w:eastAsia="맑은 고딕" w:hAnsi="맑은 고딕" w:cs="맑은 고딕"/>
+          <w:b/>
+          <w:i w:val="0"/>
+          <w:color w:val="2B2B33"/>
+        </w:rPr>
+        <w:t xml:space="preserve">관람 연령 : </w:t>
+      </w:r>
+      <w:r>
+        <w:rPr>
+          <w:rFonts w:ascii="맑은 고딕" w:eastAsia="맑은 고딕" w:hAnsi="맑은 고딕" w:cs="맑은 고딕"/>
+          <w:b w:val="0"/>
+          <w:i w:val="0"/>
+          <w:color w:val="2B2B2B"/>
+        </w:rPr>
+        <w:t>초등학생 이상</w:t>
       </w:r>
     </w:p>
     <w:p>
@@ -1758,7 +1269,7 @@
           <w:i w:val="0"/>
           <w:color w:val="2B2B2B"/>
         </w:rPr>
-        <w:t>10월의 첫 무대는 춤이다. 트리플 빌은 말 그대로 세 편을 한 저녁에 잇는 형식으로, 짧은 작품이 연달아 지나가는 동안 안무가마다 몸을 다루는 방식이 얼마나 다른지가 그대로 드러난다. 한 편이 길게 끌고 가는 서사에 익숙한 관객에게는 오히려 이 편성이 문턱이 낮다. 마음에 걸리는 한 편만 있어도 그날 저녁은 남는다.</w:t>
+        <w:t>10월의 첫 무대는 춤입니다. ‘트리플 빌’은 말 그대로 세 편의 작품을 한 저녁에 이어서 선보이는 형식인데요. 짧은 작품이 연달아 지나가는 동안 안무가마다 몸을 다루는 방식이 얼마나 다른지 자연스럽게 느끼실 수 있습니다.</w:t>
       </w:r>
     </w:p>
     <w:p>
@@ -1772,7 +1283,21 @@
           <w:i w:val="0"/>
           <w:color w:val="2B2B2B"/>
         </w:rPr>
-        <w:t>국립현대무용단은 국내 유일의 국립 현대무용 단체다. 러닝타임은 인터미션 15분을 포함해 105분이며, 학교 등 단체 예매는 별도 신청 창구로 받는다.</w:t>
+        <w:t>한 편이 길게 이어지는 이야기에 익숙하신 분들께는 오히려 이런 편성이 부담이 덜합니다. 세 편 가운데 마음에 남는 한 편만 있어도 그날 저녁은 충분히 기억에 남으실 겁니다.</w:t>
+      </w:r>
+    </w:p>
+    <w:p>
+      <w:pPr>
+        <w:spacing w:after="80" w:line="300" w:lineRule="auto"/>
+      </w:pPr>
+      <w:r>
+        <w:rPr>
+          <w:rFonts w:ascii="맑은 고딕" w:eastAsia="맑은 고딕" w:hAnsi="맑은 고딕" w:cs="맑은 고딕"/>
+          <w:b w:val="0"/>
+          <w:i w:val="0"/>
+          <w:color w:val="2B2B2B"/>
+        </w:rPr>
+        <w:t>국립현대무용단은 국내 유일의 국립 현대무용 단체입니다. 학교 등 단체 예매는 별도 신청 창구를 통해 접수하고 있습니다.</w:t>
       </w:r>
     </w:p>
     <w:p>
@@ -1807,589 +1332,6 @@
         <w:t>국립현대무용단 〈트리플 빌〉 공연 사진 / 제공. GS칼텍스 예울마루(국립현대무용단)</w:t>
       </w:r>
     </w:p>
-    <w:tbl>
-      <w:tblPr>
-        <w:tblW w:w="9026" w:type="dxa"/>
-        <w:jc w:val="left"/>
-        <w:tblBorders>
-          <w:top w:val="single" w:sz="4" w:space="0" w:color="auto"/>
-          <w:left w:val="single" w:sz="4" w:space="0" w:color="auto"/>
-          <w:bottom w:val="single" w:sz="4" w:space="0" w:color="auto"/>
-          <w:right w:val="single" w:sz="4" w:space="0" w:color="auto"/>
-          <w:insideH w:val="single" w:sz="4" w:space="0" w:color="auto"/>
-          <w:insideV w:val="single" w:sz="4" w:space="0" w:color="auto"/>
-        </w:tblBorders>
-        <w:tblCellMar>
-          <w:left w:w="10" w:type="dxa"/>
-          <w:right w:w="10" w:type="dxa"/>
-        </w:tblCellMar>
-        <w:tblLook w:firstColumn="1" w:firstRow="1" w:lastColumn="0" w:lastRow="0" w:noHBand="0" w:noVBand="1" w:val="04A0"/>
-      </w:tblPr>
-      <w:tblGrid>
-        <w:gridCol w:w="4514"/>
-        <w:gridCol w:w="4514"/>
-      </w:tblGrid>
-      <w:tr>
-        <w:trPr>
-          <w:cantSplit/>
-        </w:trPr>
-        <w:tc>
-          <w:tcPr>
-            <w:tcW w:w="2756" w:type="dxa"/>
-            <w:tcBorders>
-              <w:top w:val="single" w:sz="4" w:space="0" w:color="E2E2E8"/>
-              <w:left w:val="single" w:sz="4" w:space="0" w:color="E2E2E8"/>
-              <w:bottom w:val="single" w:sz="4" w:space="0" w:color="E2E2E8"/>
-              <w:right w:val="single" w:sz="4" w:space="0" w:color="E2E2E8"/>
-            </w:tcBorders>
-            <w:tcMar>
-              <w:top w:w="110" w:type="dxa"/>
-              <w:left w:w="170" w:type="dxa"/>
-              <w:bottom w:w="110" w:type="dxa"/>
-              <w:right w:w="170" w:type="dxa"/>
-            </w:tcMar>
-            <w:vAlign w:val="center"/>
-          </w:tcPr>
-          <w:p>
-            <w:pPr>
-              <w:spacing w:line="264" w:lineRule="auto"/>
-              <w:jc w:val="center"/>
-            </w:pPr>
-            <w:r>
-              <w:rPr>
-                <w:rFonts w:ascii="맑은 고딕" w:eastAsia="맑은 고딕" w:hAnsi="맑은 고딕" w:cs="맑은 고딕"/>
-                <w:b/>
-                <w:i w:val="0"/>
-                <w:color w:val="2B2B33"/>
-              </w:rPr>
-              <w:t>장르</w:t>
-            </w:r>
-          </w:p>
-        </w:tc>
-        <w:tc>
-          <w:tcPr>
-            <w:tcW w:w="6270" w:type="dxa"/>
-            <w:tcBorders>
-              <w:top w:val="single" w:sz="4" w:space="0" w:color="E2E2E8"/>
-              <w:left w:val="single" w:sz="4" w:space="0" w:color="E2E2E8"/>
-              <w:bottom w:val="single" w:sz="4" w:space="0" w:color="E2E2E8"/>
-              <w:right w:val="single" w:sz="4" w:space="0" w:color="E2E2E8"/>
-            </w:tcBorders>
-            <w:tcMar>
-              <w:top w:w="110" w:type="dxa"/>
-              <w:left w:w="170" w:type="dxa"/>
-              <w:bottom w:w="110" w:type="dxa"/>
-              <w:right w:w="170" w:type="dxa"/>
-            </w:tcMar>
-            <w:vAlign w:val="center"/>
-          </w:tcPr>
-          <w:p>
-            <w:pPr>
-              <w:spacing w:line="264" w:lineRule="auto"/>
-            </w:pPr>
-            <w:r>
-              <w:rPr>
-                <w:rFonts w:ascii="맑은 고딕" w:eastAsia="맑은 고딕" w:hAnsi="맑은 고딕" w:cs="맑은 고딕"/>
-                <w:b w:val="0"/>
-                <w:i w:val="0"/>
-                <w:color w:val="2B2B2B"/>
-              </w:rPr>
-              <w:t>무용 (현대무용)</w:t>
-            </w:r>
-          </w:p>
-        </w:tc>
-      </w:tr>
-      <w:tr>
-        <w:trPr>
-          <w:cantSplit/>
-        </w:trPr>
-        <w:tc>
-          <w:tcPr>
-            <w:tcW w:w="2756" w:type="dxa"/>
-            <w:tcBorders>
-              <w:top w:val="single" w:sz="4" w:space="0" w:color="E2E2E8"/>
-              <w:left w:val="single" w:sz="4" w:space="0" w:color="E2E2E8"/>
-              <w:bottom w:val="single" w:sz="4" w:space="0" w:color="E2E2E8"/>
-              <w:right w:val="single" w:sz="4" w:space="0" w:color="E2E2E8"/>
-            </w:tcBorders>
-            <w:tcMar>
-              <w:top w:w="110" w:type="dxa"/>
-              <w:left w:w="170" w:type="dxa"/>
-              <w:bottom w:w="110" w:type="dxa"/>
-              <w:right w:w="170" w:type="dxa"/>
-            </w:tcMar>
-            <w:vAlign w:val="center"/>
-          </w:tcPr>
-          <w:p>
-            <w:pPr>
-              <w:spacing w:line="264" w:lineRule="auto"/>
-              <w:jc w:val="center"/>
-            </w:pPr>
-            <w:r>
-              <w:rPr>
-                <w:rFonts w:ascii="맑은 고딕" w:eastAsia="맑은 고딕" w:hAnsi="맑은 고딕" w:cs="맑은 고딕"/>
-                <w:b/>
-                <w:i w:val="0"/>
-                <w:color w:val="2B2B33"/>
-              </w:rPr>
-              <w:t>티켓 오픈</w:t>
-            </w:r>
-          </w:p>
-        </w:tc>
-        <w:tc>
-          <w:tcPr>
-            <w:tcW w:w="6270" w:type="dxa"/>
-            <w:tcBorders>
-              <w:top w:val="single" w:sz="4" w:space="0" w:color="E2E2E8"/>
-              <w:left w:val="single" w:sz="4" w:space="0" w:color="E2E2E8"/>
-              <w:bottom w:val="single" w:sz="4" w:space="0" w:color="E2E2E8"/>
-              <w:right w:val="single" w:sz="4" w:space="0" w:color="E2E2E8"/>
-            </w:tcBorders>
-            <w:tcMar>
-              <w:top w:w="110" w:type="dxa"/>
-              <w:left w:w="170" w:type="dxa"/>
-              <w:bottom w:w="110" w:type="dxa"/>
-              <w:right w:w="170" w:type="dxa"/>
-            </w:tcMar>
-            <w:vAlign w:val="center"/>
-          </w:tcPr>
-          <w:p>
-            <w:pPr>
-              <w:spacing w:line="264" w:lineRule="auto"/>
-            </w:pPr>
-            <w:r>
-              <w:rPr>
-                <w:rFonts w:ascii="맑은 고딕" w:eastAsia="맑은 고딕" w:hAnsi="맑은 고딕" w:cs="맑은 고딕"/>
-                <w:b w:val="0"/>
-                <w:i w:val="0"/>
-                <w:color w:val="2B2B2B"/>
-              </w:rPr>
-              <w:t>판매 중</w:t>
-            </w:r>
-          </w:p>
-        </w:tc>
-      </w:tr>
-      <w:tr>
-        <w:trPr>
-          <w:cantSplit/>
-        </w:trPr>
-        <w:tc>
-          <w:tcPr>
-            <w:tcW w:w="2756" w:type="dxa"/>
-            <w:tcBorders>
-              <w:top w:val="single" w:sz="4" w:space="0" w:color="E2E2E8"/>
-              <w:left w:val="single" w:sz="4" w:space="0" w:color="E2E2E8"/>
-              <w:bottom w:val="single" w:sz="4" w:space="0" w:color="E2E2E8"/>
-              <w:right w:val="single" w:sz="4" w:space="0" w:color="E2E2E8"/>
-            </w:tcBorders>
-            <w:tcMar>
-              <w:top w:w="110" w:type="dxa"/>
-              <w:left w:w="170" w:type="dxa"/>
-              <w:bottom w:w="110" w:type="dxa"/>
-              <w:right w:w="170" w:type="dxa"/>
-            </w:tcMar>
-            <w:vAlign w:val="center"/>
-          </w:tcPr>
-          <w:p>
-            <w:pPr>
-              <w:spacing w:line="264" w:lineRule="auto"/>
-              <w:jc w:val="center"/>
-            </w:pPr>
-            <w:r>
-              <w:rPr>
-                <w:rFonts w:ascii="맑은 고딕" w:eastAsia="맑은 고딕" w:hAnsi="맑은 고딕" w:cs="맑은 고딕"/>
-                <w:b/>
-                <w:i w:val="0"/>
-                <w:color w:val="2B2B33"/>
-              </w:rPr>
-              <w:t>제목</w:t>
-            </w:r>
-          </w:p>
-        </w:tc>
-        <w:tc>
-          <w:tcPr>
-            <w:tcW w:w="6270" w:type="dxa"/>
-            <w:tcBorders>
-              <w:top w:val="single" w:sz="4" w:space="0" w:color="E2E2E8"/>
-              <w:left w:val="single" w:sz="4" w:space="0" w:color="E2E2E8"/>
-              <w:bottom w:val="single" w:sz="4" w:space="0" w:color="E2E2E8"/>
-              <w:right w:val="single" w:sz="4" w:space="0" w:color="E2E2E8"/>
-            </w:tcBorders>
-            <w:tcMar>
-              <w:top w:w="110" w:type="dxa"/>
-              <w:left w:w="170" w:type="dxa"/>
-              <w:bottom w:w="110" w:type="dxa"/>
-              <w:right w:w="170" w:type="dxa"/>
-            </w:tcMar>
-            <w:vAlign w:val="center"/>
-          </w:tcPr>
-          <w:p>
-            <w:pPr>
-              <w:spacing w:line="264" w:lineRule="auto"/>
-            </w:pPr>
-            <w:r>
-              <w:rPr>
-                <w:rFonts w:ascii="맑은 고딕" w:eastAsia="맑은 고딕" w:hAnsi="맑은 고딕" w:cs="맑은 고딕"/>
-                <w:b w:val="0"/>
-                <w:i w:val="0"/>
-                <w:color w:val="2B2B2B"/>
-              </w:rPr>
-              <w:t>국립현대무용단 〈트리플 빌〉</w:t>
-            </w:r>
-          </w:p>
-        </w:tc>
-      </w:tr>
-      <w:tr>
-        <w:trPr>
-          <w:cantSplit/>
-        </w:trPr>
-        <w:tc>
-          <w:tcPr>
-            <w:tcW w:w="2756" w:type="dxa"/>
-            <w:tcBorders>
-              <w:top w:val="single" w:sz="4" w:space="0" w:color="E2E2E8"/>
-              <w:left w:val="single" w:sz="4" w:space="0" w:color="E2E2E8"/>
-              <w:bottom w:val="single" w:sz="4" w:space="0" w:color="E2E2E8"/>
-              <w:right w:val="single" w:sz="4" w:space="0" w:color="E2E2E8"/>
-            </w:tcBorders>
-            <w:tcMar>
-              <w:top w:w="110" w:type="dxa"/>
-              <w:left w:w="170" w:type="dxa"/>
-              <w:bottom w:w="110" w:type="dxa"/>
-              <w:right w:w="170" w:type="dxa"/>
-            </w:tcMar>
-            <w:vAlign w:val="center"/>
-          </w:tcPr>
-          <w:p>
-            <w:pPr>
-              <w:spacing w:line="264" w:lineRule="auto"/>
-              <w:jc w:val="center"/>
-            </w:pPr>
-            <w:r>
-              <w:rPr>
-                <w:rFonts w:ascii="맑은 고딕" w:eastAsia="맑은 고딕" w:hAnsi="맑은 고딕" w:cs="맑은 고딕"/>
-                <w:b/>
-                <w:i w:val="0"/>
-                <w:color w:val="2B2B33"/>
-              </w:rPr>
-              <w:t>일시</w:t>
-            </w:r>
-          </w:p>
-        </w:tc>
-        <w:tc>
-          <w:tcPr>
-            <w:tcW w:w="6270" w:type="dxa"/>
-            <w:tcBorders>
-              <w:top w:val="single" w:sz="4" w:space="0" w:color="E2E2E8"/>
-              <w:left w:val="single" w:sz="4" w:space="0" w:color="E2E2E8"/>
-              <w:bottom w:val="single" w:sz="4" w:space="0" w:color="E2E2E8"/>
-              <w:right w:val="single" w:sz="4" w:space="0" w:color="E2E2E8"/>
-            </w:tcBorders>
-            <w:tcMar>
-              <w:top w:w="110" w:type="dxa"/>
-              <w:left w:w="170" w:type="dxa"/>
-              <w:bottom w:w="110" w:type="dxa"/>
-              <w:right w:w="170" w:type="dxa"/>
-            </w:tcMar>
-            <w:vAlign w:val="center"/>
-          </w:tcPr>
-          <w:p>
-            <w:pPr>
-              <w:spacing w:line="264" w:lineRule="auto"/>
-            </w:pPr>
-            <w:r>
-              <w:rPr>
-                <w:rFonts w:ascii="맑은 고딕" w:eastAsia="맑은 고딕" w:hAnsi="맑은 고딕" w:cs="맑은 고딕"/>
-                <w:b w:val="0"/>
-                <w:i w:val="0"/>
-                <w:color w:val="2B2B2B"/>
-              </w:rPr>
-              <w:t>10/14(수) 19:30</w:t>
-            </w:r>
-          </w:p>
-        </w:tc>
-      </w:tr>
-      <w:tr>
-        <w:trPr>
-          <w:cantSplit/>
-        </w:trPr>
-        <w:tc>
-          <w:tcPr>
-            <w:tcW w:w="2756" w:type="dxa"/>
-            <w:tcBorders>
-              <w:top w:val="single" w:sz="4" w:space="0" w:color="E2E2E8"/>
-              <w:left w:val="single" w:sz="4" w:space="0" w:color="E2E2E8"/>
-              <w:bottom w:val="single" w:sz="4" w:space="0" w:color="E2E2E8"/>
-              <w:right w:val="single" w:sz="4" w:space="0" w:color="E2E2E8"/>
-            </w:tcBorders>
-            <w:tcMar>
-              <w:top w:w="110" w:type="dxa"/>
-              <w:left w:w="170" w:type="dxa"/>
-              <w:bottom w:w="110" w:type="dxa"/>
-              <w:right w:w="170" w:type="dxa"/>
-            </w:tcMar>
-            <w:vAlign w:val="center"/>
-          </w:tcPr>
-          <w:p>
-            <w:pPr>
-              <w:spacing w:line="264" w:lineRule="auto"/>
-              <w:jc w:val="center"/>
-            </w:pPr>
-            <w:r>
-              <w:rPr>
-                <w:rFonts w:ascii="맑은 고딕" w:eastAsia="맑은 고딕" w:hAnsi="맑은 고딕" w:cs="맑은 고딕"/>
-                <w:b/>
-                <w:i w:val="0"/>
-                <w:color w:val="2B2B33"/>
-              </w:rPr>
-              <w:t>장소</w:t>
-            </w:r>
-          </w:p>
-        </w:tc>
-        <w:tc>
-          <w:tcPr>
-            <w:tcW w:w="6270" w:type="dxa"/>
-            <w:tcBorders>
-              <w:top w:val="single" w:sz="4" w:space="0" w:color="E2E2E8"/>
-              <w:left w:val="single" w:sz="4" w:space="0" w:color="E2E2E8"/>
-              <w:bottom w:val="single" w:sz="4" w:space="0" w:color="E2E2E8"/>
-              <w:right w:val="single" w:sz="4" w:space="0" w:color="E2E2E8"/>
-            </w:tcBorders>
-            <w:tcMar>
-              <w:top w:w="110" w:type="dxa"/>
-              <w:left w:w="170" w:type="dxa"/>
-              <w:bottom w:w="110" w:type="dxa"/>
-              <w:right w:w="170" w:type="dxa"/>
-            </w:tcMar>
-            <w:vAlign w:val="center"/>
-          </w:tcPr>
-          <w:p>
-            <w:pPr>
-              <w:spacing w:line="264" w:lineRule="auto"/>
-            </w:pPr>
-            <w:r>
-              <w:rPr>
-                <w:rFonts w:ascii="맑은 고딕" w:eastAsia="맑은 고딕" w:hAnsi="맑은 고딕" w:cs="맑은 고딕"/>
-                <w:b w:val="0"/>
-                <w:i w:val="0"/>
-                <w:color w:val="2B2B2B"/>
-              </w:rPr>
-              <w:t>GS칼텍스 예울마루 대극장</w:t>
-            </w:r>
-          </w:p>
-        </w:tc>
-      </w:tr>
-      <w:tr>
-        <w:trPr>
-          <w:cantSplit/>
-        </w:trPr>
-        <w:tc>
-          <w:tcPr>
-            <w:tcW w:w="2756" w:type="dxa"/>
-            <w:tcBorders>
-              <w:top w:val="single" w:sz="4" w:space="0" w:color="E2E2E8"/>
-              <w:left w:val="single" w:sz="4" w:space="0" w:color="E2E2E8"/>
-              <w:bottom w:val="single" w:sz="4" w:space="0" w:color="E2E2E8"/>
-              <w:right w:val="single" w:sz="4" w:space="0" w:color="E2E2E8"/>
-            </w:tcBorders>
-            <w:tcMar>
-              <w:top w:w="110" w:type="dxa"/>
-              <w:left w:w="170" w:type="dxa"/>
-              <w:bottom w:w="110" w:type="dxa"/>
-              <w:right w:w="170" w:type="dxa"/>
-            </w:tcMar>
-            <w:vAlign w:val="center"/>
-          </w:tcPr>
-          <w:p>
-            <w:pPr>
-              <w:spacing w:line="264" w:lineRule="auto"/>
-              <w:jc w:val="center"/>
-            </w:pPr>
-            <w:r>
-              <w:rPr>
-                <w:rFonts w:ascii="맑은 고딕" w:eastAsia="맑은 고딕" w:hAnsi="맑은 고딕" w:cs="맑은 고딕"/>
-                <w:b/>
-                <w:i w:val="0"/>
-                <w:color w:val="2B2B33"/>
-              </w:rPr>
-              <w:t>티켓</w:t>
-            </w:r>
-          </w:p>
-        </w:tc>
-        <w:tc>
-          <w:tcPr>
-            <w:tcW w:w="6270" w:type="dxa"/>
-            <w:tcBorders>
-              <w:top w:val="single" w:sz="4" w:space="0" w:color="E2E2E8"/>
-              <w:left w:val="single" w:sz="4" w:space="0" w:color="E2E2E8"/>
-              <w:bottom w:val="single" w:sz="4" w:space="0" w:color="E2E2E8"/>
-              <w:right w:val="single" w:sz="4" w:space="0" w:color="E2E2E8"/>
-            </w:tcBorders>
-            <w:tcMar>
-              <w:top w:w="110" w:type="dxa"/>
-              <w:left w:w="170" w:type="dxa"/>
-              <w:bottom w:w="110" w:type="dxa"/>
-              <w:right w:w="170" w:type="dxa"/>
-            </w:tcMar>
-            <w:vAlign w:val="center"/>
-          </w:tcPr>
-          <w:p>
-            <w:pPr>
-              <w:spacing w:line="264" w:lineRule="auto"/>
-            </w:pPr>
-            <w:r>
-              <w:rPr>
-                <w:rFonts w:ascii="맑은 고딕" w:eastAsia="맑은 고딕" w:hAnsi="맑은 고딕" w:cs="맑은 고딕"/>
-                <w:b w:val="0"/>
-                <w:i w:val="0"/>
-                <w:color w:val="2B2B2B"/>
-              </w:rPr>
-              <w:t>R석 60,000원 / S석 40,000원</w:t>
-            </w:r>
-          </w:p>
-        </w:tc>
-      </w:tr>
-      <w:tr>
-        <w:trPr>
-          <w:cantSplit/>
-        </w:trPr>
-        <w:tc>
-          <w:tcPr>
-            <w:tcW w:w="2756" w:type="dxa"/>
-            <w:tcBorders>
-              <w:top w:val="single" w:sz="4" w:space="0" w:color="E2E2E8"/>
-              <w:left w:val="single" w:sz="4" w:space="0" w:color="E2E2E8"/>
-              <w:bottom w:val="single" w:sz="4" w:space="0" w:color="E2E2E8"/>
-              <w:right w:val="single" w:sz="4" w:space="0" w:color="E2E2E8"/>
-            </w:tcBorders>
-            <w:tcMar>
-              <w:top w:w="110" w:type="dxa"/>
-              <w:left w:w="170" w:type="dxa"/>
-              <w:bottom w:w="110" w:type="dxa"/>
-              <w:right w:w="170" w:type="dxa"/>
-            </w:tcMar>
-            <w:vAlign w:val="center"/>
-          </w:tcPr>
-          <w:p>
-            <w:pPr>
-              <w:spacing w:line="264" w:lineRule="auto"/>
-              <w:jc w:val="center"/>
-            </w:pPr>
-            <w:r>
-              <w:rPr>
-                <w:rFonts w:ascii="맑은 고딕" w:eastAsia="맑은 고딕" w:hAnsi="맑은 고딕" w:cs="맑은 고딕"/>
-                <w:b/>
-                <w:i w:val="0"/>
-                <w:color w:val="2B2B33"/>
-              </w:rPr>
-              <w:t>러닝타임</w:t>
-            </w:r>
-          </w:p>
-        </w:tc>
-        <w:tc>
-          <w:tcPr>
-            <w:tcW w:w="6270" w:type="dxa"/>
-            <w:tcBorders>
-              <w:top w:val="single" w:sz="4" w:space="0" w:color="E2E2E8"/>
-              <w:left w:val="single" w:sz="4" w:space="0" w:color="E2E2E8"/>
-              <w:bottom w:val="single" w:sz="4" w:space="0" w:color="E2E2E8"/>
-              <w:right w:val="single" w:sz="4" w:space="0" w:color="E2E2E8"/>
-            </w:tcBorders>
-            <w:tcMar>
-              <w:top w:w="110" w:type="dxa"/>
-              <w:left w:w="170" w:type="dxa"/>
-              <w:bottom w:w="110" w:type="dxa"/>
-              <w:right w:w="170" w:type="dxa"/>
-            </w:tcMar>
-            <w:vAlign w:val="center"/>
-          </w:tcPr>
-          <w:p>
-            <w:pPr>
-              <w:spacing w:line="264" w:lineRule="auto"/>
-            </w:pPr>
-            <w:r>
-              <w:rPr>
-                <w:rFonts w:ascii="맑은 고딕" w:eastAsia="맑은 고딕" w:hAnsi="맑은 고딕" w:cs="맑은 고딕"/>
-                <w:b w:val="0"/>
-                <w:i w:val="0"/>
-                <w:color w:val="2B2B2B"/>
-              </w:rPr>
-              <w:t>105분 (인터미션 15분 포함)</w:t>
-            </w:r>
-          </w:p>
-        </w:tc>
-      </w:tr>
-      <w:tr>
-        <w:trPr>
-          <w:cantSplit/>
-        </w:trPr>
-        <w:tc>
-          <w:tcPr>
-            <w:tcW w:w="2756" w:type="dxa"/>
-            <w:tcBorders>
-              <w:top w:val="single" w:sz="4" w:space="0" w:color="E2E2E8"/>
-              <w:left w:val="single" w:sz="4" w:space="0" w:color="E2E2E8"/>
-              <w:bottom w:val="single" w:sz="4" w:space="0" w:color="E2E2E8"/>
-              <w:right w:val="single" w:sz="4" w:space="0" w:color="E2E2E8"/>
-            </w:tcBorders>
-            <w:tcMar>
-              <w:top w:w="110" w:type="dxa"/>
-              <w:left w:w="170" w:type="dxa"/>
-              <w:bottom w:w="110" w:type="dxa"/>
-              <w:right w:w="170" w:type="dxa"/>
-            </w:tcMar>
-            <w:vAlign w:val="center"/>
-          </w:tcPr>
-          <w:p>
-            <w:pPr>
-              <w:spacing w:line="264" w:lineRule="auto"/>
-              <w:jc w:val="center"/>
-            </w:pPr>
-            <w:r>
-              <w:rPr>
-                <w:rFonts w:ascii="맑은 고딕" w:eastAsia="맑은 고딕" w:hAnsi="맑은 고딕" w:cs="맑은 고딕"/>
-                <w:b/>
-                <w:i w:val="0"/>
-                <w:color w:val="2B2B33"/>
-              </w:rPr>
-              <w:t>관람연령</w:t>
-            </w:r>
-          </w:p>
-        </w:tc>
-        <w:tc>
-          <w:tcPr>
-            <w:tcW w:w="6270" w:type="dxa"/>
-            <w:tcBorders>
-              <w:top w:val="single" w:sz="4" w:space="0" w:color="E2E2E8"/>
-              <w:left w:val="single" w:sz="4" w:space="0" w:color="E2E2E8"/>
-              <w:bottom w:val="single" w:sz="4" w:space="0" w:color="E2E2E8"/>
-              <w:right w:val="single" w:sz="4" w:space="0" w:color="E2E2E8"/>
-            </w:tcBorders>
-            <w:tcMar>
-              <w:top w:w="110" w:type="dxa"/>
-              <w:left w:w="170" w:type="dxa"/>
-              <w:bottom w:w="110" w:type="dxa"/>
-              <w:right w:w="170" w:type="dxa"/>
-            </w:tcMar>
-            <w:vAlign w:val="center"/>
-          </w:tcPr>
-          <w:p>
-            <w:pPr>
-              <w:spacing w:line="264" w:lineRule="auto"/>
-            </w:pPr>
-            <w:r>
-              <w:rPr>
-                <w:rFonts w:ascii="맑은 고딕" w:eastAsia="맑은 고딕" w:hAnsi="맑은 고딕" w:cs="맑은 고딕"/>
-                <w:b w:val="0"/>
-                <w:i w:val="0"/>
-                <w:color w:val="2B2B2B"/>
-              </w:rPr>
-              <w:t>초등학생 이상</w:t>
-            </w:r>
-          </w:p>
-        </w:tc>
-      </w:tr>
-    </w:tbl>
     <w:p>
       <w:pPr>
         <w:spacing w:before="0" w:after="120"/>
@@ -2415,7 +1357,7 @@
           <w:i w:val="0"/>
           <w:color w:val="2B2B2B"/>
         </w:rPr>
-        <w:t xml:space="preserve"> — 2026년 국립현대무용단 트리플 빌은 윌리엄 포사이스 〈하나의 편평한 것, 복제된〉, 이재영 〈메커니즘〉, 정철인 〈비보호〉로 알려져 있으나 이는 서울(예술의전당 10/2~4) 편성 기준이다. 예울마루 10/14 공연의 상연작이 동일한지 무용단 확인 후 안무가·작품명을 본문에 넣는다.</w:t>
+        <w:t xml:space="preserve"> — 2026년 국립현대무용단 트리플 빌은 윌리엄 포사이스 〈하나의 편평한 것, 복제된〉, 이재영 〈메커니즘〉, 정철인 〈비보호〉로 알려져 있으나 이는 서울(예술의전당 10/2~4) 편성 기준입니다. 예울마루 10/14 공연의 상연작이 동일한지 무용단 확인 후 안무가·작품명을 본문에 넣습니다.</w:t>
       </w:r>
     </w:p>
     <w:p>
@@ -2440,7 +1382,172 @@
           <w:color w:val="34408C"/>
           <w:sz w:val="25"/>
         </w:rPr>
-        <w:t>④ 〈18세기, 시대악기로 만나는 바로크의 정점과 고전의 새벽〉 · 10/22(목)</w:t>
+        <w:t>4. 〈18세기, 시대악기로 만나는 바로크의 정점과 고전의 새벽〉 : 그 시절의 악기로 듣는 그 시절의 음악</w:t>
+      </w:r>
+    </w:p>
+    <w:p>
+      <w:pPr>
+        <w:spacing w:before="30" w:after="0" w:line="276" w:lineRule="auto"/>
+        <w:ind w:left="120"/>
+      </w:pPr>
+      <w:r>
+        <w:rPr>
+          <w:rFonts w:ascii="맑은 고딕" w:eastAsia="맑은 고딕" w:hAnsi="맑은 고딕" w:cs="맑은 고딕"/>
+          <w:b w:val="0"/>
+          <w:i w:val="0"/>
+          <w:color w:val="34408C"/>
+        </w:rPr>
+        <w:t xml:space="preserve">▫ </w:t>
+      </w:r>
+      <w:r>
+        <w:rPr>
+          <w:rFonts w:ascii="맑은 고딕" w:eastAsia="맑은 고딕" w:hAnsi="맑은 고딕" w:cs="맑은 고딕"/>
+          <w:b/>
+          <w:i w:val="0"/>
+          <w:color w:val="2B2B33"/>
+        </w:rPr>
+        <w:t xml:space="preserve">티켓 오픈 : </w:t>
+      </w:r>
+      <w:r>
+        <w:rPr>
+          <w:rFonts w:ascii="맑은 고딕" w:eastAsia="맑은 고딕" w:hAnsi="맑은 고딕" w:cs="맑은 고딕"/>
+          <w:b w:val="0"/>
+          <w:i w:val="0"/>
+          <w:color w:val="2B2B2B"/>
+        </w:rPr>
+        <w:t>추후 공지 예정</w:t>
+      </w:r>
+    </w:p>
+    <w:p>
+      <w:pPr>
+        <w:spacing w:before="0" w:after="0" w:line="276" w:lineRule="auto"/>
+        <w:ind w:left="120"/>
+      </w:pPr>
+      <w:r>
+        <w:rPr>
+          <w:rFonts w:ascii="맑은 고딕" w:eastAsia="맑은 고딕" w:hAnsi="맑은 고딕" w:cs="맑은 고딕"/>
+          <w:b w:val="0"/>
+          <w:i w:val="0"/>
+          <w:color w:val="34408C"/>
+        </w:rPr>
+        <w:t xml:space="preserve">▫ </w:t>
+      </w:r>
+      <w:r>
+        <w:rPr>
+          <w:rFonts w:ascii="맑은 고딕" w:eastAsia="맑은 고딕" w:hAnsi="맑은 고딕" w:cs="맑은 고딕"/>
+          <w:b/>
+          <w:i w:val="0"/>
+          <w:color w:val="2B2B33"/>
+        </w:rPr>
+        <w:t xml:space="preserve">공연 일시 : </w:t>
+      </w:r>
+      <w:r>
+        <w:rPr>
+          <w:rFonts w:ascii="맑은 고딕" w:eastAsia="맑은 고딕" w:hAnsi="맑은 고딕" w:cs="맑은 고딕"/>
+          <w:b w:val="0"/>
+          <w:i w:val="0"/>
+          <w:color w:val="2B2B2B"/>
+        </w:rPr>
+        <w:t>2026년 10월 22일(목) 〔시간 미정〕</w:t>
+      </w:r>
+    </w:p>
+    <w:p>
+      <w:pPr>
+        <w:spacing w:before="0" w:after="0" w:line="276" w:lineRule="auto"/>
+        <w:ind w:left="120"/>
+      </w:pPr>
+      <w:r>
+        <w:rPr>
+          <w:rFonts w:ascii="맑은 고딕" w:eastAsia="맑은 고딕" w:hAnsi="맑은 고딕" w:cs="맑은 고딕"/>
+          <w:b w:val="0"/>
+          <w:i w:val="0"/>
+          <w:color w:val="34408C"/>
+        </w:rPr>
+        <w:t xml:space="preserve">▫ </w:t>
+      </w:r>
+      <w:r>
+        <w:rPr>
+          <w:rFonts w:ascii="맑은 고딕" w:eastAsia="맑은 고딕" w:hAnsi="맑은 고딕" w:cs="맑은 고딕"/>
+          <w:b/>
+          <w:i w:val="0"/>
+          <w:color w:val="2B2B33"/>
+        </w:rPr>
+        <w:t xml:space="preserve">공연 장소 : </w:t>
+      </w:r>
+      <w:r>
+        <w:rPr>
+          <w:rFonts w:ascii="맑은 고딕" w:eastAsia="맑은 고딕" w:hAnsi="맑은 고딕" w:cs="맑은 고딕"/>
+          <w:b w:val="0"/>
+          <w:i w:val="0"/>
+          <w:color w:val="2B2B2B"/>
+        </w:rPr>
+        <w:t>GS칼텍스 예울마루 대극장</w:t>
+      </w:r>
+    </w:p>
+    <w:p>
+      <w:pPr>
+        <w:spacing w:before="0" w:after="0" w:line="276" w:lineRule="auto"/>
+        <w:ind w:left="120"/>
+      </w:pPr>
+      <w:r>
+        <w:rPr>
+          <w:rFonts w:ascii="맑은 고딕" w:eastAsia="맑은 고딕" w:hAnsi="맑은 고딕" w:cs="맑은 고딕"/>
+          <w:b w:val="0"/>
+          <w:i w:val="0"/>
+          <w:color w:val="34408C"/>
+        </w:rPr>
+        <w:t xml:space="preserve">▫ </w:t>
+      </w:r>
+      <w:r>
+        <w:rPr>
+          <w:rFonts w:ascii="맑은 고딕" w:eastAsia="맑은 고딕" w:hAnsi="맑은 고딕" w:cs="맑은 고딕"/>
+          <w:b/>
+          <w:i w:val="0"/>
+          <w:color w:val="2B2B33"/>
+        </w:rPr>
+        <w:t xml:space="preserve">티켓 가격 : </w:t>
+      </w:r>
+      <w:r>
+        <w:rPr>
+          <w:rFonts w:ascii="맑은 고딕" w:eastAsia="맑은 고딕" w:hAnsi="맑은 고딕" w:cs="맑은 고딕"/>
+          <w:b w:val="0"/>
+          <w:i w:val="0"/>
+          <w:color w:val="2B2B2B"/>
+        </w:rPr>
+        <w:t>〔확정 필요〕</w:t>
+      </w:r>
+    </w:p>
+    <w:p>
+      <w:pPr>
+        <w:spacing w:before="0" w:after="140" w:line="276" w:lineRule="auto"/>
+        <w:ind w:left="120"/>
+      </w:pPr>
+      <w:r>
+        <w:rPr>
+          <w:rFonts w:ascii="맑은 고딕" w:eastAsia="맑은 고딕" w:hAnsi="맑은 고딕" w:cs="맑은 고딕"/>
+          <w:b w:val="0"/>
+          <w:i w:val="0"/>
+          <w:color w:val="34408C"/>
+        </w:rPr>
+        <w:t xml:space="preserve">▫ </w:t>
+      </w:r>
+      <w:r>
+        <w:rPr>
+          <w:rFonts w:ascii="맑은 고딕" w:eastAsia="맑은 고딕" w:hAnsi="맑은 고딕" w:cs="맑은 고딕"/>
+          <w:b/>
+          <w:i w:val="0"/>
+          <w:color w:val="2B2B33"/>
+        </w:rPr>
+        <w:t xml:space="preserve">관람 연령 : </w:t>
+      </w:r>
+      <w:r>
+        <w:rPr>
+          <w:rFonts w:ascii="맑은 고딕" w:eastAsia="맑은 고딕" w:hAnsi="맑은 고딕" w:cs="맑은 고딕"/>
+          <w:b w:val="0"/>
+          <w:i w:val="0"/>
+          <w:color w:val="2B2B2B"/>
+        </w:rPr>
+        <w:t>〔확정 필요〕</w:t>
       </w:r>
     </w:p>
     <w:p>
@@ -2454,7 +1561,7 @@
           <w:i w:val="0"/>
           <w:color w:val="2B2B2B"/>
         </w:rPr>
-        <w:t>같은 달 셋째 주에는 결이 아주 다른 클래식 한 편이 놓인다. 시대악기는 곡이 쓰이던 그 시절의 악기와 조율을 그대로 가져와 연주하는 방식이다. 현은 거트를 쓰고 활도 그때 모양이라, 같은 악보라도 소리의 결과 울림의 크기가 오늘의 악기와 다르다. 바로크의 정점과 고전의 새벽이라는 제목은 그 경계에 선 18세기를 한 저녁에 지나가겠다는 뜻으로 읽힌다.</w:t>
+        <w:t>같은 달 셋째 주에는 결이 사뭇 다른 클래식 공연이 찾아옵니다. ‘시대악기’는 곡이 쓰이던 그 시절의 악기와 조율을 그대로 가져와 연주하는 방식을 말합니다.</w:t>
       </w:r>
     </w:p>
     <w:p>
@@ -2468,7 +1575,21 @@
           <w:i w:val="0"/>
           <w:color w:val="2B2B2B"/>
         </w:rPr>
-        <w:t>이 공연은 이번 다섯 편 중 유일하게 티켓이 아직 열리지 않았다. 세부 편성과 가격은 확정되는 대로 공개된다.</w:t>
+        <w:t>현은 거트를 쓰고 활도 그 시대의 모양을 따르기 때문에, 같은 악보라도 소리의 결과 울림의 크기가 오늘날의 악기와 다릅니다. ‘바로크의 정점과 고전의 새벽’이라는 제목처럼, 두 시대의 경계에 선 18세기를 한 저녁에 지나가는 공연이 될 것으로 보입니다.</w:t>
+      </w:r>
+    </w:p>
+    <w:p>
+      <w:pPr>
+        <w:spacing w:after="80" w:line="300" w:lineRule="auto"/>
+      </w:pPr>
+      <w:r>
+        <w:rPr>
+          <w:rFonts w:ascii="맑은 고딕" w:eastAsia="맑은 고딕" w:hAnsi="맑은 고딕" w:cs="맑은 고딕"/>
+          <w:b w:val="0"/>
+          <w:i w:val="0"/>
+          <w:color w:val="2B2B2B"/>
+        </w:rPr>
+        <w:t>이번에 소개해 드리는 다섯 편 가운데 유일하게 아직 티켓이 열리지 않은 공연입니다. 세부 편성과 가격은 확정되는 대로 예울마루 홈페이지를 통해 안내해 드리겠습니다.</w:t>
       </w:r>
     </w:p>
     <w:p>
@@ -2503,519 +1624,6 @@
         <w:t>〈18세기, 시대악기로 만나는 바로크의 정점과 고전의 새벽〉 포스터 / 제공. GS칼텍스 예울마루</w:t>
       </w:r>
     </w:p>
-    <w:tbl>
-      <w:tblPr>
-        <w:tblW w:w="9026" w:type="dxa"/>
-        <w:jc w:val="left"/>
-        <w:tblBorders>
-          <w:top w:val="single" w:sz="4" w:space="0" w:color="auto"/>
-          <w:left w:val="single" w:sz="4" w:space="0" w:color="auto"/>
-          <w:bottom w:val="single" w:sz="4" w:space="0" w:color="auto"/>
-          <w:right w:val="single" w:sz="4" w:space="0" w:color="auto"/>
-          <w:insideH w:val="single" w:sz="4" w:space="0" w:color="auto"/>
-          <w:insideV w:val="single" w:sz="4" w:space="0" w:color="auto"/>
-        </w:tblBorders>
-        <w:tblCellMar>
-          <w:left w:w="10" w:type="dxa"/>
-          <w:right w:w="10" w:type="dxa"/>
-        </w:tblCellMar>
-        <w:tblLook w:firstColumn="1" w:firstRow="1" w:lastColumn="0" w:lastRow="0" w:noHBand="0" w:noVBand="1" w:val="04A0"/>
-      </w:tblPr>
-      <w:tblGrid>
-        <w:gridCol w:w="4514"/>
-        <w:gridCol w:w="4514"/>
-      </w:tblGrid>
-      <w:tr>
-        <w:trPr>
-          <w:cantSplit/>
-        </w:trPr>
-        <w:tc>
-          <w:tcPr>
-            <w:tcW w:w="2756" w:type="dxa"/>
-            <w:tcBorders>
-              <w:top w:val="single" w:sz="4" w:space="0" w:color="E2E2E8"/>
-              <w:left w:val="single" w:sz="4" w:space="0" w:color="E2E2E8"/>
-              <w:bottom w:val="single" w:sz="4" w:space="0" w:color="E2E2E8"/>
-              <w:right w:val="single" w:sz="4" w:space="0" w:color="E2E2E8"/>
-            </w:tcBorders>
-            <w:tcMar>
-              <w:top w:w="110" w:type="dxa"/>
-              <w:left w:w="170" w:type="dxa"/>
-              <w:bottom w:w="110" w:type="dxa"/>
-              <w:right w:w="170" w:type="dxa"/>
-            </w:tcMar>
-            <w:vAlign w:val="center"/>
-          </w:tcPr>
-          <w:p>
-            <w:pPr>
-              <w:spacing w:line="264" w:lineRule="auto"/>
-              <w:jc w:val="center"/>
-            </w:pPr>
-            <w:r>
-              <w:rPr>
-                <w:rFonts w:ascii="맑은 고딕" w:eastAsia="맑은 고딕" w:hAnsi="맑은 고딕" w:cs="맑은 고딕"/>
-                <w:b/>
-                <w:i w:val="0"/>
-                <w:color w:val="2B2B33"/>
-              </w:rPr>
-              <w:t>장르</w:t>
-            </w:r>
-          </w:p>
-        </w:tc>
-        <w:tc>
-          <w:tcPr>
-            <w:tcW w:w="6270" w:type="dxa"/>
-            <w:tcBorders>
-              <w:top w:val="single" w:sz="4" w:space="0" w:color="E2E2E8"/>
-              <w:left w:val="single" w:sz="4" w:space="0" w:color="E2E2E8"/>
-              <w:bottom w:val="single" w:sz="4" w:space="0" w:color="E2E2E8"/>
-              <w:right w:val="single" w:sz="4" w:space="0" w:color="E2E2E8"/>
-            </w:tcBorders>
-            <w:tcMar>
-              <w:top w:w="110" w:type="dxa"/>
-              <w:left w:w="170" w:type="dxa"/>
-              <w:bottom w:w="110" w:type="dxa"/>
-              <w:right w:w="170" w:type="dxa"/>
-            </w:tcMar>
-            <w:vAlign w:val="center"/>
-          </w:tcPr>
-          <w:p>
-            <w:pPr>
-              <w:spacing w:line="264" w:lineRule="auto"/>
-            </w:pPr>
-            <w:r>
-              <w:rPr>
-                <w:rFonts w:ascii="맑은 고딕" w:eastAsia="맑은 고딕" w:hAnsi="맑은 고딕" w:cs="맑은 고딕"/>
-                <w:b w:val="0"/>
-                <w:i w:val="0"/>
-                <w:color w:val="2B2B2B"/>
-              </w:rPr>
-              <w:t>클래식 (시대악기)</w:t>
-            </w:r>
-          </w:p>
-        </w:tc>
-      </w:tr>
-      <w:tr>
-        <w:trPr>
-          <w:cantSplit/>
-        </w:trPr>
-        <w:tc>
-          <w:tcPr>
-            <w:tcW w:w="2756" w:type="dxa"/>
-            <w:tcBorders>
-              <w:top w:val="single" w:sz="4" w:space="0" w:color="E2E2E8"/>
-              <w:left w:val="single" w:sz="4" w:space="0" w:color="E2E2E8"/>
-              <w:bottom w:val="single" w:sz="4" w:space="0" w:color="E2E2E8"/>
-              <w:right w:val="single" w:sz="4" w:space="0" w:color="E2E2E8"/>
-            </w:tcBorders>
-            <w:tcMar>
-              <w:top w:w="110" w:type="dxa"/>
-              <w:left w:w="170" w:type="dxa"/>
-              <w:bottom w:w="110" w:type="dxa"/>
-              <w:right w:w="170" w:type="dxa"/>
-            </w:tcMar>
-            <w:vAlign w:val="center"/>
-          </w:tcPr>
-          <w:p>
-            <w:pPr>
-              <w:spacing w:line="264" w:lineRule="auto"/>
-              <w:jc w:val="center"/>
-            </w:pPr>
-            <w:r>
-              <w:rPr>
-                <w:rFonts w:ascii="맑은 고딕" w:eastAsia="맑은 고딕" w:hAnsi="맑은 고딕" w:cs="맑은 고딕"/>
-                <w:b/>
-                <w:i w:val="0"/>
-                <w:color w:val="2B2B33"/>
-              </w:rPr>
-              <w:t>티켓 오픈</w:t>
-            </w:r>
-          </w:p>
-        </w:tc>
-        <w:tc>
-          <w:tcPr>
-            <w:tcW w:w="6270" w:type="dxa"/>
-            <w:tcBorders>
-              <w:top w:val="single" w:sz="4" w:space="0" w:color="E2E2E8"/>
-              <w:left w:val="single" w:sz="4" w:space="0" w:color="E2E2E8"/>
-              <w:bottom w:val="single" w:sz="4" w:space="0" w:color="E2E2E8"/>
-              <w:right w:val="single" w:sz="4" w:space="0" w:color="E2E2E8"/>
-            </w:tcBorders>
-            <w:tcMar>
-              <w:top w:w="110" w:type="dxa"/>
-              <w:left w:w="170" w:type="dxa"/>
-              <w:bottom w:w="110" w:type="dxa"/>
-              <w:right w:w="170" w:type="dxa"/>
-            </w:tcMar>
-            <w:vAlign w:val="center"/>
-          </w:tcPr>
-          <w:p>
-            <w:pPr>
-              <w:spacing w:line="264" w:lineRule="auto"/>
-            </w:pPr>
-            <w:r>
-              <w:rPr>
-                <w:rFonts w:ascii="맑은 고딕" w:eastAsia="맑은 고딕" w:hAnsi="맑은 고딕" w:cs="맑은 고딕"/>
-                <w:b w:val="0"/>
-                <w:i w:val="0"/>
-                <w:color w:val="2B2B2B"/>
-              </w:rPr>
-              <w:t>미정 — 추후 공지</w:t>
-            </w:r>
-          </w:p>
-        </w:tc>
-      </w:tr>
-      <w:tr>
-        <w:trPr>
-          <w:cantSplit/>
-        </w:trPr>
-        <w:tc>
-          <w:tcPr>
-            <w:tcW w:w="2756" w:type="dxa"/>
-            <w:tcBorders>
-              <w:top w:val="single" w:sz="4" w:space="0" w:color="E2E2E8"/>
-              <w:left w:val="single" w:sz="4" w:space="0" w:color="E2E2E8"/>
-              <w:bottom w:val="single" w:sz="4" w:space="0" w:color="E2E2E8"/>
-              <w:right w:val="single" w:sz="4" w:space="0" w:color="E2E2E8"/>
-            </w:tcBorders>
-            <w:tcMar>
-              <w:top w:w="110" w:type="dxa"/>
-              <w:left w:w="170" w:type="dxa"/>
-              <w:bottom w:w="110" w:type="dxa"/>
-              <w:right w:w="170" w:type="dxa"/>
-            </w:tcMar>
-            <w:vAlign w:val="center"/>
-          </w:tcPr>
-          <w:p>
-            <w:pPr>
-              <w:spacing w:line="264" w:lineRule="auto"/>
-              <w:jc w:val="center"/>
-            </w:pPr>
-            <w:r>
-              <w:rPr>
-                <w:rFonts w:ascii="맑은 고딕" w:eastAsia="맑은 고딕" w:hAnsi="맑은 고딕" w:cs="맑은 고딕"/>
-                <w:b/>
-                <w:i w:val="0"/>
-                <w:color w:val="2B2B33"/>
-              </w:rPr>
-              <w:t>제목</w:t>
-            </w:r>
-          </w:p>
-        </w:tc>
-        <w:tc>
-          <w:tcPr>
-            <w:tcW w:w="6270" w:type="dxa"/>
-            <w:tcBorders>
-              <w:top w:val="single" w:sz="4" w:space="0" w:color="E2E2E8"/>
-              <w:left w:val="single" w:sz="4" w:space="0" w:color="E2E2E8"/>
-              <w:bottom w:val="single" w:sz="4" w:space="0" w:color="E2E2E8"/>
-              <w:right w:val="single" w:sz="4" w:space="0" w:color="E2E2E8"/>
-            </w:tcBorders>
-            <w:tcMar>
-              <w:top w:w="110" w:type="dxa"/>
-              <w:left w:w="170" w:type="dxa"/>
-              <w:bottom w:w="110" w:type="dxa"/>
-              <w:right w:w="170" w:type="dxa"/>
-            </w:tcMar>
-            <w:vAlign w:val="center"/>
-          </w:tcPr>
-          <w:p>
-            <w:pPr>
-              <w:spacing w:line="264" w:lineRule="auto"/>
-            </w:pPr>
-            <w:r>
-              <w:rPr>
-                <w:rFonts w:ascii="맑은 고딕" w:eastAsia="맑은 고딕" w:hAnsi="맑은 고딕" w:cs="맑은 고딕"/>
-                <w:b w:val="0"/>
-                <w:i w:val="0"/>
-                <w:color w:val="2B2B2B"/>
-              </w:rPr>
-              <w:t>18세기, 시대악기로 만나는 바로크의 정점과 고전의 새벽</w:t>
-            </w:r>
-          </w:p>
-        </w:tc>
-      </w:tr>
-      <w:tr>
-        <w:trPr>
-          <w:cantSplit/>
-        </w:trPr>
-        <w:tc>
-          <w:tcPr>
-            <w:tcW w:w="2756" w:type="dxa"/>
-            <w:tcBorders>
-              <w:top w:val="single" w:sz="4" w:space="0" w:color="E2E2E8"/>
-              <w:left w:val="single" w:sz="4" w:space="0" w:color="E2E2E8"/>
-              <w:bottom w:val="single" w:sz="4" w:space="0" w:color="E2E2E8"/>
-              <w:right w:val="single" w:sz="4" w:space="0" w:color="E2E2E8"/>
-            </w:tcBorders>
-            <w:tcMar>
-              <w:top w:w="110" w:type="dxa"/>
-              <w:left w:w="170" w:type="dxa"/>
-              <w:bottom w:w="110" w:type="dxa"/>
-              <w:right w:w="170" w:type="dxa"/>
-            </w:tcMar>
-            <w:vAlign w:val="center"/>
-          </w:tcPr>
-          <w:p>
-            <w:pPr>
-              <w:spacing w:line="264" w:lineRule="auto"/>
-              <w:jc w:val="center"/>
-            </w:pPr>
-            <w:r>
-              <w:rPr>
-                <w:rFonts w:ascii="맑은 고딕" w:eastAsia="맑은 고딕" w:hAnsi="맑은 고딕" w:cs="맑은 고딕"/>
-                <w:b/>
-                <w:i w:val="0"/>
-                <w:color w:val="2B2B33"/>
-              </w:rPr>
-              <w:t>일시</w:t>
-            </w:r>
-          </w:p>
-        </w:tc>
-        <w:tc>
-          <w:tcPr>
-            <w:tcW w:w="6270" w:type="dxa"/>
-            <w:tcBorders>
-              <w:top w:val="single" w:sz="4" w:space="0" w:color="E2E2E8"/>
-              <w:left w:val="single" w:sz="4" w:space="0" w:color="E2E2E8"/>
-              <w:bottom w:val="single" w:sz="4" w:space="0" w:color="E2E2E8"/>
-              <w:right w:val="single" w:sz="4" w:space="0" w:color="E2E2E8"/>
-            </w:tcBorders>
-            <w:tcMar>
-              <w:top w:w="110" w:type="dxa"/>
-              <w:left w:w="170" w:type="dxa"/>
-              <w:bottom w:w="110" w:type="dxa"/>
-              <w:right w:w="170" w:type="dxa"/>
-            </w:tcMar>
-            <w:vAlign w:val="center"/>
-          </w:tcPr>
-          <w:p>
-            <w:pPr>
-              <w:spacing w:line="264" w:lineRule="auto"/>
-            </w:pPr>
-            <w:r>
-              <w:rPr>
-                <w:rFonts w:ascii="맑은 고딕" w:eastAsia="맑은 고딕" w:hAnsi="맑은 고딕" w:cs="맑은 고딕"/>
-                <w:b w:val="0"/>
-                <w:i w:val="0"/>
-                <w:color w:val="2B2B2B"/>
-              </w:rPr>
-              <w:t>10/22(목) 〔시간 미정〕</w:t>
-            </w:r>
-          </w:p>
-        </w:tc>
-      </w:tr>
-      <w:tr>
-        <w:trPr>
-          <w:cantSplit/>
-        </w:trPr>
-        <w:tc>
-          <w:tcPr>
-            <w:tcW w:w="2756" w:type="dxa"/>
-            <w:tcBorders>
-              <w:top w:val="single" w:sz="4" w:space="0" w:color="E2E2E8"/>
-              <w:left w:val="single" w:sz="4" w:space="0" w:color="E2E2E8"/>
-              <w:bottom w:val="single" w:sz="4" w:space="0" w:color="E2E2E8"/>
-              <w:right w:val="single" w:sz="4" w:space="0" w:color="E2E2E8"/>
-            </w:tcBorders>
-            <w:tcMar>
-              <w:top w:w="110" w:type="dxa"/>
-              <w:left w:w="170" w:type="dxa"/>
-              <w:bottom w:w="110" w:type="dxa"/>
-              <w:right w:w="170" w:type="dxa"/>
-            </w:tcMar>
-            <w:vAlign w:val="center"/>
-          </w:tcPr>
-          <w:p>
-            <w:pPr>
-              <w:spacing w:line="264" w:lineRule="auto"/>
-              <w:jc w:val="center"/>
-            </w:pPr>
-            <w:r>
-              <w:rPr>
-                <w:rFonts w:ascii="맑은 고딕" w:eastAsia="맑은 고딕" w:hAnsi="맑은 고딕" w:cs="맑은 고딕"/>
-                <w:b/>
-                <w:i w:val="0"/>
-                <w:color w:val="2B2B33"/>
-              </w:rPr>
-              <w:t>장소</w:t>
-            </w:r>
-          </w:p>
-        </w:tc>
-        <w:tc>
-          <w:tcPr>
-            <w:tcW w:w="6270" w:type="dxa"/>
-            <w:tcBorders>
-              <w:top w:val="single" w:sz="4" w:space="0" w:color="E2E2E8"/>
-              <w:left w:val="single" w:sz="4" w:space="0" w:color="E2E2E8"/>
-              <w:bottom w:val="single" w:sz="4" w:space="0" w:color="E2E2E8"/>
-              <w:right w:val="single" w:sz="4" w:space="0" w:color="E2E2E8"/>
-            </w:tcBorders>
-            <w:tcMar>
-              <w:top w:w="110" w:type="dxa"/>
-              <w:left w:w="170" w:type="dxa"/>
-              <w:bottom w:w="110" w:type="dxa"/>
-              <w:right w:w="170" w:type="dxa"/>
-            </w:tcMar>
-            <w:vAlign w:val="center"/>
-          </w:tcPr>
-          <w:p>
-            <w:pPr>
-              <w:spacing w:line="264" w:lineRule="auto"/>
-            </w:pPr>
-            <w:r>
-              <w:rPr>
-                <w:rFonts w:ascii="맑은 고딕" w:eastAsia="맑은 고딕" w:hAnsi="맑은 고딕" w:cs="맑은 고딕"/>
-                <w:b w:val="0"/>
-                <w:i w:val="0"/>
-                <w:color w:val="2B2B2B"/>
-              </w:rPr>
-              <w:t>GS칼텍스 예울마루 대극장</w:t>
-            </w:r>
-          </w:p>
-        </w:tc>
-      </w:tr>
-      <w:tr>
-        <w:trPr>
-          <w:cantSplit/>
-        </w:trPr>
-        <w:tc>
-          <w:tcPr>
-            <w:tcW w:w="2756" w:type="dxa"/>
-            <w:tcBorders>
-              <w:top w:val="single" w:sz="4" w:space="0" w:color="E2E2E8"/>
-              <w:left w:val="single" w:sz="4" w:space="0" w:color="E2E2E8"/>
-              <w:bottom w:val="single" w:sz="4" w:space="0" w:color="E2E2E8"/>
-              <w:right w:val="single" w:sz="4" w:space="0" w:color="E2E2E8"/>
-            </w:tcBorders>
-            <w:tcMar>
-              <w:top w:w="110" w:type="dxa"/>
-              <w:left w:w="170" w:type="dxa"/>
-              <w:bottom w:w="110" w:type="dxa"/>
-              <w:right w:w="170" w:type="dxa"/>
-            </w:tcMar>
-            <w:vAlign w:val="center"/>
-          </w:tcPr>
-          <w:p>
-            <w:pPr>
-              <w:spacing w:line="264" w:lineRule="auto"/>
-              <w:jc w:val="center"/>
-            </w:pPr>
-            <w:r>
-              <w:rPr>
-                <w:rFonts w:ascii="맑은 고딕" w:eastAsia="맑은 고딕" w:hAnsi="맑은 고딕" w:cs="맑은 고딕"/>
-                <w:b/>
-                <w:i w:val="0"/>
-                <w:color w:val="2B2B33"/>
-              </w:rPr>
-              <w:t>티켓</w:t>
-            </w:r>
-          </w:p>
-        </w:tc>
-        <w:tc>
-          <w:tcPr>
-            <w:tcW w:w="6270" w:type="dxa"/>
-            <w:tcBorders>
-              <w:top w:val="single" w:sz="4" w:space="0" w:color="E2E2E8"/>
-              <w:left w:val="single" w:sz="4" w:space="0" w:color="E2E2E8"/>
-              <w:bottom w:val="single" w:sz="4" w:space="0" w:color="E2E2E8"/>
-              <w:right w:val="single" w:sz="4" w:space="0" w:color="E2E2E8"/>
-            </w:tcBorders>
-            <w:tcMar>
-              <w:top w:w="110" w:type="dxa"/>
-              <w:left w:w="170" w:type="dxa"/>
-              <w:bottom w:w="110" w:type="dxa"/>
-              <w:right w:w="170" w:type="dxa"/>
-            </w:tcMar>
-            <w:vAlign w:val="center"/>
-          </w:tcPr>
-          <w:p>
-            <w:pPr>
-              <w:spacing w:line="264" w:lineRule="auto"/>
-            </w:pPr>
-            <w:r>
-              <w:rPr>
-                <w:rFonts w:ascii="맑은 고딕" w:eastAsia="맑은 고딕" w:hAnsi="맑은 고딕" w:cs="맑은 고딕"/>
-                <w:b w:val="0"/>
-                <w:i w:val="0"/>
-                <w:color w:val="2B2B2B"/>
-              </w:rPr>
-              <w:t>〔확정 필요〕</w:t>
-            </w:r>
-          </w:p>
-        </w:tc>
-      </w:tr>
-      <w:tr>
-        <w:trPr>
-          <w:cantSplit/>
-        </w:trPr>
-        <w:tc>
-          <w:tcPr>
-            <w:tcW w:w="2756" w:type="dxa"/>
-            <w:tcBorders>
-              <w:top w:val="single" w:sz="4" w:space="0" w:color="E2E2E8"/>
-              <w:left w:val="single" w:sz="4" w:space="0" w:color="E2E2E8"/>
-              <w:bottom w:val="single" w:sz="4" w:space="0" w:color="E2E2E8"/>
-              <w:right w:val="single" w:sz="4" w:space="0" w:color="E2E2E8"/>
-            </w:tcBorders>
-            <w:tcMar>
-              <w:top w:w="110" w:type="dxa"/>
-              <w:left w:w="170" w:type="dxa"/>
-              <w:bottom w:w="110" w:type="dxa"/>
-              <w:right w:w="170" w:type="dxa"/>
-            </w:tcMar>
-            <w:vAlign w:val="center"/>
-          </w:tcPr>
-          <w:p>
-            <w:pPr>
-              <w:spacing w:line="264" w:lineRule="auto"/>
-              <w:jc w:val="center"/>
-            </w:pPr>
-            <w:r>
-              <w:rPr>
-                <w:rFonts w:ascii="맑은 고딕" w:eastAsia="맑은 고딕" w:hAnsi="맑은 고딕" w:cs="맑은 고딕"/>
-                <w:b/>
-                <w:i w:val="0"/>
-                <w:color w:val="2B2B33"/>
-              </w:rPr>
-              <w:t>관람연령</w:t>
-            </w:r>
-          </w:p>
-        </w:tc>
-        <w:tc>
-          <w:tcPr>
-            <w:tcW w:w="6270" w:type="dxa"/>
-            <w:tcBorders>
-              <w:top w:val="single" w:sz="4" w:space="0" w:color="E2E2E8"/>
-              <w:left w:val="single" w:sz="4" w:space="0" w:color="E2E2E8"/>
-              <w:bottom w:val="single" w:sz="4" w:space="0" w:color="E2E2E8"/>
-              <w:right w:val="single" w:sz="4" w:space="0" w:color="E2E2E8"/>
-            </w:tcBorders>
-            <w:tcMar>
-              <w:top w:w="110" w:type="dxa"/>
-              <w:left w:w="170" w:type="dxa"/>
-              <w:bottom w:w="110" w:type="dxa"/>
-              <w:right w:w="170" w:type="dxa"/>
-            </w:tcMar>
-            <w:vAlign w:val="center"/>
-          </w:tcPr>
-          <w:p>
-            <w:pPr>
-              <w:spacing w:line="264" w:lineRule="auto"/>
-            </w:pPr>
-            <w:r>
-              <w:rPr>
-                <w:rFonts w:ascii="맑은 고딕" w:eastAsia="맑은 고딕" w:hAnsi="맑은 고딕" w:cs="맑은 고딕"/>
-                <w:b w:val="0"/>
-                <w:i w:val="0"/>
-                <w:color w:val="2B2B2B"/>
-              </w:rPr>
-              <w:t>〔확정 필요〕</w:t>
-            </w:r>
-          </w:p>
-        </w:tc>
-      </w:tr>
-    </w:tbl>
     <w:p>
       <w:pPr>
         <w:spacing w:before="0" w:after="120"/>
@@ -3038,7 +1646,205 @@
           <w:color w:val="34408C"/>
           <w:sz w:val="25"/>
         </w:rPr>
-        <w:t>⑤ 다비드 바뱅 &amp; 아드리앙 몽도 〈피아노 피아노〉 · 10/27(화)</w:t>
+        <w:t>5. 다비드 바뱅 &amp; 아드리앙 몽도 〈피아노 피아노〉 : 피아노 한 대와 이미지가 만드는 60분</w:t>
+      </w:r>
+    </w:p>
+    <w:p>
+      <w:pPr>
+        <w:spacing w:before="30" w:after="0" w:line="276" w:lineRule="auto"/>
+        <w:ind w:left="120"/>
+      </w:pPr>
+      <w:r>
+        <w:rPr>
+          <w:rFonts w:ascii="맑은 고딕" w:eastAsia="맑은 고딕" w:hAnsi="맑은 고딕" w:cs="맑은 고딕"/>
+          <w:b w:val="0"/>
+          <w:i w:val="0"/>
+          <w:color w:val="34408C"/>
+        </w:rPr>
+        <w:t xml:space="preserve">▫ </w:t>
+      </w:r>
+      <w:r>
+        <w:rPr>
+          <w:rFonts w:ascii="맑은 고딕" w:eastAsia="맑은 고딕" w:hAnsi="맑은 고딕" w:cs="맑은 고딕"/>
+          <w:b/>
+          <w:i w:val="0"/>
+          <w:color w:val="2B2B33"/>
+        </w:rPr>
+        <w:t xml:space="preserve">티켓 오픈 : </w:t>
+      </w:r>
+      <w:r>
+        <w:rPr>
+          <w:rFonts w:ascii="맑은 고딕" w:eastAsia="맑은 고딕" w:hAnsi="맑은 고딕" w:cs="맑은 고딕"/>
+          <w:b w:val="0"/>
+          <w:i w:val="0"/>
+          <w:color w:val="2B2B2B"/>
+        </w:rPr>
+        <w:t>현재 예매 가능</w:t>
+      </w:r>
+    </w:p>
+    <w:p>
+      <w:pPr>
+        <w:spacing w:before="0" w:after="0" w:line="276" w:lineRule="auto"/>
+        <w:ind w:left="120"/>
+      </w:pPr>
+      <w:r>
+        <w:rPr>
+          <w:rFonts w:ascii="맑은 고딕" w:eastAsia="맑은 고딕" w:hAnsi="맑은 고딕" w:cs="맑은 고딕"/>
+          <w:b w:val="0"/>
+          <w:i w:val="0"/>
+          <w:color w:val="34408C"/>
+        </w:rPr>
+        <w:t xml:space="preserve">▫ </w:t>
+      </w:r>
+      <w:r>
+        <w:rPr>
+          <w:rFonts w:ascii="맑은 고딕" w:eastAsia="맑은 고딕" w:hAnsi="맑은 고딕" w:cs="맑은 고딕"/>
+          <w:b/>
+          <w:i w:val="0"/>
+          <w:color w:val="2B2B33"/>
+        </w:rPr>
+        <w:t xml:space="preserve">공연 일시 : </w:t>
+      </w:r>
+      <w:r>
+        <w:rPr>
+          <w:rFonts w:ascii="맑은 고딕" w:eastAsia="맑은 고딕" w:hAnsi="맑은 고딕" w:cs="맑은 고딕"/>
+          <w:b w:val="0"/>
+          <w:i w:val="0"/>
+          <w:color w:val="2B2B2B"/>
+        </w:rPr>
+        <w:t>2026년 10월 27일(화) 오후 7시 30분</w:t>
+      </w:r>
+    </w:p>
+    <w:p>
+      <w:pPr>
+        <w:spacing w:before="0" w:after="0" w:line="276" w:lineRule="auto"/>
+        <w:ind w:left="120"/>
+      </w:pPr>
+      <w:r>
+        <w:rPr>
+          <w:rFonts w:ascii="맑은 고딕" w:eastAsia="맑은 고딕" w:hAnsi="맑은 고딕" w:cs="맑은 고딕"/>
+          <w:b w:val="0"/>
+          <w:i w:val="0"/>
+          <w:color w:val="34408C"/>
+        </w:rPr>
+        <w:t xml:space="preserve">▫ </w:t>
+      </w:r>
+      <w:r>
+        <w:rPr>
+          <w:rFonts w:ascii="맑은 고딕" w:eastAsia="맑은 고딕" w:hAnsi="맑은 고딕" w:cs="맑은 고딕"/>
+          <w:b/>
+          <w:i w:val="0"/>
+          <w:color w:val="2B2B33"/>
+        </w:rPr>
+        <w:t xml:space="preserve">공연 장소 : </w:t>
+      </w:r>
+      <w:r>
+        <w:rPr>
+          <w:rFonts w:ascii="맑은 고딕" w:eastAsia="맑은 고딕" w:hAnsi="맑은 고딕" w:cs="맑은 고딕"/>
+          <w:b w:val="0"/>
+          <w:i w:val="0"/>
+          <w:color w:val="2B2B2B"/>
+        </w:rPr>
+        <w:t>GS칼텍스 예울마루 대극장</w:t>
+      </w:r>
+    </w:p>
+    <w:p>
+      <w:pPr>
+        <w:spacing w:before="0" w:after="0" w:line="276" w:lineRule="auto"/>
+        <w:ind w:left="120"/>
+      </w:pPr>
+      <w:r>
+        <w:rPr>
+          <w:rFonts w:ascii="맑은 고딕" w:eastAsia="맑은 고딕" w:hAnsi="맑은 고딕" w:cs="맑은 고딕"/>
+          <w:b w:val="0"/>
+          <w:i w:val="0"/>
+          <w:color w:val="34408C"/>
+        </w:rPr>
+        <w:t xml:space="preserve">▫ </w:t>
+      </w:r>
+      <w:r>
+        <w:rPr>
+          <w:rFonts w:ascii="맑은 고딕" w:eastAsia="맑은 고딕" w:hAnsi="맑은 고딕" w:cs="맑은 고딕"/>
+          <w:b/>
+          <w:i w:val="0"/>
+          <w:color w:val="2B2B33"/>
+        </w:rPr>
+        <w:t xml:space="preserve">티켓 가격 : </w:t>
+      </w:r>
+      <w:r>
+        <w:rPr>
+          <w:rFonts w:ascii="맑은 고딕" w:eastAsia="맑은 고딕" w:hAnsi="맑은 고딕" w:cs="맑은 고딕"/>
+          <w:b w:val="0"/>
+          <w:i w:val="0"/>
+          <w:color w:val="2B2B2B"/>
+        </w:rPr>
+        <w:t>전석 60,000원 (9월 30일까지 조기예매 20% 할인)</w:t>
+      </w:r>
+    </w:p>
+    <w:p>
+      <w:pPr>
+        <w:spacing w:before="0" w:after="0" w:line="276" w:lineRule="auto"/>
+        <w:ind w:left="120"/>
+      </w:pPr>
+      <w:r>
+        <w:rPr>
+          <w:rFonts w:ascii="맑은 고딕" w:eastAsia="맑은 고딕" w:hAnsi="맑은 고딕" w:cs="맑은 고딕"/>
+          <w:b w:val="0"/>
+          <w:i w:val="0"/>
+          <w:color w:val="34408C"/>
+        </w:rPr>
+        <w:t xml:space="preserve">▫ </w:t>
+      </w:r>
+      <w:r>
+        <w:rPr>
+          <w:rFonts w:ascii="맑은 고딕" w:eastAsia="맑은 고딕" w:hAnsi="맑은 고딕" w:cs="맑은 고딕"/>
+          <w:b/>
+          <w:i w:val="0"/>
+          <w:color w:val="2B2B33"/>
+        </w:rPr>
+        <w:t xml:space="preserve">관람 시간 : </w:t>
+      </w:r>
+      <w:r>
+        <w:rPr>
+          <w:rFonts w:ascii="맑은 고딕" w:eastAsia="맑은 고딕" w:hAnsi="맑은 고딕" w:cs="맑은 고딕"/>
+          <w:b w:val="0"/>
+          <w:i w:val="0"/>
+          <w:color w:val="2B2B2B"/>
+        </w:rPr>
+        <w:t>60분 (인터미션 없음)</w:t>
+      </w:r>
+    </w:p>
+    <w:p>
+      <w:pPr>
+        <w:spacing w:before="0" w:after="140" w:line="276" w:lineRule="auto"/>
+        <w:ind w:left="120"/>
+      </w:pPr>
+      <w:r>
+        <w:rPr>
+          <w:rFonts w:ascii="맑은 고딕" w:eastAsia="맑은 고딕" w:hAnsi="맑은 고딕" w:cs="맑은 고딕"/>
+          <w:b w:val="0"/>
+          <w:i w:val="0"/>
+          <w:color w:val="34408C"/>
+        </w:rPr>
+        <w:t xml:space="preserve">▫ </w:t>
+      </w:r>
+      <w:r>
+        <w:rPr>
+          <w:rFonts w:ascii="맑은 고딕" w:eastAsia="맑은 고딕" w:hAnsi="맑은 고딕" w:cs="맑은 고딕"/>
+          <w:b/>
+          <w:i w:val="0"/>
+          <w:color w:val="2B2B33"/>
+        </w:rPr>
+        <w:t xml:space="preserve">관람 연령 : </w:t>
+      </w:r>
+      <w:r>
+        <w:rPr>
+          <w:rFonts w:ascii="맑은 고딕" w:eastAsia="맑은 고딕" w:hAnsi="맑은 고딕" w:cs="맑은 고딕"/>
+          <w:b w:val="0"/>
+          <w:i w:val="0"/>
+          <w:color w:val="2B2B2B"/>
+        </w:rPr>
+        <w:t>초등학생 이상</w:t>
       </w:r>
     </w:p>
     <w:p>
@@ -3052,7 +1858,7 @@
           <w:i w:val="0"/>
           <w:color w:val="2B2B2B"/>
         </w:rPr>
-        <w:t>두 달의 마지막 공연은 프랑스에서 온다. 다비드 바뱅은 ‘Babx’라는 이름으로 알려진 피아니스트이고, 아드리앙 몽도는 실시간으로 반응하는 디지털 이미지를 다루는 아티스트다. 두 사람은 2000년대 초 아비뇽에서 처음 만났고, 스무 해가 지나 그때 멈춰 둔 자리에서 다시 시작한 작업이 〈피아노 피아노〉다.</w:t>
+        <w:t>두 달의 마지막 공연은 프랑스에서 찾아옵니다. 다비드 바뱅은 ‘Babx’라는 이름으로 알려진 피아니스트이고, 아드리앙 몽도는 실시간으로 반응하는 디지털 이미지를 다루는 아티스트입니다.</w:t>
       </w:r>
     </w:p>
     <w:p>
@@ -3066,7 +1872,21 @@
           <w:i w:val="0"/>
           <w:color w:val="2B2B2B"/>
         </w:rPr>
-        <w:t>무대에는 피아노 한 대와 두 사람, 그리고 화면이 아니라 공간 전체를 채우는 이미지가 놓인다. 음악이 비운 자리를 이미지가 메우고, 이미지가 비운 자리를 다시 음악이 채우는 식이다. 인터미션 없이 60분, 전석 6만 원이고 9월 30일까지 조기예매 20% 할인이 붙는다. 클래식 리사이틀과도, 무용과도 다른 종류의 저녁이다.</w:t>
+        <w:t>두 사람은 2000년대 초 아비뇽에서 처음 만났습니다. 그로부터 스무 해가 지나, 그때 멈춰 두었던 자리에서 다시 시작한 작업이 바로 〈피아노 피아노〉입니다.</w:t>
+      </w:r>
+    </w:p>
+    <w:p>
+      <w:pPr>
+        <w:spacing w:after="80" w:line="300" w:lineRule="auto"/>
+      </w:pPr>
+      <w:r>
+        <w:rPr>
+          <w:rFonts w:ascii="맑은 고딕" w:eastAsia="맑은 고딕" w:hAnsi="맑은 고딕" w:cs="맑은 고딕"/>
+          <w:b w:val="0"/>
+          <w:i w:val="0"/>
+          <w:color w:val="2B2B2B"/>
+        </w:rPr>
+        <w:t>무대에는 피아노 한 대와 두 사람, 그리고 화면이 아니라 공간 전체를 채우는 이미지가 놓입니다. 음악이 비운 자리를 이미지가 메우고, 이미지가 비운 자리를 다시 음악이 채우는 방식인데요. 인터미션 없이 60분 동안 이어집니다. 클래식 리사이틀과도, 무용과도 다른 종류의 저녁을 만나보실 수 있습니다.</w:t>
       </w:r>
     </w:p>
     <w:p>
@@ -3101,589 +1921,6 @@
         <w:t>다비드 바뱅 &amp; 아드리앙 몽도 〈피아노 피아노〉 공연 사진 / 제공. GS칼텍스 예울마루</w:t>
       </w:r>
     </w:p>
-    <w:tbl>
-      <w:tblPr>
-        <w:tblW w:w="9026" w:type="dxa"/>
-        <w:jc w:val="left"/>
-        <w:tblBorders>
-          <w:top w:val="single" w:sz="4" w:space="0" w:color="auto"/>
-          <w:left w:val="single" w:sz="4" w:space="0" w:color="auto"/>
-          <w:bottom w:val="single" w:sz="4" w:space="0" w:color="auto"/>
-          <w:right w:val="single" w:sz="4" w:space="0" w:color="auto"/>
-          <w:insideH w:val="single" w:sz="4" w:space="0" w:color="auto"/>
-          <w:insideV w:val="single" w:sz="4" w:space="0" w:color="auto"/>
-        </w:tblBorders>
-        <w:tblCellMar>
-          <w:left w:w="10" w:type="dxa"/>
-          <w:right w:w="10" w:type="dxa"/>
-        </w:tblCellMar>
-        <w:tblLook w:firstColumn="1" w:firstRow="1" w:lastColumn="0" w:lastRow="0" w:noHBand="0" w:noVBand="1" w:val="04A0"/>
-      </w:tblPr>
-      <w:tblGrid>
-        <w:gridCol w:w="4514"/>
-        <w:gridCol w:w="4514"/>
-      </w:tblGrid>
-      <w:tr>
-        <w:trPr>
-          <w:cantSplit/>
-        </w:trPr>
-        <w:tc>
-          <w:tcPr>
-            <w:tcW w:w="2756" w:type="dxa"/>
-            <w:tcBorders>
-              <w:top w:val="single" w:sz="4" w:space="0" w:color="E2E2E8"/>
-              <w:left w:val="single" w:sz="4" w:space="0" w:color="E2E2E8"/>
-              <w:bottom w:val="single" w:sz="4" w:space="0" w:color="E2E2E8"/>
-              <w:right w:val="single" w:sz="4" w:space="0" w:color="E2E2E8"/>
-            </w:tcBorders>
-            <w:tcMar>
-              <w:top w:w="110" w:type="dxa"/>
-              <w:left w:w="170" w:type="dxa"/>
-              <w:bottom w:w="110" w:type="dxa"/>
-              <w:right w:w="170" w:type="dxa"/>
-            </w:tcMar>
-            <w:vAlign w:val="center"/>
-          </w:tcPr>
-          <w:p>
-            <w:pPr>
-              <w:spacing w:line="264" w:lineRule="auto"/>
-              <w:jc w:val="center"/>
-            </w:pPr>
-            <w:r>
-              <w:rPr>
-                <w:rFonts w:ascii="맑은 고딕" w:eastAsia="맑은 고딕" w:hAnsi="맑은 고딕" w:cs="맑은 고딕"/>
-                <w:b/>
-                <w:i w:val="0"/>
-                <w:color w:val="2B2B33"/>
-              </w:rPr>
-              <w:t>장르</w:t>
-            </w:r>
-          </w:p>
-        </w:tc>
-        <w:tc>
-          <w:tcPr>
-            <w:tcW w:w="6270" w:type="dxa"/>
-            <w:tcBorders>
-              <w:top w:val="single" w:sz="4" w:space="0" w:color="E2E2E8"/>
-              <w:left w:val="single" w:sz="4" w:space="0" w:color="E2E2E8"/>
-              <w:bottom w:val="single" w:sz="4" w:space="0" w:color="E2E2E8"/>
-              <w:right w:val="single" w:sz="4" w:space="0" w:color="E2E2E8"/>
-            </w:tcBorders>
-            <w:tcMar>
-              <w:top w:w="110" w:type="dxa"/>
-              <w:left w:w="170" w:type="dxa"/>
-              <w:bottom w:w="110" w:type="dxa"/>
-              <w:right w:w="170" w:type="dxa"/>
-            </w:tcMar>
-            <w:vAlign w:val="center"/>
-          </w:tcPr>
-          <w:p>
-            <w:pPr>
-              <w:spacing w:line="264" w:lineRule="auto"/>
-            </w:pPr>
-            <w:r>
-              <w:rPr>
-                <w:rFonts w:ascii="맑은 고딕" w:eastAsia="맑은 고딕" w:hAnsi="맑은 고딕" w:cs="맑은 고딕"/>
-                <w:b w:val="0"/>
-                <w:i w:val="0"/>
-                <w:color w:val="2B2B2B"/>
-              </w:rPr>
-              <w:t>클래식 (피아노 · 디지털 아트)</w:t>
-            </w:r>
-          </w:p>
-        </w:tc>
-      </w:tr>
-      <w:tr>
-        <w:trPr>
-          <w:cantSplit/>
-        </w:trPr>
-        <w:tc>
-          <w:tcPr>
-            <w:tcW w:w="2756" w:type="dxa"/>
-            <w:tcBorders>
-              <w:top w:val="single" w:sz="4" w:space="0" w:color="E2E2E8"/>
-              <w:left w:val="single" w:sz="4" w:space="0" w:color="E2E2E8"/>
-              <w:bottom w:val="single" w:sz="4" w:space="0" w:color="E2E2E8"/>
-              <w:right w:val="single" w:sz="4" w:space="0" w:color="E2E2E8"/>
-            </w:tcBorders>
-            <w:tcMar>
-              <w:top w:w="110" w:type="dxa"/>
-              <w:left w:w="170" w:type="dxa"/>
-              <w:bottom w:w="110" w:type="dxa"/>
-              <w:right w:w="170" w:type="dxa"/>
-            </w:tcMar>
-            <w:vAlign w:val="center"/>
-          </w:tcPr>
-          <w:p>
-            <w:pPr>
-              <w:spacing w:line="264" w:lineRule="auto"/>
-              <w:jc w:val="center"/>
-            </w:pPr>
-            <w:r>
-              <w:rPr>
-                <w:rFonts w:ascii="맑은 고딕" w:eastAsia="맑은 고딕" w:hAnsi="맑은 고딕" w:cs="맑은 고딕"/>
-                <w:b/>
-                <w:i w:val="0"/>
-                <w:color w:val="2B2B33"/>
-              </w:rPr>
-              <w:t>티켓 오픈</w:t>
-            </w:r>
-          </w:p>
-        </w:tc>
-        <w:tc>
-          <w:tcPr>
-            <w:tcW w:w="6270" w:type="dxa"/>
-            <w:tcBorders>
-              <w:top w:val="single" w:sz="4" w:space="0" w:color="E2E2E8"/>
-              <w:left w:val="single" w:sz="4" w:space="0" w:color="E2E2E8"/>
-              <w:bottom w:val="single" w:sz="4" w:space="0" w:color="E2E2E8"/>
-              <w:right w:val="single" w:sz="4" w:space="0" w:color="E2E2E8"/>
-            </w:tcBorders>
-            <w:tcMar>
-              <w:top w:w="110" w:type="dxa"/>
-              <w:left w:w="170" w:type="dxa"/>
-              <w:bottom w:w="110" w:type="dxa"/>
-              <w:right w:w="170" w:type="dxa"/>
-            </w:tcMar>
-            <w:vAlign w:val="center"/>
-          </w:tcPr>
-          <w:p>
-            <w:pPr>
-              <w:spacing w:line="264" w:lineRule="auto"/>
-            </w:pPr>
-            <w:r>
-              <w:rPr>
-                <w:rFonts w:ascii="맑은 고딕" w:eastAsia="맑은 고딕" w:hAnsi="맑은 고딕" w:cs="맑은 고딕"/>
-                <w:b w:val="0"/>
-                <w:i w:val="0"/>
-                <w:color w:val="2B2B2B"/>
-              </w:rPr>
-              <w:t>판매 중</w:t>
-            </w:r>
-          </w:p>
-        </w:tc>
-      </w:tr>
-      <w:tr>
-        <w:trPr>
-          <w:cantSplit/>
-        </w:trPr>
-        <w:tc>
-          <w:tcPr>
-            <w:tcW w:w="2756" w:type="dxa"/>
-            <w:tcBorders>
-              <w:top w:val="single" w:sz="4" w:space="0" w:color="E2E2E8"/>
-              <w:left w:val="single" w:sz="4" w:space="0" w:color="E2E2E8"/>
-              <w:bottom w:val="single" w:sz="4" w:space="0" w:color="E2E2E8"/>
-              <w:right w:val="single" w:sz="4" w:space="0" w:color="E2E2E8"/>
-            </w:tcBorders>
-            <w:tcMar>
-              <w:top w:w="110" w:type="dxa"/>
-              <w:left w:w="170" w:type="dxa"/>
-              <w:bottom w:w="110" w:type="dxa"/>
-              <w:right w:w="170" w:type="dxa"/>
-            </w:tcMar>
-            <w:vAlign w:val="center"/>
-          </w:tcPr>
-          <w:p>
-            <w:pPr>
-              <w:spacing w:line="264" w:lineRule="auto"/>
-              <w:jc w:val="center"/>
-            </w:pPr>
-            <w:r>
-              <w:rPr>
-                <w:rFonts w:ascii="맑은 고딕" w:eastAsia="맑은 고딕" w:hAnsi="맑은 고딕" w:cs="맑은 고딕"/>
-                <w:b/>
-                <w:i w:val="0"/>
-                <w:color w:val="2B2B33"/>
-              </w:rPr>
-              <w:t>제목</w:t>
-            </w:r>
-          </w:p>
-        </w:tc>
-        <w:tc>
-          <w:tcPr>
-            <w:tcW w:w="6270" w:type="dxa"/>
-            <w:tcBorders>
-              <w:top w:val="single" w:sz="4" w:space="0" w:color="E2E2E8"/>
-              <w:left w:val="single" w:sz="4" w:space="0" w:color="E2E2E8"/>
-              <w:bottom w:val="single" w:sz="4" w:space="0" w:color="E2E2E8"/>
-              <w:right w:val="single" w:sz="4" w:space="0" w:color="E2E2E8"/>
-            </w:tcBorders>
-            <w:tcMar>
-              <w:top w:w="110" w:type="dxa"/>
-              <w:left w:w="170" w:type="dxa"/>
-              <w:bottom w:w="110" w:type="dxa"/>
-              <w:right w:w="170" w:type="dxa"/>
-            </w:tcMar>
-            <w:vAlign w:val="center"/>
-          </w:tcPr>
-          <w:p>
-            <w:pPr>
-              <w:spacing w:line="264" w:lineRule="auto"/>
-            </w:pPr>
-            <w:r>
-              <w:rPr>
-                <w:rFonts w:ascii="맑은 고딕" w:eastAsia="맑은 고딕" w:hAnsi="맑은 고딕" w:cs="맑은 고딕"/>
-                <w:b w:val="0"/>
-                <w:i w:val="0"/>
-                <w:color w:val="2B2B2B"/>
-              </w:rPr>
-              <w:t>다비드 바뱅 &amp; 아드리앙 몽도 〈피아노 피아노〉</w:t>
-            </w:r>
-          </w:p>
-        </w:tc>
-      </w:tr>
-      <w:tr>
-        <w:trPr>
-          <w:cantSplit/>
-        </w:trPr>
-        <w:tc>
-          <w:tcPr>
-            <w:tcW w:w="2756" w:type="dxa"/>
-            <w:tcBorders>
-              <w:top w:val="single" w:sz="4" w:space="0" w:color="E2E2E8"/>
-              <w:left w:val="single" w:sz="4" w:space="0" w:color="E2E2E8"/>
-              <w:bottom w:val="single" w:sz="4" w:space="0" w:color="E2E2E8"/>
-              <w:right w:val="single" w:sz="4" w:space="0" w:color="E2E2E8"/>
-            </w:tcBorders>
-            <w:tcMar>
-              <w:top w:w="110" w:type="dxa"/>
-              <w:left w:w="170" w:type="dxa"/>
-              <w:bottom w:w="110" w:type="dxa"/>
-              <w:right w:w="170" w:type="dxa"/>
-            </w:tcMar>
-            <w:vAlign w:val="center"/>
-          </w:tcPr>
-          <w:p>
-            <w:pPr>
-              <w:spacing w:line="264" w:lineRule="auto"/>
-              <w:jc w:val="center"/>
-            </w:pPr>
-            <w:r>
-              <w:rPr>
-                <w:rFonts w:ascii="맑은 고딕" w:eastAsia="맑은 고딕" w:hAnsi="맑은 고딕" w:cs="맑은 고딕"/>
-                <w:b/>
-                <w:i w:val="0"/>
-                <w:color w:val="2B2B33"/>
-              </w:rPr>
-              <w:t>일시</w:t>
-            </w:r>
-          </w:p>
-        </w:tc>
-        <w:tc>
-          <w:tcPr>
-            <w:tcW w:w="6270" w:type="dxa"/>
-            <w:tcBorders>
-              <w:top w:val="single" w:sz="4" w:space="0" w:color="E2E2E8"/>
-              <w:left w:val="single" w:sz="4" w:space="0" w:color="E2E2E8"/>
-              <w:bottom w:val="single" w:sz="4" w:space="0" w:color="E2E2E8"/>
-              <w:right w:val="single" w:sz="4" w:space="0" w:color="E2E2E8"/>
-            </w:tcBorders>
-            <w:tcMar>
-              <w:top w:w="110" w:type="dxa"/>
-              <w:left w:w="170" w:type="dxa"/>
-              <w:bottom w:w="110" w:type="dxa"/>
-              <w:right w:w="170" w:type="dxa"/>
-            </w:tcMar>
-            <w:vAlign w:val="center"/>
-          </w:tcPr>
-          <w:p>
-            <w:pPr>
-              <w:spacing w:line="264" w:lineRule="auto"/>
-            </w:pPr>
-            <w:r>
-              <w:rPr>
-                <w:rFonts w:ascii="맑은 고딕" w:eastAsia="맑은 고딕" w:hAnsi="맑은 고딕" w:cs="맑은 고딕"/>
-                <w:b w:val="0"/>
-                <w:i w:val="0"/>
-                <w:color w:val="2B2B2B"/>
-              </w:rPr>
-              <w:t>10/27(화) 19:30</w:t>
-            </w:r>
-          </w:p>
-        </w:tc>
-      </w:tr>
-      <w:tr>
-        <w:trPr>
-          <w:cantSplit/>
-        </w:trPr>
-        <w:tc>
-          <w:tcPr>
-            <w:tcW w:w="2756" w:type="dxa"/>
-            <w:tcBorders>
-              <w:top w:val="single" w:sz="4" w:space="0" w:color="E2E2E8"/>
-              <w:left w:val="single" w:sz="4" w:space="0" w:color="E2E2E8"/>
-              <w:bottom w:val="single" w:sz="4" w:space="0" w:color="E2E2E8"/>
-              <w:right w:val="single" w:sz="4" w:space="0" w:color="E2E2E8"/>
-            </w:tcBorders>
-            <w:tcMar>
-              <w:top w:w="110" w:type="dxa"/>
-              <w:left w:w="170" w:type="dxa"/>
-              <w:bottom w:w="110" w:type="dxa"/>
-              <w:right w:w="170" w:type="dxa"/>
-            </w:tcMar>
-            <w:vAlign w:val="center"/>
-          </w:tcPr>
-          <w:p>
-            <w:pPr>
-              <w:spacing w:line="264" w:lineRule="auto"/>
-              <w:jc w:val="center"/>
-            </w:pPr>
-            <w:r>
-              <w:rPr>
-                <w:rFonts w:ascii="맑은 고딕" w:eastAsia="맑은 고딕" w:hAnsi="맑은 고딕" w:cs="맑은 고딕"/>
-                <w:b/>
-                <w:i w:val="0"/>
-                <w:color w:val="2B2B33"/>
-              </w:rPr>
-              <w:t>장소</w:t>
-            </w:r>
-          </w:p>
-        </w:tc>
-        <w:tc>
-          <w:tcPr>
-            <w:tcW w:w="6270" w:type="dxa"/>
-            <w:tcBorders>
-              <w:top w:val="single" w:sz="4" w:space="0" w:color="E2E2E8"/>
-              <w:left w:val="single" w:sz="4" w:space="0" w:color="E2E2E8"/>
-              <w:bottom w:val="single" w:sz="4" w:space="0" w:color="E2E2E8"/>
-              <w:right w:val="single" w:sz="4" w:space="0" w:color="E2E2E8"/>
-            </w:tcBorders>
-            <w:tcMar>
-              <w:top w:w="110" w:type="dxa"/>
-              <w:left w:w="170" w:type="dxa"/>
-              <w:bottom w:w="110" w:type="dxa"/>
-              <w:right w:w="170" w:type="dxa"/>
-            </w:tcMar>
-            <w:vAlign w:val="center"/>
-          </w:tcPr>
-          <w:p>
-            <w:pPr>
-              <w:spacing w:line="264" w:lineRule="auto"/>
-            </w:pPr>
-            <w:r>
-              <w:rPr>
-                <w:rFonts w:ascii="맑은 고딕" w:eastAsia="맑은 고딕" w:hAnsi="맑은 고딕" w:cs="맑은 고딕"/>
-                <w:b w:val="0"/>
-                <w:i w:val="0"/>
-                <w:color w:val="2B2B2B"/>
-              </w:rPr>
-              <w:t>GS칼텍스 예울마루 대극장</w:t>
-            </w:r>
-          </w:p>
-        </w:tc>
-      </w:tr>
-      <w:tr>
-        <w:trPr>
-          <w:cantSplit/>
-        </w:trPr>
-        <w:tc>
-          <w:tcPr>
-            <w:tcW w:w="2756" w:type="dxa"/>
-            <w:tcBorders>
-              <w:top w:val="single" w:sz="4" w:space="0" w:color="E2E2E8"/>
-              <w:left w:val="single" w:sz="4" w:space="0" w:color="E2E2E8"/>
-              <w:bottom w:val="single" w:sz="4" w:space="0" w:color="E2E2E8"/>
-              <w:right w:val="single" w:sz="4" w:space="0" w:color="E2E2E8"/>
-            </w:tcBorders>
-            <w:tcMar>
-              <w:top w:w="110" w:type="dxa"/>
-              <w:left w:w="170" w:type="dxa"/>
-              <w:bottom w:w="110" w:type="dxa"/>
-              <w:right w:w="170" w:type="dxa"/>
-            </w:tcMar>
-            <w:vAlign w:val="center"/>
-          </w:tcPr>
-          <w:p>
-            <w:pPr>
-              <w:spacing w:line="264" w:lineRule="auto"/>
-              <w:jc w:val="center"/>
-            </w:pPr>
-            <w:r>
-              <w:rPr>
-                <w:rFonts w:ascii="맑은 고딕" w:eastAsia="맑은 고딕" w:hAnsi="맑은 고딕" w:cs="맑은 고딕"/>
-                <w:b/>
-                <w:i w:val="0"/>
-                <w:color w:val="2B2B33"/>
-              </w:rPr>
-              <w:t>티켓</w:t>
-            </w:r>
-          </w:p>
-        </w:tc>
-        <w:tc>
-          <w:tcPr>
-            <w:tcW w:w="6270" w:type="dxa"/>
-            <w:tcBorders>
-              <w:top w:val="single" w:sz="4" w:space="0" w:color="E2E2E8"/>
-              <w:left w:val="single" w:sz="4" w:space="0" w:color="E2E2E8"/>
-              <w:bottom w:val="single" w:sz="4" w:space="0" w:color="E2E2E8"/>
-              <w:right w:val="single" w:sz="4" w:space="0" w:color="E2E2E8"/>
-            </w:tcBorders>
-            <w:tcMar>
-              <w:top w:w="110" w:type="dxa"/>
-              <w:left w:w="170" w:type="dxa"/>
-              <w:bottom w:w="110" w:type="dxa"/>
-              <w:right w:w="170" w:type="dxa"/>
-            </w:tcMar>
-            <w:vAlign w:val="center"/>
-          </w:tcPr>
-          <w:p>
-            <w:pPr>
-              <w:spacing w:line="264" w:lineRule="auto"/>
-            </w:pPr>
-            <w:r>
-              <w:rPr>
-                <w:rFonts w:ascii="맑은 고딕" w:eastAsia="맑은 고딕" w:hAnsi="맑은 고딕" w:cs="맑은 고딕"/>
-                <w:b w:val="0"/>
-                <w:i w:val="0"/>
-                <w:color w:val="2B2B2B"/>
-              </w:rPr>
-              <w:t>전석 60,000원</w:t>
-            </w:r>
-          </w:p>
-        </w:tc>
-      </w:tr>
-      <w:tr>
-        <w:trPr>
-          <w:cantSplit/>
-        </w:trPr>
-        <w:tc>
-          <w:tcPr>
-            <w:tcW w:w="2756" w:type="dxa"/>
-            <w:tcBorders>
-              <w:top w:val="single" w:sz="4" w:space="0" w:color="E2E2E8"/>
-              <w:left w:val="single" w:sz="4" w:space="0" w:color="E2E2E8"/>
-              <w:bottom w:val="single" w:sz="4" w:space="0" w:color="E2E2E8"/>
-              <w:right w:val="single" w:sz="4" w:space="0" w:color="E2E2E8"/>
-            </w:tcBorders>
-            <w:tcMar>
-              <w:top w:w="110" w:type="dxa"/>
-              <w:left w:w="170" w:type="dxa"/>
-              <w:bottom w:w="110" w:type="dxa"/>
-              <w:right w:w="170" w:type="dxa"/>
-            </w:tcMar>
-            <w:vAlign w:val="center"/>
-          </w:tcPr>
-          <w:p>
-            <w:pPr>
-              <w:spacing w:line="264" w:lineRule="auto"/>
-              <w:jc w:val="center"/>
-            </w:pPr>
-            <w:r>
-              <w:rPr>
-                <w:rFonts w:ascii="맑은 고딕" w:eastAsia="맑은 고딕" w:hAnsi="맑은 고딕" w:cs="맑은 고딕"/>
-                <w:b/>
-                <w:i w:val="0"/>
-                <w:color w:val="2B2B33"/>
-              </w:rPr>
-              <w:t>러닝타임</w:t>
-            </w:r>
-          </w:p>
-        </w:tc>
-        <w:tc>
-          <w:tcPr>
-            <w:tcW w:w="6270" w:type="dxa"/>
-            <w:tcBorders>
-              <w:top w:val="single" w:sz="4" w:space="0" w:color="E2E2E8"/>
-              <w:left w:val="single" w:sz="4" w:space="0" w:color="E2E2E8"/>
-              <w:bottom w:val="single" w:sz="4" w:space="0" w:color="E2E2E8"/>
-              <w:right w:val="single" w:sz="4" w:space="0" w:color="E2E2E8"/>
-            </w:tcBorders>
-            <w:tcMar>
-              <w:top w:w="110" w:type="dxa"/>
-              <w:left w:w="170" w:type="dxa"/>
-              <w:bottom w:w="110" w:type="dxa"/>
-              <w:right w:w="170" w:type="dxa"/>
-            </w:tcMar>
-            <w:vAlign w:val="center"/>
-          </w:tcPr>
-          <w:p>
-            <w:pPr>
-              <w:spacing w:line="264" w:lineRule="auto"/>
-            </w:pPr>
-            <w:r>
-              <w:rPr>
-                <w:rFonts w:ascii="맑은 고딕" w:eastAsia="맑은 고딕" w:hAnsi="맑은 고딕" w:cs="맑은 고딕"/>
-                <w:b w:val="0"/>
-                <w:i w:val="0"/>
-                <w:color w:val="2B2B2B"/>
-              </w:rPr>
-              <w:t>60분 (인터미션 없음)</w:t>
-            </w:r>
-          </w:p>
-        </w:tc>
-      </w:tr>
-      <w:tr>
-        <w:trPr>
-          <w:cantSplit/>
-        </w:trPr>
-        <w:tc>
-          <w:tcPr>
-            <w:tcW w:w="2756" w:type="dxa"/>
-            <w:tcBorders>
-              <w:top w:val="single" w:sz="4" w:space="0" w:color="E2E2E8"/>
-              <w:left w:val="single" w:sz="4" w:space="0" w:color="E2E2E8"/>
-              <w:bottom w:val="single" w:sz="4" w:space="0" w:color="E2E2E8"/>
-              <w:right w:val="single" w:sz="4" w:space="0" w:color="E2E2E8"/>
-            </w:tcBorders>
-            <w:tcMar>
-              <w:top w:w="110" w:type="dxa"/>
-              <w:left w:w="170" w:type="dxa"/>
-              <w:bottom w:w="110" w:type="dxa"/>
-              <w:right w:w="170" w:type="dxa"/>
-            </w:tcMar>
-            <w:vAlign w:val="center"/>
-          </w:tcPr>
-          <w:p>
-            <w:pPr>
-              <w:spacing w:line="264" w:lineRule="auto"/>
-              <w:jc w:val="center"/>
-            </w:pPr>
-            <w:r>
-              <w:rPr>
-                <w:rFonts w:ascii="맑은 고딕" w:eastAsia="맑은 고딕" w:hAnsi="맑은 고딕" w:cs="맑은 고딕"/>
-                <w:b/>
-                <w:i w:val="0"/>
-                <w:color w:val="2B2B33"/>
-              </w:rPr>
-              <w:t>관람연령</w:t>
-            </w:r>
-          </w:p>
-        </w:tc>
-        <w:tc>
-          <w:tcPr>
-            <w:tcW w:w="6270" w:type="dxa"/>
-            <w:tcBorders>
-              <w:top w:val="single" w:sz="4" w:space="0" w:color="E2E2E8"/>
-              <w:left w:val="single" w:sz="4" w:space="0" w:color="E2E2E8"/>
-              <w:bottom w:val="single" w:sz="4" w:space="0" w:color="E2E2E8"/>
-              <w:right w:val="single" w:sz="4" w:space="0" w:color="E2E2E8"/>
-            </w:tcBorders>
-            <w:tcMar>
-              <w:top w:w="110" w:type="dxa"/>
-              <w:left w:w="170" w:type="dxa"/>
-              <w:bottom w:w="110" w:type="dxa"/>
-              <w:right w:w="170" w:type="dxa"/>
-            </w:tcMar>
-            <w:vAlign w:val="center"/>
-          </w:tcPr>
-          <w:p>
-            <w:pPr>
-              <w:spacing w:line="264" w:lineRule="auto"/>
-            </w:pPr>
-            <w:r>
-              <w:rPr>
-                <w:rFonts w:ascii="맑은 고딕" w:eastAsia="맑은 고딕" w:hAnsi="맑은 고딕" w:cs="맑은 고딕"/>
-                <w:b w:val="0"/>
-                <w:i w:val="0"/>
-                <w:color w:val="2B2B2B"/>
-              </w:rPr>
-              <w:t>초등학생 이상</w:t>
-            </w:r>
-          </w:p>
-        </w:tc>
-      </w:tr>
-    </w:tbl>
     <w:p>
       <w:pPr>
         <w:spacing w:before="0" w:after="120"/>
@@ -3706,7 +1943,7 @@
           <w:color w:val="34408C"/>
           <w:sz w:val="25"/>
         </w:rPr>
-        <w:t>⑥ 하나를 고르면 다음이 따라온다 — 클래식 묶음 할인</w:t>
+        <w:t>6. 클래식 공연 묶음 할인 : 한 편을 고르시면 다음 편이 더 가볍습니다</w:t>
       </w:r>
     </w:p>
     <w:p>
@@ -3720,7 +1957,7 @@
           <w:i w:val="0"/>
           <w:color w:val="2B2B2B"/>
         </w:rPr>
-        <w:t xml:space="preserve">이번 편성의 핵심은 다섯 편을 낱개로 두지 않는다는 데 있다. 예울마루는 이미 공연마다 회원·조기예매·단체·복지 할인을 운영해 왔지만, 이번에는 그 위에 </w:t>
+        <w:t xml:space="preserve">앞서 말씀드린 것처럼 기념음악회를 제외한 네 편의 공연은 유료로 진행됩니다. 대신 이번에는 여러 편을 함께 관람하시는 분들을 위한 </w:t>
       </w:r>
       <w:r>
         <w:rPr>
@@ -3729,7 +1966,7 @@
           <w:i w:val="0"/>
           <w:color w:val="2B2B2B"/>
         </w:rPr>
-        <w:t>‘여러 편을 함께 고르면 더 깎이는’</w:t>
+        <w:t>묶음 할인</w:t>
       </w:r>
       <w:r>
         <w:rPr>
@@ -3738,7 +1975,7 @@
           <w:i w:val="0"/>
           <w:color w:val="2B2B2B"/>
         </w:rPr>
-        <w:t xml:space="preserve"> 축을 하나 더 얹는다. 박람회를 보러 여수에 온 관객에게는 하루 저녁이 아니라 두 달을 제안하는 셈이고, 여수에 사는 관객에게는 평소 한 편으로 끝나던 선택을 두세 편으로 넓히는 장치가 된다.</w:t>
+        <w:t>을 준비했습니다.</w:t>
       </w:r>
     </w:p>
     <w:p>
@@ -3752,7 +1989,21 @@
           <w:i w:val="0"/>
           <w:color w:val="2B2B2B"/>
         </w:rPr>
-        <w:t>기준이 되는 공연별 현행 할인은 아래와 같다. 묶음 할인율과 적용 기간은 확정 후 이 표에 함께 싣는다.</w:t>
+        <w:t>예울마루는 그동안에도 공연마다 회원 할인, 조기예매 할인, 단체 할인, 복지 할인을 운영해 왔습니다. 여기에 이번 박람회 기간에는 ‘여러 편을 함께 고르시면 더 할인되는’ 혜택을 새로 더합니다. 여수를 찾아주신 분들께는 하루 저녁이 아니라 두 달의 일정을 제안드리는 셈이고, 여수에 사시는 분들께는 평소 한 편으로 끝나던 선택을 두세 편으로 넓혀 드리는 혜택이 됩니다.</w:t>
+      </w:r>
+    </w:p>
+    <w:p>
+      <w:pPr>
+        <w:spacing w:after="80" w:line="300" w:lineRule="auto"/>
+      </w:pPr>
+      <w:r>
+        <w:rPr>
+          <w:rFonts w:ascii="맑은 고딕" w:eastAsia="맑은 고딕" w:hAnsi="맑은 고딕" w:cs="맑은 고딕"/>
+          <w:b w:val="0"/>
+          <w:i w:val="0"/>
+          <w:color w:val="2B2B2B"/>
+        </w:rPr>
+        <w:t>공연별로 현재 적용되는 할인은 아래와 같습니다. 묶음 할인율과 적용 기간은 확정되는 대로 함께 안내해 드리겠습니다.</w:t>
       </w:r>
     </w:p>
     <w:tbl>
@@ -4223,7 +2474,7 @@
           <w:i w:val="0"/>
           <w:color w:val="2B2B2B"/>
         </w:rPr>
-        <w:t xml:space="preserve"> — 아래는 초안 작성을 위한 제안이며 확정값이 아니다. </w:t>
+        <w:t xml:space="preserve"> — 아래는 초안 작성을 위한 제안이며 확정값이 아닙니다. </w:t>
       </w:r>
       <w:r>
         <w:rPr>
@@ -4313,7 +2564,7 @@
           <w:i w:val="0"/>
           <w:color w:val="2B2B2B"/>
         </w:rPr>
-        <w:t xml:space="preserve"> 홈페이지·티켓링크 양쪽에서 같은 규칙이 걸리는지 확인 필요. 값이 정해지면 본문 두 문단과 위 표 마지막 줄만 교체하면 된다.</w:t>
+        <w:t xml:space="preserve"> 홈페이지·티켓링크 양쪽에서 같은 규칙이 걸리는지 확인 필요. 값이 정해지면 본문 두 문단과 위 표 마지막 줄만 교체하면 됩니다.</w:t>
       </w:r>
     </w:p>
     <w:p>
@@ -4338,7 +2589,238 @@
           <w:color w:val="34408C"/>
           <w:sz w:val="25"/>
         </w:rPr>
-        <w:t>⑦ 기획전시 〈숨: 쉬는 SUM〉 · 7/21 ~ 11/1 — 박람회와 같은 두 달</w:t>
+        <w:t>7. 기획전시 〈숨: 쉬는 SUM〉 : 섬에서 발견하는 쉼의 가치</w:t>
+      </w:r>
+    </w:p>
+    <w:p>
+      <w:pPr>
+        <w:spacing w:before="30" w:after="0" w:line="276" w:lineRule="auto"/>
+        <w:ind w:left="120"/>
+      </w:pPr>
+      <w:r>
+        <w:rPr>
+          <w:rFonts w:ascii="맑은 고딕" w:eastAsia="맑은 고딕" w:hAnsi="맑은 고딕" w:cs="맑은 고딕"/>
+          <w:b w:val="0"/>
+          <w:i w:val="0"/>
+          <w:color w:val="34408C"/>
+        </w:rPr>
+        <w:t xml:space="preserve">▫ </w:t>
+      </w:r>
+      <w:r>
+        <w:rPr>
+          <w:rFonts w:ascii="맑은 고딕" w:eastAsia="맑은 고딕" w:hAnsi="맑은 고딕" w:cs="맑은 고딕"/>
+          <w:b/>
+          <w:i w:val="0"/>
+          <w:color w:val="2B2B33"/>
+        </w:rPr>
+        <w:t xml:space="preserve">전시 기간 : </w:t>
+      </w:r>
+      <w:r>
+        <w:rPr>
+          <w:rFonts w:ascii="맑은 고딕" w:eastAsia="맑은 고딕" w:hAnsi="맑은 고딕" w:cs="맑은 고딕"/>
+          <w:b w:val="0"/>
+          <w:i w:val="0"/>
+          <w:color w:val="2B2B2B"/>
+        </w:rPr>
+        <w:t>2026년 7월 21일(화) ~ 11월 1일(일)</w:t>
+      </w:r>
+    </w:p>
+    <w:p>
+      <w:pPr>
+        <w:spacing w:before="0" w:after="0" w:line="276" w:lineRule="auto"/>
+        <w:ind w:left="120"/>
+      </w:pPr>
+      <w:r>
+        <w:rPr>
+          <w:rFonts w:ascii="맑은 고딕" w:eastAsia="맑은 고딕" w:hAnsi="맑은 고딕" w:cs="맑은 고딕"/>
+          <w:b w:val="0"/>
+          <w:i w:val="0"/>
+          <w:color w:val="34408C"/>
+        </w:rPr>
+        <w:t xml:space="preserve">▫ </w:t>
+      </w:r>
+      <w:r>
+        <w:rPr>
+          <w:rFonts w:ascii="맑은 고딕" w:eastAsia="맑은 고딕" w:hAnsi="맑은 고딕" w:cs="맑은 고딕"/>
+          <w:b/>
+          <w:i w:val="0"/>
+          <w:color w:val="2B2B33"/>
+        </w:rPr>
+        <w:t xml:space="preserve">관람 시간 : </w:t>
+      </w:r>
+      <w:r>
+        <w:rPr>
+          <w:rFonts w:ascii="맑은 고딕" w:eastAsia="맑은 고딕" w:hAnsi="맑은 고딕" w:cs="맑은 고딕"/>
+          <w:b w:val="0"/>
+          <w:i w:val="0"/>
+          <w:color w:val="2B2B2B"/>
+        </w:rPr>
+        <w:t>오전 10시 ~ 오후 6시 (입장 마감 오후 5시 30분)</w:t>
+      </w:r>
+    </w:p>
+    <w:p>
+      <w:pPr>
+        <w:spacing w:before="0" w:after="0" w:line="276" w:lineRule="auto"/>
+        <w:ind w:left="120"/>
+      </w:pPr>
+      <w:r>
+        <w:rPr>
+          <w:rFonts w:ascii="맑은 고딕" w:eastAsia="맑은 고딕" w:hAnsi="맑은 고딕" w:cs="맑은 고딕"/>
+          <w:b w:val="0"/>
+          <w:i w:val="0"/>
+          <w:color w:val="34408C"/>
+        </w:rPr>
+        <w:t xml:space="preserve">▫ </w:t>
+      </w:r>
+      <w:r>
+        <w:rPr>
+          <w:rFonts w:ascii="맑은 고딕" w:eastAsia="맑은 고딕" w:hAnsi="맑은 고딕" w:cs="맑은 고딕"/>
+          <w:b/>
+          <w:i w:val="0"/>
+          <w:color w:val="2B2B33"/>
+        </w:rPr>
+        <w:t xml:space="preserve">휴관일 : </w:t>
+      </w:r>
+      <w:r>
+        <w:rPr>
+          <w:rFonts w:ascii="맑은 고딕" w:eastAsia="맑은 고딕" w:hAnsi="맑은 고딕" w:cs="맑은 고딕"/>
+          <w:b w:val="0"/>
+          <w:i w:val="0"/>
+          <w:color w:val="2B2B2B"/>
+        </w:rPr>
+        <w:t>매주 월요일</w:t>
+      </w:r>
+    </w:p>
+    <w:p>
+      <w:pPr>
+        <w:spacing w:before="0" w:after="0" w:line="276" w:lineRule="auto"/>
+        <w:ind w:left="120"/>
+      </w:pPr>
+      <w:r>
+        <w:rPr>
+          <w:rFonts w:ascii="맑은 고딕" w:eastAsia="맑은 고딕" w:hAnsi="맑은 고딕" w:cs="맑은 고딕"/>
+          <w:b w:val="0"/>
+          <w:i w:val="0"/>
+          <w:color w:val="34408C"/>
+        </w:rPr>
+        <w:t xml:space="preserve">▫ </w:t>
+      </w:r>
+      <w:r>
+        <w:rPr>
+          <w:rFonts w:ascii="맑은 고딕" w:eastAsia="맑은 고딕" w:hAnsi="맑은 고딕" w:cs="맑은 고딕"/>
+          <w:b/>
+          <w:i w:val="0"/>
+          <w:color w:val="2B2B33"/>
+        </w:rPr>
+        <w:t xml:space="preserve">전시 장소 : </w:t>
+      </w:r>
+      <w:r>
+        <w:rPr>
+          <w:rFonts w:ascii="맑은 고딕" w:eastAsia="맑은 고딕" w:hAnsi="맑은 고딕" w:cs="맑은 고딕"/>
+          <w:b w:val="0"/>
+          <w:i w:val="0"/>
+          <w:color w:val="2B2B2B"/>
+        </w:rPr>
+        <w:t>GS칼텍스 예울마루 7층 전시실</w:t>
+      </w:r>
+    </w:p>
+    <w:p>
+      <w:pPr>
+        <w:spacing w:before="0" w:after="0" w:line="276" w:lineRule="auto"/>
+        <w:ind w:left="120"/>
+      </w:pPr>
+      <w:r>
+        <w:rPr>
+          <w:rFonts w:ascii="맑은 고딕" w:eastAsia="맑은 고딕" w:hAnsi="맑은 고딕" w:cs="맑은 고딕"/>
+          <w:b w:val="0"/>
+          <w:i w:val="0"/>
+          <w:color w:val="34408C"/>
+        </w:rPr>
+        <w:t xml:space="preserve">▫ </w:t>
+      </w:r>
+      <w:r>
+        <w:rPr>
+          <w:rFonts w:ascii="맑은 고딕" w:eastAsia="맑은 고딕" w:hAnsi="맑은 고딕" w:cs="맑은 고딕"/>
+          <w:b/>
+          <w:i w:val="0"/>
+          <w:color w:val="2B2B33"/>
+        </w:rPr>
+        <w:t xml:space="preserve">관람료 : </w:t>
+      </w:r>
+      <w:r>
+        <w:rPr>
+          <w:rFonts w:ascii="맑은 고딕" w:eastAsia="맑은 고딕" w:hAnsi="맑은 고딕" w:cs="맑은 고딕"/>
+          <w:b w:val="0"/>
+          <w:i w:val="0"/>
+          <w:color w:val="2B2B2B"/>
+        </w:rPr>
+        <w:t>5,000원</w:t>
+      </w:r>
+    </w:p>
+    <w:p>
+      <w:pPr>
+        <w:spacing w:before="0" w:after="0" w:line="276" w:lineRule="auto"/>
+        <w:ind w:left="120"/>
+      </w:pPr>
+      <w:r>
+        <w:rPr>
+          <w:rFonts w:ascii="맑은 고딕" w:eastAsia="맑은 고딕" w:hAnsi="맑은 고딕" w:cs="맑은 고딕"/>
+          <w:b w:val="0"/>
+          <w:i w:val="0"/>
+          <w:color w:val="34408C"/>
+        </w:rPr>
+        <w:t xml:space="preserve">▫ </w:t>
+      </w:r>
+      <w:r>
+        <w:rPr>
+          <w:rFonts w:ascii="맑은 고딕" w:eastAsia="맑은 고딕" w:hAnsi="맑은 고딕" w:cs="맑은 고딕"/>
+          <w:b/>
+          <w:i w:val="0"/>
+          <w:color w:val="2B2B33"/>
+        </w:rPr>
+        <w:t xml:space="preserve">관람 연령 : </w:t>
+      </w:r>
+      <w:r>
+        <w:rPr>
+          <w:rFonts w:ascii="맑은 고딕" w:eastAsia="맑은 고딕" w:hAnsi="맑은 고딕" w:cs="맑은 고딕"/>
+          <w:b w:val="0"/>
+          <w:i w:val="0"/>
+          <w:color w:val="2B2B2B"/>
+        </w:rPr>
+        <w:t>전 연령</w:t>
+      </w:r>
+    </w:p>
+    <w:p>
+      <w:pPr>
+        <w:spacing w:before="0" w:after="140" w:line="276" w:lineRule="auto"/>
+        <w:ind w:left="120"/>
+      </w:pPr>
+      <w:r>
+        <w:rPr>
+          <w:rFonts w:ascii="맑은 고딕" w:eastAsia="맑은 고딕" w:hAnsi="맑은 고딕" w:cs="맑은 고딕"/>
+          <w:b w:val="0"/>
+          <w:i w:val="0"/>
+          <w:color w:val="34408C"/>
+        </w:rPr>
+        <w:t xml:space="preserve">▫ </w:t>
+      </w:r>
+      <w:r>
+        <w:rPr>
+          <w:rFonts w:ascii="맑은 고딕" w:eastAsia="맑은 고딕" w:hAnsi="맑은 고딕" w:cs="맑은 고딕"/>
+          <w:b/>
+          <w:i w:val="0"/>
+          <w:color w:val="2B2B33"/>
+        </w:rPr>
+        <w:t xml:space="preserve">도슨트 운영 : </w:t>
+      </w:r>
+      <w:r>
+        <w:rPr>
+          <w:rFonts w:ascii="맑은 고딕" w:eastAsia="맑은 고딕" w:hAnsi="맑은 고딕" w:cs="맑은 고딕"/>
+          <w:b w:val="0"/>
+          <w:i w:val="0"/>
+          <w:color w:val="2B2B2B"/>
+        </w:rPr>
+        <w:t>주말 및 공휴일 오전 11시 / 오후 2시 / 오후 4시</w:t>
       </w:r>
     </w:p>
     <w:p>
@@ -4352,7 +2834,7 @@
           <w:i w:val="0"/>
           <w:color w:val="2B2B2B"/>
         </w:rPr>
-        <w:t>무대만 있는 것은 아니다. 7층 전시실에서는 기획전시 〈숨: 쉬는 SUM〉이 7월 21일부터 11월 1일까지 열린다. 박람회 폐막이 11월 4일이니, 이 전시는 박람회의 두 달을 거의 그대로 품고 사흘 앞서 닫는 셈이다. 여수를 찾은 사람이 박람회장에서 섬을 보고, 예울마루에서 섬을 다시 보는 동선이 자연스럽게 만들어진다.</w:t>
+        <w:t>공연만 있는 것은 아닙니다. 7층 전시실에서는 기획전시 〈숨: 쉬는 SUM〉이 7월 21일부터 11월 1일까지 열립니다. 박람회 폐막이 11월 4일이니, 박람회의 두 달을 거의 그대로 품고 사흘 앞서 문을 닫는 셈입니다.</w:t>
       </w:r>
     </w:p>
     <w:p>
@@ -4366,7 +2848,21 @@
           <w:i w:val="0"/>
           <w:color w:val="2B2B2B"/>
         </w:rPr>
-        <w:t>전시는 섬을 독립적이면서 동시에 고립된 휴식의 공간으로 놓는다. 지리적 의미의 섬이 아니라, 특정한 공간이 오늘의 사람에게 어떤 정서적 영향을 미치는지를 국내 동시대 미술 작품으로 살펴보는 자리다. ‘쉼’과 오롯한 ‘나’를 향해 가는 구성이라, 박람회장을 종일 걷고 난 뒤 들르기에도 결이 맞는다. 관람료는 5,000원, 전 연령 관람이 가능하고 주말과 공휴일에는 11시·14시·16시 하루 세 차례 도슨트가 운영된다.</w:t>
+        <w:t>여수를 찾아주신 분들이 박람회장에서 섬을 보시고, 예울마루에서 섬을 한 번 더 만나시는 동선이 자연스럽게 이어집니다.</w:t>
+      </w:r>
+    </w:p>
+    <w:p>
+      <w:pPr>
+        <w:spacing w:after="80" w:line="300" w:lineRule="auto"/>
+      </w:pPr>
+      <w:r>
+        <w:rPr>
+          <w:rFonts w:ascii="맑은 고딕" w:eastAsia="맑은 고딕" w:hAnsi="맑은 고딕" w:cs="맑은 고딕"/>
+          <w:b w:val="0"/>
+          <w:i w:val="0"/>
+          <w:color w:val="2B2B2B"/>
+        </w:rPr>
+        <w:t>이 전시는 섬을 단순히 고립된 공간이 아니라, 자신만의 호흡을 되찾고 진정한 쉼을 경험하는 공간으로 바라봅니다. 지리적 의미의 섬을 넘어, 특정한 공간이 오늘을 사는 사람에게 어떤 정서적 영향을 미치는지를 국내 동시대 작가들의 작품으로 살펴보는 자리입니다. 박람회장을 종일 걸으신 뒤 들르시기에도 결이 잘 맞습니다.</w:t>
       </w:r>
     </w:p>
     <w:p>
@@ -4398,7 +2894,7 @@
           <w:i w:val="0"/>
           <w:color w:val="2B2B2B"/>
         </w:rPr>
-        <w:t>을 함께 건다. 공연 티켓을 가진 관객과 박람회 입장객이 서로의 자리로 건너오도록 하는 것이 목적이라, 할인은 전시 단독보다 공연·박람회와 엮이는 형태로 설계한다.</w:t>
+        <w:t>도 함께 준비했습니다. 공연 티켓을 가지고 계신 관객과 박람회를 찾아주신 분들이 서로의 자리로 건너오실 수 있도록, 전시 단독보다는 공연·박람회와 이어지는 형태로 마련하고 있습니다.</w:t>
       </w:r>
     </w:p>
     <w:p>
@@ -4433,533 +2929,6 @@
         <w:t>기획전시 〈숨: 쉬는 SUM〉 전시 전경 / 제공. GS칼텍스 예울마루</w:t>
       </w:r>
     </w:p>
-    <w:tbl>
-      <w:tblPr>
-        <w:tblW w:w="9026" w:type="dxa"/>
-        <w:jc w:val="left"/>
-        <w:tblBorders>
-          <w:top w:val="single" w:sz="4" w:space="0" w:color="auto"/>
-          <w:left w:val="single" w:sz="4" w:space="0" w:color="auto"/>
-          <w:bottom w:val="single" w:sz="4" w:space="0" w:color="auto"/>
-          <w:right w:val="single" w:sz="4" w:space="0" w:color="auto"/>
-          <w:insideH w:val="single" w:sz="4" w:space="0" w:color="auto"/>
-          <w:insideV w:val="single" w:sz="4" w:space="0" w:color="auto"/>
-        </w:tblBorders>
-        <w:tblCellMar>
-          <w:left w:w="10" w:type="dxa"/>
-          <w:right w:w="10" w:type="dxa"/>
-        </w:tblCellMar>
-        <w:tblLook w:firstColumn="1" w:firstRow="1" w:lastColumn="0" w:lastRow="0" w:noHBand="0" w:noVBand="1" w:val="04A0"/>
-      </w:tblPr>
-      <w:tblGrid>
-        <w:gridCol w:w="4514"/>
-        <w:gridCol w:w="4514"/>
-      </w:tblGrid>
-      <w:tr>
-        <w:trPr>
-          <w:cantSplit/>
-        </w:trPr>
-        <w:tc>
-          <w:tcPr>
-            <w:tcW w:w="2756" w:type="dxa"/>
-            <w:tcBorders>
-              <w:top w:val="single" w:sz="4" w:space="0" w:color="E2E2E8"/>
-              <w:left w:val="single" w:sz="4" w:space="0" w:color="E2E2E8"/>
-              <w:bottom w:val="single" w:sz="4" w:space="0" w:color="E2E2E8"/>
-              <w:right w:val="single" w:sz="4" w:space="0" w:color="E2E2E8"/>
-            </w:tcBorders>
-            <w:tcMar>
-              <w:top w:w="110" w:type="dxa"/>
-              <w:left w:w="170" w:type="dxa"/>
-              <w:bottom w:w="110" w:type="dxa"/>
-              <w:right w:w="170" w:type="dxa"/>
-            </w:tcMar>
-            <w:vAlign w:val="center"/>
-          </w:tcPr>
-          <w:p>
-            <w:pPr>
-              <w:spacing w:line="264" w:lineRule="auto"/>
-              <w:jc w:val="center"/>
-            </w:pPr>
-            <w:r>
-              <w:rPr>
-                <w:rFonts w:ascii="맑은 고딕" w:eastAsia="맑은 고딕" w:hAnsi="맑은 고딕" w:cs="맑은 고딕"/>
-                <w:b/>
-                <w:i w:val="0"/>
-                <w:color w:val="2B2B33"/>
-              </w:rPr>
-              <w:t>구분</w:t>
-            </w:r>
-          </w:p>
-        </w:tc>
-        <w:tc>
-          <w:tcPr>
-            <w:tcW w:w="6270" w:type="dxa"/>
-            <w:tcBorders>
-              <w:top w:val="single" w:sz="4" w:space="0" w:color="E2E2E8"/>
-              <w:left w:val="single" w:sz="4" w:space="0" w:color="E2E2E8"/>
-              <w:bottom w:val="single" w:sz="4" w:space="0" w:color="E2E2E8"/>
-              <w:right w:val="single" w:sz="4" w:space="0" w:color="E2E2E8"/>
-            </w:tcBorders>
-            <w:tcMar>
-              <w:top w:w="110" w:type="dxa"/>
-              <w:left w:w="170" w:type="dxa"/>
-              <w:bottom w:w="110" w:type="dxa"/>
-              <w:right w:w="170" w:type="dxa"/>
-            </w:tcMar>
-            <w:vAlign w:val="center"/>
-          </w:tcPr>
-          <w:p>
-            <w:pPr>
-              <w:spacing w:line="264" w:lineRule="auto"/>
-            </w:pPr>
-            <w:r>
-              <w:rPr>
-                <w:rFonts w:ascii="맑은 고딕" w:eastAsia="맑은 고딕" w:hAnsi="맑은 고딕" w:cs="맑은 고딕"/>
-                <w:b w:val="0"/>
-                <w:i w:val="0"/>
-                <w:color w:val="2B2B2B"/>
-              </w:rPr>
-              <w:t>기획 전시</w:t>
-            </w:r>
-          </w:p>
-        </w:tc>
-      </w:tr>
-      <w:tr>
-        <w:trPr>
-          <w:cantSplit/>
-        </w:trPr>
-        <w:tc>
-          <w:tcPr>
-            <w:tcW w:w="2756" w:type="dxa"/>
-            <w:tcBorders>
-              <w:top w:val="single" w:sz="4" w:space="0" w:color="E2E2E8"/>
-              <w:left w:val="single" w:sz="4" w:space="0" w:color="E2E2E8"/>
-              <w:bottom w:val="single" w:sz="4" w:space="0" w:color="E2E2E8"/>
-              <w:right w:val="single" w:sz="4" w:space="0" w:color="E2E2E8"/>
-            </w:tcBorders>
-            <w:tcMar>
-              <w:top w:w="110" w:type="dxa"/>
-              <w:left w:w="170" w:type="dxa"/>
-              <w:bottom w:w="110" w:type="dxa"/>
-              <w:right w:w="170" w:type="dxa"/>
-            </w:tcMar>
-            <w:vAlign w:val="center"/>
-          </w:tcPr>
-          <w:p>
-            <w:pPr>
-              <w:spacing w:line="264" w:lineRule="auto"/>
-              <w:jc w:val="center"/>
-            </w:pPr>
-            <w:r>
-              <w:rPr>
-                <w:rFonts w:ascii="맑은 고딕" w:eastAsia="맑은 고딕" w:hAnsi="맑은 고딕" w:cs="맑은 고딕"/>
-                <w:b/>
-                <w:i w:val="0"/>
-                <w:color w:val="2B2B33"/>
-              </w:rPr>
-              <w:t>제목</w:t>
-            </w:r>
-          </w:p>
-        </w:tc>
-        <w:tc>
-          <w:tcPr>
-            <w:tcW w:w="6270" w:type="dxa"/>
-            <w:tcBorders>
-              <w:top w:val="single" w:sz="4" w:space="0" w:color="E2E2E8"/>
-              <w:left w:val="single" w:sz="4" w:space="0" w:color="E2E2E8"/>
-              <w:bottom w:val="single" w:sz="4" w:space="0" w:color="E2E2E8"/>
-              <w:right w:val="single" w:sz="4" w:space="0" w:color="E2E2E8"/>
-            </w:tcBorders>
-            <w:tcMar>
-              <w:top w:w="110" w:type="dxa"/>
-              <w:left w:w="170" w:type="dxa"/>
-              <w:bottom w:w="110" w:type="dxa"/>
-              <w:right w:w="170" w:type="dxa"/>
-            </w:tcMar>
-            <w:vAlign w:val="center"/>
-          </w:tcPr>
-          <w:p>
-            <w:pPr>
-              <w:spacing w:line="264" w:lineRule="auto"/>
-            </w:pPr>
-            <w:r>
-              <w:rPr>
-                <w:rFonts w:ascii="맑은 고딕" w:eastAsia="맑은 고딕" w:hAnsi="맑은 고딕" w:cs="맑은 고딕"/>
-                <w:b w:val="0"/>
-                <w:i w:val="0"/>
-                <w:color w:val="2B2B2B"/>
-              </w:rPr>
-              <w:t>GS칼텍스 예울마루 기획전시 〈숨: 쉬는 SUM〉</w:t>
-            </w:r>
-          </w:p>
-        </w:tc>
-      </w:tr>
-      <w:tr>
-        <w:trPr>
-          <w:cantSplit/>
-        </w:trPr>
-        <w:tc>
-          <w:tcPr>
-            <w:tcW w:w="2756" w:type="dxa"/>
-            <w:tcBorders>
-              <w:top w:val="single" w:sz="4" w:space="0" w:color="E2E2E8"/>
-              <w:left w:val="single" w:sz="4" w:space="0" w:color="E2E2E8"/>
-              <w:bottom w:val="single" w:sz="4" w:space="0" w:color="E2E2E8"/>
-              <w:right w:val="single" w:sz="4" w:space="0" w:color="E2E2E8"/>
-            </w:tcBorders>
-            <w:tcMar>
-              <w:top w:w="110" w:type="dxa"/>
-              <w:left w:w="170" w:type="dxa"/>
-              <w:bottom w:w="110" w:type="dxa"/>
-              <w:right w:w="170" w:type="dxa"/>
-            </w:tcMar>
-            <w:vAlign w:val="center"/>
-          </w:tcPr>
-          <w:p>
-            <w:pPr>
-              <w:spacing w:line="264" w:lineRule="auto"/>
-              <w:jc w:val="center"/>
-            </w:pPr>
-            <w:r>
-              <w:rPr>
-                <w:rFonts w:ascii="맑은 고딕" w:eastAsia="맑은 고딕" w:hAnsi="맑은 고딕" w:cs="맑은 고딕"/>
-                <w:b/>
-                <w:i w:val="0"/>
-                <w:color w:val="2B2B33"/>
-              </w:rPr>
-              <w:t>기간</w:t>
-            </w:r>
-          </w:p>
-        </w:tc>
-        <w:tc>
-          <w:tcPr>
-            <w:tcW w:w="6270" w:type="dxa"/>
-            <w:tcBorders>
-              <w:top w:val="single" w:sz="4" w:space="0" w:color="E2E2E8"/>
-              <w:left w:val="single" w:sz="4" w:space="0" w:color="E2E2E8"/>
-              <w:bottom w:val="single" w:sz="4" w:space="0" w:color="E2E2E8"/>
-              <w:right w:val="single" w:sz="4" w:space="0" w:color="E2E2E8"/>
-            </w:tcBorders>
-            <w:tcMar>
-              <w:top w:w="110" w:type="dxa"/>
-              <w:left w:w="170" w:type="dxa"/>
-              <w:bottom w:w="110" w:type="dxa"/>
-              <w:right w:w="170" w:type="dxa"/>
-            </w:tcMar>
-            <w:vAlign w:val="center"/>
-          </w:tcPr>
-          <w:p>
-            <w:pPr>
-              <w:spacing w:line="264" w:lineRule="auto"/>
-            </w:pPr>
-            <w:r>
-              <w:rPr>
-                <w:rFonts w:ascii="맑은 고딕" w:eastAsia="맑은 고딕" w:hAnsi="맑은 고딕" w:cs="맑은 고딕"/>
-                <w:b w:val="0"/>
-                <w:i w:val="0"/>
-                <w:color w:val="2B2B2B"/>
-              </w:rPr>
-              <w:t>7/21(화) ~ 11/1(일) 10:00~18:00</w:t>
-            </w:r>
-          </w:p>
-          <w:p>
-            <w:pPr>
-              <w:spacing w:line="264" w:lineRule="auto"/>
-            </w:pPr>
-            <w:r>
-              <w:rPr>
-                <w:rFonts w:ascii="맑은 고딕" w:eastAsia="맑은 고딕" w:hAnsi="맑은 고딕" w:cs="맑은 고딕"/>
-                <w:b w:val="0"/>
-                <w:i w:val="0"/>
-                <w:color w:val="2B2B2B"/>
-              </w:rPr>
-              <w:t>* 입장 마감 17:30, 매주 월요일 휴관</w:t>
-            </w:r>
-          </w:p>
-        </w:tc>
-      </w:tr>
-      <w:tr>
-        <w:trPr>
-          <w:cantSplit/>
-        </w:trPr>
-        <w:tc>
-          <w:tcPr>
-            <w:tcW w:w="2756" w:type="dxa"/>
-            <w:tcBorders>
-              <w:top w:val="single" w:sz="4" w:space="0" w:color="E2E2E8"/>
-              <w:left w:val="single" w:sz="4" w:space="0" w:color="E2E2E8"/>
-              <w:bottom w:val="single" w:sz="4" w:space="0" w:color="E2E2E8"/>
-              <w:right w:val="single" w:sz="4" w:space="0" w:color="E2E2E8"/>
-            </w:tcBorders>
-            <w:tcMar>
-              <w:top w:w="110" w:type="dxa"/>
-              <w:left w:w="170" w:type="dxa"/>
-              <w:bottom w:w="110" w:type="dxa"/>
-              <w:right w:w="170" w:type="dxa"/>
-            </w:tcMar>
-            <w:vAlign w:val="center"/>
-          </w:tcPr>
-          <w:p>
-            <w:pPr>
-              <w:spacing w:line="264" w:lineRule="auto"/>
-              <w:jc w:val="center"/>
-            </w:pPr>
-            <w:r>
-              <w:rPr>
-                <w:rFonts w:ascii="맑은 고딕" w:eastAsia="맑은 고딕" w:hAnsi="맑은 고딕" w:cs="맑은 고딕"/>
-                <w:b/>
-                <w:i w:val="0"/>
-                <w:color w:val="2B2B33"/>
-              </w:rPr>
-              <w:t>도슨트</w:t>
-            </w:r>
-          </w:p>
-        </w:tc>
-        <w:tc>
-          <w:tcPr>
-            <w:tcW w:w="6270" w:type="dxa"/>
-            <w:tcBorders>
-              <w:top w:val="single" w:sz="4" w:space="0" w:color="E2E2E8"/>
-              <w:left w:val="single" w:sz="4" w:space="0" w:color="E2E2E8"/>
-              <w:bottom w:val="single" w:sz="4" w:space="0" w:color="E2E2E8"/>
-              <w:right w:val="single" w:sz="4" w:space="0" w:color="E2E2E8"/>
-            </w:tcBorders>
-            <w:tcMar>
-              <w:top w:w="110" w:type="dxa"/>
-              <w:left w:w="170" w:type="dxa"/>
-              <w:bottom w:w="110" w:type="dxa"/>
-              <w:right w:w="170" w:type="dxa"/>
-            </w:tcMar>
-            <w:vAlign w:val="center"/>
-          </w:tcPr>
-          <w:p>
-            <w:pPr>
-              <w:spacing w:line="264" w:lineRule="auto"/>
-            </w:pPr>
-            <w:r>
-              <w:rPr>
-                <w:rFonts w:ascii="맑은 고딕" w:eastAsia="맑은 고딕" w:hAnsi="맑은 고딕" w:cs="맑은 고딕"/>
-                <w:b w:val="0"/>
-                <w:i w:val="0"/>
-                <w:color w:val="2B2B2B"/>
-              </w:rPr>
-              <w:t>주말·공휴일 11시 · 14시 · 16시 (1일 3회)</w:t>
-            </w:r>
-          </w:p>
-        </w:tc>
-      </w:tr>
-      <w:tr>
-        <w:trPr>
-          <w:cantSplit/>
-        </w:trPr>
-        <w:tc>
-          <w:tcPr>
-            <w:tcW w:w="2756" w:type="dxa"/>
-            <w:tcBorders>
-              <w:top w:val="single" w:sz="4" w:space="0" w:color="E2E2E8"/>
-              <w:left w:val="single" w:sz="4" w:space="0" w:color="E2E2E8"/>
-              <w:bottom w:val="single" w:sz="4" w:space="0" w:color="E2E2E8"/>
-              <w:right w:val="single" w:sz="4" w:space="0" w:color="E2E2E8"/>
-            </w:tcBorders>
-            <w:tcMar>
-              <w:top w:w="110" w:type="dxa"/>
-              <w:left w:w="170" w:type="dxa"/>
-              <w:bottom w:w="110" w:type="dxa"/>
-              <w:right w:w="170" w:type="dxa"/>
-            </w:tcMar>
-            <w:vAlign w:val="center"/>
-          </w:tcPr>
-          <w:p>
-            <w:pPr>
-              <w:spacing w:line="264" w:lineRule="auto"/>
-              <w:jc w:val="center"/>
-            </w:pPr>
-            <w:r>
-              <w:rPr>
-                <w:rFonts w:ascii="맑은 고딕" w:eastAsia="맑은 고딕" w:hAnsi="맑은 고딕" w:cs="맑은 고딕"/>
-                <w:b/>
-                <w:i w:val="0"/>
-                <w:color w:val="2B2B33"/>
-              </w:rPr>
-              <w:t>장소</w:t>
-            </w:r>
-          </w:p>
-        </w:tc>
-        <w:tc>
-          <w:tcPr>
-            <w:tcW w:w="6270" w:type="dxa"/>
-            <w:tcBorders>
-              <w:top w:val="single" w:sz="4" w:space="0" w:color="E2E2E8"/>
-              <w:left w:val="single" w:sz="4" w:space="0" w:color="E2E2E8"/>
-              <w:bottom w:val="single" w:sz="4" w:space="0" w:color="E2E2E8"/>
-              <w:right w:val="single" w:sz="4" w:space="0" w:color="E2E2E8"/>
-            </w:tcBorders>
-            <w:tcMar>
-              <w:top w:w="110" w:type="dxa"/>
-              <w:left w:w="170" w:type="dxa"/>
-              <w:bottom w:w="110" w:type="dxa"/>
-              <w:right w:w="170" w:type="dxa"/>
-            </w:tcMar>
-            <w:vAlign w:val="center"/>
-          </w:tcPr>
-          <w:p>
-            <w:pPr>
-              <w:spacing w:line="264" w:lineRule="auto"/>
-            </w:pPr>
-            <w:r>
-              <w:rPr>
-                <w:rFonts w:ascii="맑은 고딕" w:eastAsia="맑은 고딕" w:hAnsi="맑은 고딕" w:cs="맑은 고딕"/>
-                <w:b w:val="0"/>
-                <w:i w:val="0"/>
-                <w:color w:val="2B2B2B"/>
-              </w:rPr>
-              <w:t>GS칼텍스 예울마루 7층 전시실</w:t>
-            </w:r>
-          </w:p>
-        </w:tc>
-      </w:tr>
-      <w:tr>
-        <w:trPr>
-          <w:cantSplit/>
-        </w:trPr>
-        <w:tc>
-          <w:tcPr>
-            <w:tcW w:w="2756" w:type="dxa"/>
-            <w:tcBorders>
-              <w:top w:val="single" w:sz="4" w:space="0" w:color="E2E2E8"/>
-              <w:left w:val="single" w:sz="4" w:space="0" w:color="E2E2E8"/>
-              <w:bottom w:val="single" w:sz="4" w:space="0" w:color="E2E2E8"/>
-              <w:right w:val="single" w:sz="4" w:space="0" w:color="E2E2E8"/>
-            </w:tcBorders>
-            <w:tcMar>
-              <w:top w:w="110" w:type="dxa"/>
-              <w:left w:w="170" w:type="dxa"/>
-              <w:bottom w:w="110" w:type="dxa"/>
-              <w:right w:w="170" w:type="dxa"/>
-            </w:tcMar>
-            <w:vAlign w:val="center"/>
-          </w:tcPr>
-          <w:p>
-            <w:pPr>
-              <w:spacing w:line="264" w:lineRule="auto"/>
-              <w:jc w:val="center"/>
-            </w:pPr>
-            <w:r>
-              <w:rPr>
-                <w:rFonts w:ascii="맑은 고딕" w:eastAsia="맑은 고딕" w:hAnsi="맑은 고딕" w:cs="맑은 고딕"/>
-                <w:b/>
-                <w:i w:val="0"/>
-                <w:color w:val="2B2B33"/>
-              </w:rPr>
-              <w:t>관람료</w:t>
-            </w:r>
-          </w:p>
-        </w:tc>
-        <w:tc>
-          <w:tcPr>
-            <w:tcW w:w="6270" w:type="dxa"/>
-            <w:tcBorders>
-              <w:top w:val="single" w:sz="4" w:space="0" w:color="E2E2E8"/>
-              <w:left w:val="single" w:sz="4" w:space="0" w:color="E2E2E8"/>
-              <w:bottom w:val="single" w:sz="4" w:space="0" w:color="E2E2E8"/>
-              <w:right w:val="single" w:sz="4" w:space="0" w:color="E2E2E8"/>
-            </w:tcBorders>
-            <w:tcMar>
-              <w:top w:w="110" w:type="dxa"/>
-              <w:left w:w="170" w:type="dxa"/>
-              <w:bottom w:w="110" w:type="dxa"/>
-              <w:right w:w="170" w:type="dxa"/>
-            </w:tcMar>
-            <w:vAlign w:val="center"/>
-          </w:tcPr>
-          <w:p>
-            <w:pPr>
-              <w:spacing w:line="264" w:lineRule="auto"/>
-            </w:pPr>
-            <w:r>
-              <w:rPr>
-                <w:rFonts w:ascii="맑은 고딕" w:eastAsia="맑은 고딕" w:hAnsi="맑은 고딕" w:cs="맑은 고딕"/>
-                <w:b w:val="0"/>
-                <w:i w:val="0"/>
-                <w:color w:val="2B2B2B"/>
-              </w:rPr>
-              <w:t>5,000원 (전 연령)</w:t>
-            </w:r>
-          </w:p>
-        </w:tc>
-      </w:tr>
-      <w:tr>
-        <w:trPr>
-          <w:cantSplit/>
-        </w:trPr>
-        <w:tc>
-          <w:tcPr>
-            <w:tcW w:w="2756" w:type="dxa"/>
-            <w:tcBorders>
-              <w:top w:val="single" w:sz="4" w:space="0" w:color="E2E2E8"/>
-              <w:left w:val="single" w:sz="4" w:space="0" w:color="E2E2E8"/>
-              <w:bottom w:val="single" w:sz="4" w:space="0" w:color="E2E2E8"/>
-              <w:right w:val="single" w:sz="4" w:space="0" w:color="E2E2E8"/>
-            </w:tcBorders>
-            <w:tcMar>
-              <w:top w:w="110" w:type="dxa"/>
-              <w:left w:w="170" w:type="dxa"/>
-              <w:bottom w:w="110" w:type="dxa"/>
-              <w:right w:w="170" w:type="dxa"/>
-            </w:tcMar>
-            <w:vAlign w:val="center"/>
-          </w:tcPr>
-          <w:p>
-            <w:pPr>
-              <w:spacing w:line="264" w:lineRule="auto"/>
-              <w:jc w:val="center"/>
-            </w:pPr>
-            <w:r>
-              <w:rPr>
-                <w:rFonts w:ascii="맑은 고딕" w:eastAsia="맑은 고딕" w:hAnsi="맑은 고딕" w:cs="맑은 고딕"/>
-                <w:b/>
-                <w:i w:val="0"/>
-                <w:color w:val="2B2B33"/>
-              </w:rPr>
-              <w:t>할인</w:t>
-            </w:r>
-          </w:p>
-        </w:tc>
-        <w:tc>
-          <w:tcPr>
-            <w:tcW w:w="6270" w:type="dxa"/>
-            <w:tcBorders>
-              <w:top w:val="single" w:sz="4" w:space="0" w:color="E2E2E8"/>
-              <w:left w:val="single" w:sz="4" w:space="0" w:color="E2E2E8"/>
-              <w:bottom w:val="single" w:sz="4" w:space="0" w:color="E2E2E8"/>
-              <w:right w:val="single" w:sz="4" w:space="0" w:color="E2E2E8"/>
-            </w:tcBorders>
-            <w:tcMar>
-              <w:top w:w="110" w:type="dxa"/>
-              <w:left w:w="170" w:type="dxa"/>
-              <w:bottom w:w="110" w:type="dxa"/>
-              <w:right w:w="170" w:type="dxa"/>
-            </w:tcMar>
-            <w:vAlign w:val="center"/>
-          </w:tcPr>
-          <w:p>
-            <w:pPr>
-              <w:spacing w:line="264" w:lineRule="auto"/>
-            </w:pPr>
-            <w:r>
-              <w:rPr>
-                <w:rFonts w:ascii="맑은 고딕" w:eastAsia="맑은 고딕" w:hAnsi="맑은 고딕" w:cs="맑은 고딕"/>
-                <w:b w:val="0"/>
-                <w:i w:val="0"/>
-                <w:color w:val="2B2B2B"/>
-              </w:rPr>
-              <w:t>〔확정 필요〕 — 박람회 기간 할인율 · 공연 티켓 소지자 할인 · 적용 기간</w:t>
-            </w:r>
-          </w:p>
-        </w:tc>
-      </w:tr>
-    </w:tbl>
     <w:p>
       <w:pPr>
         <w:spacing w:before="0" w:after="120"/>
@@ -4985,7 +2954,7 @@
           <w:i w:val="0"/>
           <w:color w:val="2B2B2B"/>
         </w:rPr>
-        <w:t xml:space="preserve"> — 제안은 세 갈래다. </w:t>
+        <w:t xml:space="preserve"> — 제안은 세 갈래입니다. </w:t>
       </w:r>
       <w:r>
         <w:rPr>
@@ -5039,7 +3008,7 @@
           <w:i w:val="0"/>
           <w:color w:val="2B2B2B"/>
         </w:rPr>
-        <w:t>(반대 방향). ①은 박람회 조직위와의 협의가 필요하고, ②·③은 예울마루 안에서 바로 걸 수 있다. ‘문화예술이 어우러지는 기간’이라는 문구를 보도자료에 쓰려면 최소한 ②·③은 확정되어야 한다.</w:t>
+        <w:t>(반대 방향). ①은 박람회 조직위와의 협의가 필요하고, ②·③은 예울마루 안에서 바로 걸 수 있습니다. ‘문화예술이 어우러지는 기간’이라는 문구를 쓰려면 최소한 ②·③은 확정되어야 합니다.</w:t>
       </w:r>
     </w:p>
     <w:p>
@@ -5058,7 +3027,7 @@
           <w:i w:val="0"/>
           <w:color w:val="2B2B2B"/>
         </w:rPr>
-        <w:t>전석 무료 관현악, 모차르트 270주년의 한복판에서 여는 피아노 독주, 세 편을 잇는 현대무용, 18세기 악기로 되짚는 바로크, 그리고 피아노와 이미지가 서로를 메우는 프랑스 공연. 성격은 제각각이지만 9월 5일부터 11월 4일까지, 섬박람회가 열려 있는 그 두 달 안에 모두 놓인다. 전시 한 편이 그 기간을 처음부터 끝까지 지킨다.</w:t>
+        <w:t>전석 무료로 만나는 관현악, 모차르트 탄생 270주년의 한복판에서 여는 피아노 독주, 세 편을 잇는 현대무용, 18세기 악기로 되짚는 바로크, 그리고 피아노와 이미지가 서로를 채우는 프랑스 공연까지. 성격은 저마다 다르지만 9월 5일부터 11월 4일까지, 2026여수세계섬박람회가 열려 있는 두 달 안에 모두 놓여 있습니다. 그 기간을 처음부터 끝까지 지키는 기획전시 한 편도 함께합니다.</w:t>
       </w:r>
     </w:p>
     <w:p>
@@ -5072,7 +3041,7 @@
           <w:i w:val="0"/>
           <w:color w:val="2B2B2B"/>
         </w:rPr>
-        <w:t>여수에 오는 이유가 섬이라면, 돌아가는 길에 하나쯤 더 챙겨 갈 것이 생긴 셈이다. 첫 티켓은 8월 7일 금요일 오후 4시에 열린다.</w:t>
+        <w:t>문화가 있는 일상은 우리의 삶을 더욱 풍요롭게 만들어 줍니다. 올가을에는 GS칼텍스 예울마루에서 가족, 친구, 소중한 분들과 함께 아름다운 공연과 전시를 즐기며 특별한 추억을 만들어 보시기 바랍니다. 첫 티켓은 8월 7일 금요일 오후 4시에 열립니다.</w:t>
       </w:r>
     </w:p>
     <w:p>
@@ -5119,7 +3088,7 @@
           <w:color w:val="6A6A72"/>
           <w:sz w:val="16"/>
         </w:rPr>
-        <w:t>* 상기 공연·전시의 티켓 오픈 일정 및 내용은 공연장(GS칼텍스 예울마루) 내부 일정에 따라 달라질 수 있습니다.</w:t>
+        <w:t>※ 공연 및 전시 일정, 티켓 오픈 일정은 공연장 사정에 따라 변경될 수 있으므로, 예매 전 GS칼텍스 예울마루 홈페이지를 통해 최신 정보를 확인해 주시기 바랍니다.</w:t>
       </w:r>
     </w:p>
     <w:p>
@@ -5134,7 +3103,7 @@
           <w:color w:val="6A6A72"/>
           <w:sz w:val="16"/>
         </w:rPr>
-        <w:t>* 예매 — GS칼텍스 예울마루 홈페이지 · 티켓링크   |   문의 — GS칼텍스 예울마루 1544-7669</w:t>
+        <w:t>※ 예매 — GS칼텍스 예울마루 홈페이지 · 티켓링크   |   문의 — GS칼텍스 예울마루 1544-7669</w:t>
       </w:r>
     </w:p>
     <w:p>
@@ -5264,7 +3233,7 @@
                 <w:i w:val="0"/>
                 <w:color w:val="2B2B2B"/>
               </w:rPr>
-              <w:t>명칭 · 할인율 · 적용 편수 · 기간 · 기존 할인 중복 여부 · 전산 반영 (본문 ⑥)</w:t>
+              <w:t>명칭 · 할인율 · 적용 편수 · 기간 · 기존 할인 중복 여부 · 전산 반영 (본문 6)</w:t>
             </w:r>
           </w:p>
         </w:tc>
@@ -5334,7 +3303,7 @@
                 <w:i w:val="0"/>
                 <w:color w:val="2B2B2B"/>
               </w:rPr>
-              <w:t>박람회 기간 할인율 · 공연 티켓 소지자 할인 · 박람회 입장권 연계 여부 (본문 ⑦)</w:t>
+              <w:t>박람회 기간 할인율 · 공연 티켓 소지자 할인 · 박람회 입장권 연계 여부 (본문 7)</w:t>
             </w:r>
           </w:p>
         </w:tc>
@@ -5404,7 +3373,7 @@
                 <w:i w:val="0"/>
                 <w:color w:val="2B2B2B"/>
               </w:rPr>
-              <w:t>내부 자료 기준 5곡 — 공식 페이지 미게재. 기획팀 확정본 필요 (본문 ①)</w:t>
+              <w:t>내부 자료 기준 5곡 — 공식 페이지 미게재. 기획팀 확정본 필요 (본문 1)</w:t>
             </w:r>
           </w:p>
         </w:tc>
@@ -5544,7 +3513,7 @@
                 <w:i w:val="0"/>
                 <w:color w:val="2B2B2B"/>
               </w:rPr>
-              <w:t>서울 편성(포사이스·이재영·정철인) 기준 — 여수 공연 상연작 동일 여부 확인 (본문 ③)</w:t>
+              <w:t>서울 편성(포사이스·이재영·정철인) 기준 — 여수 공연 상연작 동일 여부 확인 (본문 3)</w:t>
             </w:r>
           </w:p>
         </w:tc>
@@ -5614,7 +3583,7 @@
                 <w:i w:val="0"/>
                 <w:color w:val="2B2B2B"/>
               </w:rPr>
-              <w:t>시간 · 가격 · 출연 · 티켓 오픈일 전부 미정 (본문 ④)</w:t>
+              <w:t>시간 · 가격 · 출연 · 티켓 오픈일 전부 미정 (본문 4)</w:t>
             </w:r>
           </w:p>
         </w:tc>
@@ -5754,7 +3723,7 @@
                 <w:i w:val="0"/>
                 <w:color w:val="2B2B2B"/>
               </w:rPr>
-              <w:t>보도자료 / 여수시 SNS 서포터즈 참고자료 중 어느 형식으로 나갈지에 따라 머리말·맺음말 톤 조정 필요</w:t>
+              <w:t>보도자료 / 블로그 게시글 중 어느 쪽으로 나갈지에 따라 머리말·맺음말 톤 조정 필요</w:t>
             </w:r>
           </w:p>
         </w:tc>

--- a/docs/reports/260806_8월공연특집_보도자료_1차초안.docx
+++ b/docs/reports/260806_8월공연특집_보도자료_1차초안.docx
@@ -29,7 +29,7 @@
           <w:color w:val="6A6A72"/>
           <w:sz w:val="18"/>
         </w:rPr>
-        <w:t>GS칼텍스 예울마루 보도자료 · 2026년 8월 — 1차 초안(내부 검토용)</w:t>
+        <w:t>GS칼텍스 예울마루 보도자료 · 2026년 8월 — 3차 초안(내부 검토용)</w:t>
       </w:r>
     </w:p>
     <w:p>
@@ -58,7 +58,7 @@
           <w:i w:val="0"/>
           <w:color w:val="2B2B2B"/>
         </w:rPr>
-        <w:t>여름의 끝자락에서 가을로 넘어가는 9월, 여수는 어느 때보다 분주해집니다. 2026여수세계섬박람회가 9월 5일부터 11월 4일까지 두 달간 열리기 때문인데요. ‘섬, 바다와 미래를 잇다’라는 주제로 여수 곳곳이 축제의 장이 됩니다.</w:t>
+        <w:t>여름의 끝자락에서 가을로 넘어가는 9월, 여수는 어느 때보다 분주해집니다. 2026여수세계섬박람회가 9월 5일부터 11월 4일까지 두 달간 열리기 때문인데요. ‘섬, 바다와 미래를 잇다’라는 주제로 30개국과 3개 국제기구가 참여합니다.</w:t>
       </w:r>
     </w:p>
     <w:p>
@@ -465,7 +465,7 @@
           <w:i w:val="0"/>
           <w:color w:val="2B2B2B"/>
         </w:rPr>
-        <w:t>지휘는 금난새, 연주는 성남시립교향악단이 맡습니다. 성남시립교향악단은 2003년 창단 이후 연간 80여 회의 연주회를 이어 오며 새로운 편성과 기획을 꾸준히 선보여 온 악단입니다. 금난새 지휘자는 2015년 1월 이 악단의 예술총감독 겸 상임지휘자로 부임했습니다.</w:t>
+        <w:t>지휘는 금난새, 연주는 성남시립교향악단이 맡습니다. 성남시립교향악단은 2003년 창단 이후 연간 80여 회의 연주회를 이어 오며 새로운 편성과 기획을 꾸준히 선보여 온 악단입니다. 금난새 지휘자는 2015년 1월 이 악단의 예술총감독 겸 상임지휘자로 부임해 지금까지 이끌고 있습니다.</w:t>
       </w:r>
     </w:p>
     <w:p>
@@ -493,13 +493,17 @@
           <w:i w:val="0"/>
           <w:color w:val="2B2B2B"/>
         </w:rPr>
-        <w:t>이번 공연에서 특히 눈여겨보실 부분은 협연자가 한 명이 아니라 세 명이라는 점입니다. 바이올린 최수진, 피아노 찰리 올브라이트, 반도네온 김종완. 세대도 국적도 악기도 다른 세 연주자가 하루 저녁에 차례로 무대에 오릅니다. 유료 정기 공연에서도 흔치 않은 편성입니다.</w:t>
+        <w:t xml:space="preserve">이번 공연에서 특히 눈여겨보실 부분은 협연자가 한 명이 아니라 </w:t>
       </w:r>
-    </w:p>
-    <w:p>
-      <w:pPr>
-        <w:spacing w:after="80" w:line="300" w:lineRule="auto"/>
-      </w:pPr>
+      <w:r>
+        <w:rPr>
+          <w:rFonts w:ascii="맑은 고딕" w:eastAsia="맑은 고딕" w:hAnsi="맑은 고딕" w:cs="맑은 고딕"/>
+          <w:b/>
+          <w:i w:val="0"/>
+          <w:color w:val="2B2B2B"/>
+        </w:rPr>
+        <w:t>세 명</w:t>
+      </w:r>
       <w:r>
         <w:rPr>
           <w:rFonts w:ascii="맑은 고딕" w:eastAsia="맑은 고딕" w:hAnsi="맑은 고딕" w:cs="맑은 고딕"/>
@@ -507,7 +511,21 @@
           <w:i w:val="0"/>
           <w:color w:val="2B2B2B"/>
         </w:rPr>
-        <w:t>바이올리니스트 최수진은 예원학교 2학년, 올해 열다섯 살입니다. 2026년 홍콩 국제 영 뮤지션 콩쿠르 1위, 2025년 이탈리아 일 피콜로 비올리노 마지코 국제 콩쿠르 1위, 2024년 아시아 차이콥스키 콩쿠르 전체대상을 차지했습니다. 2023년 금호영재 오디션에 합격해 이듬해 금호영재독주회로 데뷔했고, 올해는 ‘바이올린, 낭만의 불꽃’이라는 제목으로 독주회를 열었습니다. 핀커스 주커만, 데이비드 김 등 세계적인 연주자들의 마스터클래스를 거친 이력까지 읽고 나면 다시 한번 나이를 확인하게 되실 겁니다.</w:t>
+        <w:t>이라는 점입니다. 바이올린 최수진, 피아노 찰리 올브라이트, 반도네온 김종완. 세대도 국적도 악기도 다른 세 연주자가 하루 저녁에 차례로 무대에 오릅니다. 유료 정기 공연에서도 흔치 않은 편성입니다. 한 분씩 소개해 드리겠습니다.</w:t>
+      </w:r>
+    </w:p>
+    <w:p>
+      <w:pPr>
+        <w:spacing w:before="180" w:after="80" w:line="300" w:lineRule="auto"/>
+      </w:pPr>
+      <w:r>
+        <w:rPr>
+          <w:rFonts w:ascii="맑은 고딕" w:eastAsia="맑은 고딕" w:hAnsi="맑은 고딕" w:cs="맑은 고딕"/>
+          <w:b/>
+          <w:i w:val="0"/>
+          <w:color w:val="2B2B2B"/>
+        </w:rPr>
+        <w:t>바이올린 최수진 — 우승 상품이 바이올린이었던 소녀</w:t>
       </w:r>
     </w:p>
     <w:p>
@@ -521,13 +539,17 @@
           <w:i w:val="0"/>
           <w:color w:val="2B2B2B"/>
         </w:rPr>
-        <w:t>올해는 정몽구 스칼라십 예술·문화 분야 장학생으로도 선정됐습니다. 지난해에는 제2회 도암콩쿠르 전체대상과 리움 챔버 콩쿠르 중등부 1위를 함께 거머쥐었고, 올해 초 도암신년음악회에서는 홍석원 지휘로 협연 무대에 올랐습니다. 여수에서 만나실 최수진은, 앞으로 몇 해 뒤 티켓을 구하기 어려워질 연주자일지도 모릅니다.</w:t>
+        <w:t xml:space="preserve">최수진은 예원학교 2학년, 올해 열다섯 살입니다. 지난해 7월 이탈리아 산비토알탈리아멘토에서 열린 제9회 ‘일 피콜로 비올리노 마지코’ 국제 콩쿠르에서 </w:t>
       </w:r>
-    </w:p>
-    <w:p>
-      <w:pPr>
-        <w:spacing w:after="80" w:line="300" w:lineRule="auto"/>
-      </w:pPr>
+      <w:r>
+        <w:rPr>
+          <w:rFonts w:ascii="맑은 고딕" w:eastAsia="맑은 고딕" w:hAnsi="맑은 고딕" w:cs="맑은 고딕"/>
+          <w:b/>
+          <w:i w:val="0"/>
+          <w:color w:val="2B2B2B"/>
+        </w:rPr>
+        <w:t>1위</w:t>
+      </w:r>
       <w:r>
         <w:rPr>
           <w:rFonts w:ascii="맑은 고딕" w:eastAsia="맑은 고딕" w:hAnsi="맑은 고딕" w:cs="맑은 고딕"/>
@@ -535,7 +557,7 @@
           <w:i w:val="0"/>
           <w:color w:val="2B2B2B"/>
         </w:rPr>
-        <w:t>피아니스트 찰리 올브라이트는 미국 태생의 연주자입니다. 하버드 대학과 뉴잉글랜드 음악원의 5년 합동과정을 클래식 피아니스트로는 처음 마쳤고, 2014년 줄리아드에서 아티스트 디플로마를 받았습니다. 에이버리 피셔 커리어 그랜트와 길모어 영 아티스트상 수상자이자 공식 스타인웨이 아티스트로, 요요마·조슈아 벨·이매뉴얼 액스·바비 맥페린과 무대를 함께해 왔습니다. 재미있는 점은 그의 공식 소개에 ‘피아니스트’, ‘작곡가’와 나란히 ‘즉흥 연주자’가 적혀 있다는 것입니다. 그날 저녁의 분위기가 조금 짐작되시지요.</w:t>
+        <w:t>를 차지했습니다. 결선 무대에서 오케스트라와 함께 연주한 곡은 생상스 바이올린 협주곡 3번 b단조였습니다.</w:t>
       </w:r>
     </w:p>
     <w:p>
@@ -549,13 +571,17 @@
           <w:i w:val="0"/>
           <w:color w:val="2B2B2B"/>
         </w:rPr>
-        <w:t>실제로 그는 클래식의 오랜 규칙을 조금씩 비껴가며 객석과 가까워지는 연주자로 알려져 있습니다. 데뷔 음반 〈Vivace〉에 이어 3부작 슈베르트 시리즈를 발매했고, 고향 센트럴리아 칼리지 재단과 함께 자신의 이름을 붙인 장학금을 만들어 음악을 공부하는 학생들을 돕고 있기도 합니다.</w:t>
+        <w:t xml:space="preserve">이 콩쿠르가 특별한 이유는 상품에 있습니다. 상금과 함께 </w:t>
       </w:r>
-    </w:p>
-    <w:p>
-      <w:pPr>
-        <w:spacing w:after="80" w:line="300" w:lineRule="auto"/>
-      </w:pPr>
+      <w:r>
+        <w:rPr>
+          <w:rFonts w:ascii="맑은 고딕" w:eastAsia="맑은 고딕" w:hAnsi="맑은 고딕" w:cs="맑은 고딕"/>
+          <w:b/>
+          <w:i w:val="0"/>
+          <w:color w:val="2B2B2B"/>
+        </w:rPr>
+        <w:t>바이올린 한 대</w:t>
+      </w:r>
       <w:r>
         <w:rPr>
           <w:rFonts w:ascii="맑은 고딕" w:eastAsia="맑은 고딕" w:hAnsi="맑은 고딕" w:cs="맑은 고딕"/>
@@ -563,7 +589,7 @@
           <w:i w:val="0"/>
           <w:color w:val="2B2B2B"/>
         </w:rPr>
-        <w:t>반도네오니스트 김종완은 작곡가이기도 합니다. 서울대 음대 작곡과 석사과정을 수료했고 2020년 한국음악상 젊은 음악가상을 받았습니다. 영화 〈내겐 너무 소중한 너〉의 음악을 맡았고 피아노 앨범 〈물〉과 월드뮤직 앨범 〈Impresiones〉를 발매했습니다. 관현악 무대에 반도네온이 함께 오르는 이유가 바로 여기에 있습니다. 탱고가 오케스트라 안으로 들어오는 순간, 객석의 공기가 한 번 크게 바뀝니다.</w:t>
+        <w:t>가 우승자에게 주어지거든요. 이탈리아 타르비시오 숲의 목재로 제작된 악기입니다. 여수 무대에서 최수진이 들려줄 소리가, 바로 그 상으로 받은 악기의 소리일지도 모르겠습니다.</w:t>
       </w:r>
     </w:p>
     <w:p>
@@ -577,7 +603,165 @@
           <w:i w:val="0"/>
           <w:color w:val="2B2B2B"/>
         </w:rPr>
-        <w:t>현대음악과 전자음악, 월드뮤직을 넘나들며 〈쉼 : 멈춤의 음악〉, 〈Electronic Tango〉 같은 개인 작품발표회를 이어 왔고, 서울숲국제재즈페스티벌에도 아티스트로 참여했습니다. 뉴월드필하모닉 오케스트라를 비롯한 여러 악단과 협연해 온 만큼, 관현악과 반도네온이 어떻게 어울리는지를 가장 잘 아는 연주자이기도 합니다.</w:t>
+        <w:t>이력을 조금 더 들여다보면 나이를 다시 확인하게 됩니다. 올해 홍콩 국제 영 뮤지션 콩쿠르 1위, 지난해 제2회 도암콩쿠르 전체대상과 리움 챔버 콩쿠르 중등부 1위, 2024년 아시아 차이콥스키 콩쿠르 전체대상과 이화경향 콩쿠르 1위. 정몽구 스칼라십 예술·문화 분야 장학생이기도 합니다.</w:t>
+      </w:r>
+    </w:p>
+    <w:p>
+      <w:pPr>
+        <w:spacing w:after="80" w:line="300" w:lineRule="auto"/>
+      </w:pPr>
+      <w:r>
+        <w:rPr>
+          <w:rFonts w:ascii="맑은 고딕" w:eastAsia="맑은 고딕" w:hAnsi="맑은 고딕" w:cs="맑은 고딕"/>
+          <w:b w:val="0"/>
+          <w:i w:val="0"/>
+          <w:color w:val="2B2B2B"/>
+        </w:rPr>
+        <w:t>시작은 평범했습니다. 일곱 살에 동네 학원에서 바이올린을 처음 잡았고, 열 살부터 서울센트럴콘서바토리에서 이선이 교수를 사사했습니다. 2023년 금호영재 오디션에 합격해 이듬해 금호영재독주회로 데뷔했고, 올해는 ‘바이올린, 낭만의 불꽃’이라는 제목으로 독주회를 열었습니다. 핀커스 주커만, 파벨 베르니코프, 데이비드 김의 마스터클래스를 거쳤습니다.</w:t>
+      </w:r>
+    </w:p>
+    <w:p>
+      <w:pPr>
+        <w:spacing w:before="180" w:after="80" w:line="300" w:lineRule="auto"/>
+      </w:pPr>
+      <w:r>
+        <w:rPr>
+          <w:rFonts w:ascii="맑은 고딕" w:eastAsia="맑은 고딕" w:hAnsi="맑은 고딕" w:cs="맑은 고딕"/>
+          <w:b/>
+          <w:i w:val="0"/>
+          <w:color w:val="2B2B2B"/>
+        </w:rPr>
+        <w:t>피아노 찰리 올브라이트 — ‘즉흥 연주자’라고 스스로를 소개하는 피아니스트</w:t>
+      </w:r>
+    </w:p>
+    <w:p>
+      <w:pPr>
+        <w:spacing w:after="80" w:line="300" w:lineRule="auto"/>
+      </w:pPr>
+      <w:r>
+        <w:rPr>
+          <w:rFonts w:ascii="맑은 고딕" w:eastAsia="맑은 고딕" w:hAnsi="맑은 고딕" w:cs="맑은 고딕"/>
+          <w:b w:val="0"/>
+          <w:i w:val="0"/>
+          <w:color w:val="2B2B2B"/>
+        </w:rPr>
+        <w:t>미국 태생의 피아니스트 찰리 올브라이트를 두고 뉴욕타임스는 ‘입이 떡 벌어지는 기교와 남다른 음악성이 맞물린다’고 적었습니다. 필라델피아 인콰이어러는 한 걸음 더 나아가 ‘클래식 즉흥연주의 수준을 새로 끌어올렸다’고 평했습니다.</w:t>
+      </w:r>
+    </w:p>
+    <w:p>
+      <w:pPr>
+        <w:spacing w:after="80" w:line="300" w:lineRule="auto"/>
+      </w:pPr>
+      <w:r>
+        <w:rPr>
+          <w:rFonts w:ascii="맑은 고딕" w:eastAsia="맑은 고딕" w:hAnsi="맑은 고딕" w:cs="맑은 고딕"/>
+          <w:b w:val="0"/>
+          <w:i w:val="0"/>
+          <w:color w:val="2B2B2B"/>
+        </w:rPr>
+        <w:t xml:space="preserve">실제로 그의 공식 소개에는 ‘피아니스트’, ‘작곡가’와 나란히 </w:t>
+      </w:r>
+      <w:r>
+        <w:rPr>
+          <w:rFonts w:ascii="맑은 고딕" w:eastAsia="맑은 고딕" w:hAnsi="맑은 고딕" w:cs="맑은 고딕"/>
+          <w:b/>
+          <w:i w:val="0"/>
+          <w:color w:val="2B2B2B"/>
+        </w:rPr>
+        <w:t>‘즉흥 연주자(Improviser)’</w:t>
+      </w:r>
+      <w:r>
+        <w:rPr>
+          <w:rFonts w:ascii="맑은 고딕" w:eastAsia="맑은 고딕" w:hAnsi="맑은 고딕" w:cs="맑은 고딕"/>
+          <w:b w:val="0"/>
+          <w:i w:val="0"/>
+          <w:color w:val="2B2B2B"/>
+        </w:rPr>
+        <w:t>가 적혀 있습니다. 클래식 연주자에게는 흔치 않은 이력인데요. 공연 중 객석에서 즉석으로 받은 주제로 즉흥 연주를 들려주는 것으로도 잘 알려져 있습니다.</w:t>
+      </w:r>
+    </w:p>
+    <w:p>
+      <w:pPr>
+        <w:spacing w:after="80" w:line="300" w:lineRule="auto"/>
+      </w:pPr>
+      <w:r>
+        <w:rPr>
+          <w:rFonts w:ascii="맑은 고딕" w:eastAsia="맑은 고딕" w:hAnsi="맑은 고딕" w:cs="맑은 고딕"/>
+          <w:b w:val="0"/>
+          <w:i w:val="0"/>
+          <w:color w:val="2B2B2B"/>
+        </w:rPr>
+        <w:t>이력도 남다릅니다. 하버드 대학과 뉴잉글랜드 음악원의 5년 합동과정을 클래식 피아니스트로는 처음 마쳤고, 2011년에는 하버드 졸업반 가운데 ‘가장 흥미로운 15인’에 뽑혔습니다. 2014년 줄리아드에서 아티스트 디플로마를 받았고요. 에이버리 피셔 커리어 그랜트, 길모어 영 아티스트상, 루르 피아노 페스티벌 영 아티스트상 수상자이자 공식 스타인웨이 아티스트입니다.</w:t>
+      </w:r>
+    </w:p>
+    <w:p>
+      <w:pPr>
+        <w:spacing w:after="80" w:line="300" w:lineRule="auto"/>
+      </w:pPr>
+      <w:r>
+        <w:rPr>
+          <w:rFonts w:ascii="맑은 고딕" w:eastAsia="맑은 고딕" w:hAnsi="맑은 고딕" w:cs="맑은 고딕"/>
+          <w:b w:val="0"/>
+          <w:i w:val="0"/>
+          <w:color w:val="2B2B2B"/>
+        </w:rPr>
+        <w:t>요요마, 조슈아 벨, 이매뉴얼 액스, 바비 맥페린과 무대를 함께해 왔고 카네기홀 메인 스테이지에도 섰습니다. 데뷔 음반 〈Vivace〉에 이어 3부작 슈베르트 시리즈를 발매했으며, 고향 센트럴리아 칼리지 재단과 함께 자신의 이름을 붙인 장학금을 만들어 음악을 공부하는 학생들을 돕고 있습니다.</w:t>
+      </w:r>
+    </w:p>
+    <w:p>
+      <w:pPr>
+        <w:spacing w:before="180" w:after="80" w:line="300" w:lineRule="auto"/>
+      </w:pPr>
+      <w:r>
+        <w:rPr>
+          <w:rFonts w:ascii="맑은 고딕" w:eastAsia="맑은 고딕" w:hAnsi="맑은 고딕" w:cs="맑은 고딕"/>
+          <w:b/>
+          <w:i w:val="0"/>
+          <w:color w:val="2B2B2B"/>
+        </w:rPr>
+        <w:t>반도네온 김종완 — 관현악 사이에 탱고가 들어오는 순간</w:t>
+      </w:r>
+    </w:p>
+    <w:p>
+      <w:pPr>
+        <w:spacing w:after="80" w:line="300" w:lineRule="auto"/>
+      </w:pPr>
+      <w:r>
+        <w:rPr>
+          <w:rFonts w:ascii="맑은 고딕" w:eastAsia="맑은 고딕" w:hAnsi="맑은 고딕" w:cs="맑은 고딕"/>
+          <w:b w:val="0"/>
+          <w:i w:val="0"/>
+          <w:color w:val="2B2B2B"/>
+        </w:rPr>
+        <w:t>반도네온이 오케스트라와 함께 무대에 오르는 일은 흔치 않습니다. 김종완은 반도네오니스트이자 작곡가입니다. 서울대학교 음악대학 작곡과 석사과정을 수료했고, 2020년 한국음악상 ‘젊은 음악가상’을 받았습니다.</w:t>
+      </w:r>
+    </w:p>
+    <w:p>
+      <w:pPr>
+        <w:spacing w:after="80" w:line="300" w:lineRule="auto"/>
+      </w:pPr>
+      <w:r>
+        <w:rPr>
+          <w:rFonts w:ascii="맑은 고딕" w:eastAsia="맑은 고딕" w:hAnsi="맑은 고딕" w:cs="맑은 고딕"/>
+          <w:b w:val="0"/>
+          <w:i w:val="0"/>
+          <w:color w:val="2B2B2B"/>
+        </w:rPr>
+        <w:t>현대음악과 전자음악, 월드뮤직을 넘나들며 개인 작품발표회 〈쉼 : 멈춤의 음악〉, 〈IN/EX-HALE〉, 〈Electronic Tango〉를 열어 왔고, 피아노 솔로 앨범 〈물〉과 누에보탱고 앨범 〈Impresiones〉를 발매했습니다. 영화 〈내겐 너무 소중한 너〉의 음악과 뮤지컬 〈오늘〉의 작곡도 그의 작업입니다.</w:t>
+      </w:r>
+    </w:p>
+    <w:p>
+      <w:pPr>
+        <w:spacing w:after="80" w:line="300" w:lineRule="auto"/>
+      </w:pPr>
+      <w:r>
+        <w:rPr>
+          <w:rFonts w:ascii="맑은 고딕" w:eastAsia="맑은 고딕" w:hAnsi="맑은 고딕" w:cs="맑은 고딕"/>
+          <w:b w:val="0"/>
+          <w:i w:val="0"/>
+          <w:color w:val="2B2B2B"/>
+        </w:rPr>
+        <w:t>연주자로는 서울숲국제재즈페스티벌에 아티스트로 참여했고, 뉴월드필하모닉 오케스트라와 대전·부천·경주시립합창단 등과 협연해 왔습니다. 관현악과 반도네온이 어떻게 어울리는지를 가장 잘 아는 연주자인 셈입니다. 탱고의 호흡이 오케스트라 안으로 들어오는 순간, 객석의 공기가 한 번 크게 바뀝니다.</w:t>
       </w:r>
     </w:p>
     <w:p>
@@ -605,7 +789,7 @@
           <w:i w:val="0"/>
           <w:color w:val="2B2B2B"/>
         </w:rPr>
-        <w:t>관람 시간이 인터미션을 포함해 75분이라는 점도 눈여겨보실 만합니다. 초등학생 이상이면 관람하실 수 있어, 아이와 함께 오케스트라를 처음 만나보시기에도 부담이 없는 길이입니다. 곡마다 앞에 나서는 악기가 바뀌는 구성이라 아이들도 지루해할 틈이 없을 것 같습니다. ‘클래식은 어렵다’는 생각에 선뜻 발걸음이 떨어지지 않으셨던 분들께 가장 좋은 첫 자리가 되어 줄 무대입니다.</w:t>
+        <w:t>관람 시간이 인터미션을 포함해 75분이라는 점도 눈여겨보실 만합니다. 초등학생 이상이면 관람하실 수 있어, 아이와 함께 오케스트라를 처음 만나보시기에도 부담이 없는 길이입니다. 곡마다 앞에 나서는 악기가 바뀌는 구성이라 아이들도 지루해할 틈이 없을 것 같습니다.</w:t>
       </w:r>
     </w:p>
     <w:p>
@@ -633,35 +817,7 @@
           <w:i w:val="0"/>
           <w:color w:val="2B2B2B"/>
         </w:rPr>
-        <w:t>악단이 통째로 여수까지 내려와 무대에 서는 편성이라는 점도 이 공연을 특별하게 만듭니다. 박람회라는 두 달의 계기가 아니었다면 쉽게 성사되기 어려운 자리입니다. 박람회 개막 주간에 이런 무대를 여수에서, 그것도 무료로 만나실 수 있다는 것 자체가 올가을의 반가운 소식이 아닐까 합니다.</w:t>
-      </w:r>
-    </w:p>
-    <w:p>
-      <w:pPr>
-        <w:spacing w:after="80" w:line="300" w:lineRule="auto"/>
-      </w:pPr>
-      <w:r>
-        <w:rPr>
-          <w:rFonts w:ascii="맑은 고딕" w:eastAsia="맑은 고딕" w:hAnsi="맑은 고딕" w:cs="맑은 고딕"/>
-          <w:b w:val="0"/>
-          <w:i w:val="0"/>
-          <w:color w:val="2B2B2B"/>
-        </w:rPr>
-        <w:t>다만 무료라고 해서 좌석이 선착순인 것은 아닙니다. 대극장 좌석은 모두 지정석이며, 예매는 예울마루 홈페이지에서 하실 수 있습니다.</w:t>
-      </w:r>
-    </w:p>
-    <w:p>
-      <w:pPr>
-        <w:spacing w:after="80" w:line="300" w:lineRule="auto"/>
-      </w:pPr>
-      <w:r>
-        <w:rPr>
-          <w:rFonts w:ascii="맑은 고딕" w:eastAsia="맑은 고딕" w:hAnsi="맑은 고딕" w:cs="맑은 고딕"/>
-          <w:b w:val="0"/>
-          <w:i w:val="0"/>
-          <w:color w:val="2B2B2B"/>
-        </w:rPr>
-        <w:t>무료 공연은 예매가 빠른 대신 취소도 잦은 편입니다. 혹시 한 번 마감되더라도 공연 직전까지 좌석이 다시 열리는 경우가 적지 않으니, 그때는 홈페이지를 한 번 더 확인해 보시기 바랍니다. 무엇보다 티켓이 열리는 8월 7일 금요일 오후 4시를 미리 챙겨 두시는 것이 가장 좋습니다.</w:t>
+        <w:t>다만 무료라고 해서 좌석이 선착순인 것은 아닙니다. 대극장 좌석은 모두 지정석이며, 예매는 예울마루 홈페이지에서 하실 수 있습니다. 무료 공연은 예매가 빠른 대신 취소도 잦은 편이라, 혹시 한 번 마감되더라도 공연 직전까지 좌석이 다시 열리는 경우가 적지 않습니다. 무엇보다 티켓이 열리는 8월 7일 금요일 오후 4시를 미리 챙겨 두시는 것이 가장 좋습니다.</w:t>
       </w:r>
     </w:p>
     <w:p>
@@ -721,7 +877,7 @@
           <w:i w:val="0"/>
           <w:color w:val="2B2B2B"/>
         </w:rPr>
-        <w:t xml:space="preserve"> — 내부 자료 기준 후보는 글린카 〈루슬란과 루드밀라〉 서곡, 왁스만 〈카르멘 판타지〉(바이올린), 쇼스타코비치 피아노 협주곡 2번(피아노), 갈리아노 〈끌로드를 위한 탱고〉(반도네온), 스트라빈스키 〈불새〉입니다. 공식 홈페이지에는 아직 곡목이 올라가 있지 않아, 배포 전 기획팀 확정본으로 교체가 필요합니다.</w:t>
+        <w:t xml:space="preserve"> — 공식 홈페이지에 아직 곡목이 올라가 있지 않습니다. 내부 자료 기준 후보는 글린카 〈루슬란과 루드밀라〉 서곡, 왁스만 〈카르멘 판타지〉(바이올린), 쇼스타코비치 피아노 협주곡 2번(피아노), 갈리아노 〈끌로드를 위한 탱고〉(반도네온), 스트라빈스키 〈불새〉입니다. 배포 전 기획팀 확정본으로 교체가 필요합니다.</w:t>
       </w:r>
     </w:p>
     <w:p>
@@ -746,7 +902,7 @@
           <w:color w:val="34408C"/>
           <w:sz w:val="25"/>
         </w:rPr>
-        <w:t>2. 음반발매기념 〈조재혁 피아노 리사이틀〉 : 모차르트 탄생 270주년, 깊이 있는 건반의 울림</w:t>
+        <w:t>2. 음반발매기념 〈조재혁 피아노 리사이틀〉 : 모차르트 탄생 270주년, 전곡 녹음의 한복판에서</w:t>
       </w:r>
     </w:p>
     <w:p>
@@ -972,7 +1128,7 @@
           <w:i w:val="0"/>
           <w:color w:val="2B2B2B"/>
         </w:rPr>
-        <w:t>목 프로덕션에서 석 달 간격으로 다섯 장을 차례로 발매하는 시리즈로, 4월에 1집, 7월에 2집이 나왔습니다. 이번 리사이틀은 그 긴 여정의 한복판에서 여는 무대입니다.</w:t>
+        <w:t>2024년 말 네덜란드에서 열흘에 걸쳐 전곡을 녹음했고, 목 프로덕션에서 석 달 간격으로 다섯 장을 차례로 발매하는 시리즈로 정리되고 있습니다. 4월에 1집, 7월에 2집이 나왔고 나머지는 2027년까지 이어집니다. 이번 리사이틀은 그 긴 여정의 한복판에서 여는 무대입니다.</w:t>
       </w:r>
     </w:p>
     <w:p>
@@ -1646,7 +1802,7 @@
           <w:color w:val="34408C"/>
           <w:sz w:val="25"/>
         </w:rPr>
-        <w:t>5. 다비드 바뱅 &amp; 아드리앙 몽도 〈피아노 피아노〉 : 피아노 한 대와 이미지가 만드는 60분</w:t>
+        <w:t>5. 다비드 바뱅 &amp; 아드리앙 몽도 〈피아노 피아노〉 : 스무 해 만에 다시 만난 두 사람</w:t>
       </w:r>
     </w:p>
     <w:p>
@@ -1858,7 +2014,7 @@
           <w:i w:val="0"/>
           <w:color w:val="2B2B2B"/>
         </w:rPr>
-        <w:t>두 달의 마지막 공연은 프랑스에서 찾아옵니다. 다비드 바뱅은 ‘Babx’라는 이름으로 알려진 피아니스트이고, 아드리앙 몽도는 실시간으로 반응하는 디지털 이미지를 다루는 아티스트입니다.</w:t>
+        <w:t>두 달의 마지막 공연은 프랑스에서 찾아옵니다. 이 작품의 시작에는 조금 특별한 이야기가 있습니다.</w:t>
       </w:r>
     </w:p>
     <w:p>
@@ -1872,7 +2028,21 @@
           <w:i w:val="0"/>
           <w:color w:val="2B2B2B"/>
         </w:rPr>
-        <w:t>두 사람은 2000년대 초 아비뇽에서 처음 만났습니다. 그로부터 스무 해가 지나, 그때 멈춰 두었던 자리에서 다시 시작한 작업이 바로 〈피아노 피아노〉입니다.</w:t>
+        <w:t>2000년대 초, 프랑스 아비뇽의 ‘델리리움’이라는 문화공간에서 두 청년이 만났습니다. 한 사람은 피아노로 자기만의 곡을 실험하고 있었고, 다른 한 사람은 컴퓨터 연구원으로 일하다 그 일상에서 벗어나려 저글링을 하고 있었습니다. 앞사람이 지금 ‘Babx(밥스)’라는 이름으로 알려진 피아니스트 다비드 바뱅이고, 뒷사람이 디지털 이미지로 무대를 만드는 아티스트 아드리앙 몽도입니다.</w:t>
+      </w:r>
+    </w:p>
+    <w:p>
+      <w:pPr>
+        <w:spacing w:after="80" w:line="300" w:lineRule="auto"/>
+      </w:pPr>
+      <w:r>
+        <w:rPr>
+          <w:rFonts w:ascii="맑은 고딕" w:eastAsia="맑은 고딕" w:hAnsi="맑은 고딕" w:cs="맑은 고딕"/>
+          <w:b w:val="0"/>
+          <w:i w:val="0"/>
+          <w:color w:val="2B2B2B"/>
+        </w:rPr>
+        <w:t>그로부터 스무 해가 지나, 각자의 자리에서 이름을 얻은 두 사람이 그때 멈춰 두었던 자리에서 다시 시작한 작업이 바로 〈피아노 피아노〉입니다. 몽상과 실험, 그리고 노는 즐거움. 두 사람이 이 작품을 두고 말하는 단어들입니다.</w:t>
       </w:r>
     </w:p>
     <w:p>
@@ -2163,7 +2333,7 @@
                 <w:i w:val="0"/>
                 <w:color w:val="2B2B2B"/>
               </w:rPr>
-              <w:t>회원 10% · 조기예매 25% · 4배수 30% · 브런치콘서트 예매자 30% · 학생 전석 10,000원 · 복지 50% · 단체(30인 이상) 50%</w:t>
+              <w:t>회원 10% · 조기예매 25% · 4배수 30% · 브런치콘서트 예매자 30% · 학생 전석 10,000원 · 복지 50% · 국가유공자 50% · 단체(30인 이상) 50%</w:t>
             </w:r>
           </w:p>
         </w:tc>
@@ -2820,7 +2990,7 @@
           <w:i w:val="0"/>
           <w:color w:val="2B2B2B"/>
         </w:rPr>
-        <w:t>주말 및 공휴일 오전 11시 / 오후 2시 / 오후 4시</w:t>
+        <w:t>주말 및 공휴일 오전 11시 / 오후 2시 / 오후 4시 (1일 3회)</w:t>
       </w:r>
     </w:p>
     <w:p>
@@ -2945,7 +3115,7 @@
           <w:i w:val="0"/>
           <w:color w:val="2B2B2B"/>
         </w:rPr>
-        <w:t>〔확정 필요〕 전시 할인 설계</w:t>
+        <w:t>〔확정 필요〕 전시 할인 설계 · 참여 작가</w:t>
       </w:r>
       <w:r>
         <w:rPr>
@@ -2954,7 +3124,7 @@
           <w:i w:val="0"/>
           <w:color w:val="2B2B2B"/>
         </w:rPr>
-        <w:t xml:space="preserve"> — 제안은 세 갈래입니다. </w:t>
+        <w:t xml:space="preserve"> — 할인 제안은 세 갈래입니다. </w:t>
       </w:r>
       <w:r>
         <w:rPr>
@@ -3008,18 +3178,17 @@
           <w:i w:val="0"/>
           <w:color w:val="2B2B2B"/>
         </w:rPr>
-        <w:t>(반대 방향). ①은 박람회 조직위와의 협의가 필요하고, ②·③은 예울마루 안에서 바로 걸 수 있습니다. ‘문화예술이 어우러지는 기간’이라는 문구를 쓰려면 최소한 ②·③은 확정되어야 합니다.</w:t>
+        <w:t xml:space="preserve">(반대 방향). ①은 박람회 조직위와의 협의가 필요하고, ②·③은 예울마루 안에서 바로 걸 수 있습니다. 또한 공식 페이지에 </w:t>
       </w:r>
-    </w:p>
-    <w:p>
-      <w:pPr>
-        <w:spacing w:before="0" w:after="120"/>
-      </w:pPr>
-    </w:p>
-    <w:p>
-      <w:pPr>
-        <w:spacing w:after="80" w:line="300" w:lineRule="auto"/>
-      </w:pPr>
+      <w:r>
+        <w:rPr>
+          <w:rFonts w:ascii="맑은 고딕" w:eastAsia="맑은 고딕" w:hAnsi="맑은 고딕" w:cs="맑은 고딕"/>
+          <w:b/>
+          <w:i w:val="0"/>
+          <w:color w:val="2B2B2B"/>
+        </w:rPr>
+        <w:t>참여 작가 명단이 아직 없습니다</w:t>
+      </w:r>
       <w:r>
         <w:rPr>
           <w:rFonts w:ascii="맑은 고딕" w:eastAsia="맑은 고딕" w:hAnsi="맑은 고딕" w:cs="맑은 고딕"/>
@@ -3027,7 +3196,26 @@
           <w:i w:val="0"/>
           <w:color w:val="2B2B2B"/>
         </w:rPr>
-        <w:t>전석 무료로 만나는 관현악, 모차르트 탄생 270주년의 한복판에서 여는 피아노 독주, 세 편을 잇는 현대무용, 18세기 악기로 되짚는 바로크, 그리고 피아노와 이미지가 서로를 채우는 프랑스 공연까지. 성격은 저마다 다르지만 9월 5일부터 11월 4일까지, 2026여수세계섬박람회가 열려 있는 두 달 안에 모두 놓여 있습니다. 그 기간을 처음부터 끝까지 지키는 기획전시 한 편도 함께합니다.</w:t>
+        <w:t xml:space="preserve"> — 전시팀 확정본을 받아 본문에 넣으면 글의 무게가 크게 달라집니다.</w:t>
+      </w:r>
+    </w:p>
+    <w:p>
+      <w:pPr>
+        <w:spacing w:before="0" w:after="120"/>
+      </w:pPr>
+    </w:p>
+    <w:p>
+      <w:pPr>
+        <w:spacing w:after="80" w:line="300" w:lineRule="auto"/>
+      </w:pPr>
+      <w:r>
+        <w:rPr>
+          <w:rFonts w:ascii="맑은 고딕" w:eastAsia="맑은 고딕" w:hAnsi="맑은 고딕" w:cs="맑은 고딕"/>
+          <w:b w:val="0"/>
+          <w:i w:val="0"/>
+          <w:color w:val="2B2B2B"/>
+        </w:rPr>
+        <w:t>전석 무료로 만나는 관현악, 모차르트 탄생 270주년의 한복판에서 여는 피아노 독주, 세 편을 잇는 현대무용, 18세기 악기로 되짚는 바로크, 그리고 스무 해 만에 다시 만난 두 예술가의 피아노와 이미지까지. 성격은 저마다 다르지만 9월 5일부터 11월 4일까지, 2026여수세계섬박람회가 열려 있는 두 달 안에 모두 놓여 있습니다. 그 기간을 처음부터 끝까지 지키는 기획전시 한 편도 함께합니다.</w:t>
       </w:r>
     </w:p>
     <w:p>
@@ -3143,7 +3331,7 @@
           <w:color w:val="6A6A72"/>
           <w:sz w:val="17"/>
         </w:rPr>
-        <w:t>아래 표는 1차 초안에만 붙는 내부 점검용이며, 배포본에서는 삭제한다.</w:t>
+        <w:t>아래 표는 초안에만 붙는 내부 점검용이며, 배포본에서는 삭제한다.</w:t>
       </w:r>
     </w:p>
     <w:tbl>
@@ -3341,7 +3529,7 @@
                 <w:i w:val="0"/>
                 <w:color w:val="2B2B33"/>
               </w:rPr>
-              <w:t>③ 기념음악회 곡목</w:t>
+              <w:t>③ 전시 참여 작가</w:t>
             </w:r>
           </w:p>
         </w:tc>
@@ -3373,7 +3561,7 @@
                 <w:i w:val="0"/>
                 <w:color w:val="2B2B2B"/>
               </w:rPr>
-              <w:t>내부 자료 기준 5곡 — 공식 페이지 미게재. 기획팀 확정본 필요 (본문 1)</w:t>
+              <w:t>공식 페이지·검색 모두 명단 없음. 전시팀 확정본 필요 (본문 7)</w:t>
             </w:r>
           </w:p>
         </w:tc>
@@ -3411,7 +3599,7 @@
                 <w:i w:val="0"/>
                 <w:color w:val="2B2B33"/>
               </w:rPr>
-              <w:t>④ 기념음악회 출연진</w:t>
+              <w:t>④ 기념음악회 곡목</w:t>
             </w:r>
           </w:p>
         </w:tc>
@@ -3443,7 +3631,7 @@
                 <w:i w:val="0"/>
                 <w:color w:val="2B2B2B"/>
               </w:rPr>
-              <w:t>지휘·악단·협연 3인은 첨부 프로필 4건 기준. 공식 페이지에는 아직 미게재</w:t>
+              <w:t>공식 페이지 미게재. 내부 자료 기준 5곡 — 기획팀 확정본 필요 (본문 1)</w:t>
             </w:r>
           </w:p>
         </w:tc>
@@ -3481,7 +3669,91 @@
                 <w:i w:val="0"/>
                 <w:color w:val="2B2B33"/>
               </w:rPr>
-              <w:t>⑤ 트리플 빌 작품</w:t>
+              <w:t>⑤ 기념음악회 출연진</w:t>
+            </w:r>
+          </w:p>
+        </w:tc>
+        <w:tc>
+          <w:tcPr>
+            <w:tcW w:w="6626" w:type="dxa"/>
+            <w:tcBorders>
+              <w:top w:val="single" w:sz="4" w:space="0" w:color="E2E2E8"/>
+              <w:left w:val="single" w:sz="4" w:space="0" w:color="E2E2E8"/>
+              <w:bottom w:val="single" w:sz="4" w:space="0" w:color="E2E2E8"/>
+              <w:right w:val="single" w:sz="4" w:space="0" w:color="E2E2E8"/>
+            </w:tcBorders>
+            <w:tcMar>
+              <w:top w:w="110" w:type="dxa"/>
+              <w:left w:w="170" w:type="dxa"/>
+              <w:bottom w:w="110" w:type="dxa"/>
+              <w:right w:w="170" w:type="dxa"/>
+            </w:tcMar>
+            <w:vAlign w:val="center"/>
+          </w:tcPr>
+          <w:p>
+            <w:pPr>
+              <w:spacing w:line="264" w:lineRule="auto"/>
+            </w:pPr>
+            <w:r>
+              <w:rPr>
+                <w:rFonts w:ascii="맑은 고딕" w:eastAsia="맑은 고딕" w:hAnsi="맑은 고딕" w:cs="맑은 고딕"/>
+                <w:b w:val="0"/>
+                <w:i w:val="0"/>
+                <w:color w:val="2B2B2B"/>
+              </w:rPr>
+              <w:t>지휘·악단·협연 3인은 첨부 프로필 4건 + 콩쿠르·언론 교차확인 기준.</w:t>
+            </w:r>
+          </w:p>
+          <w:p>
+            <w:pPr>
+              <w:spacing w:line="264" w:lineRule="auto"/>
+            </w:pPr>
+            <w:r>
+              <w:rPr>
+                <w:rFonts w:ascii="맑은 고딕" w:eastAsia="맑은 고딕" w:hAnsi="맑은 고딕" w:cs="맑은 고딕"/>
+                <w:b w:val="0"/>
+                <w:i w:val="0"/>
+                <w:color w:val="2B2B2B"/>
+              </w:rPr>
+              <w:t>공식 페이지에는 아직 미게재</w:t>
+            </w:r>
+          </w:p>
+        </w:tc>
+      </w:tr>
+      <w:tr>
+        <w:trPr>
+          <w:cantSplit/>
+        </w:trPr>
+        <w:tc>
+          <w:tcPr>
+            <w:tcW w:w="2400" w:type="dxa"/>
+            <w:tcBorders>
+              <w:top w:val="single" w:sz="4" w:space="0" w:color="E2E2E8"/>
+              <w:left w:val="single" w:sz="4" w:space="0" w:color="E2E2E8"/>
+              <w:bottom w:val="single" w:sz="4" w:space="0" w:color="E2E2E8"/>
+              <w:right w:val="single" w:sz="4" w:space="0" w:color="E2E2E8"/>
+            </w:tcBorders>
+            <w:tcMar>
+              <w:top w:w="110" w:type="dxa"/>
+              <w:left w:w="170" w:type="dxa"/>
+              <w:bottom w:w="110" w:type="dxa"/>
+              <w:right w:w="170" w:type="dxa"/>
+            </w:tcMar>
+            <w:vAlign w:val="center"/>
+          </w:tcPr>
+          <w:p>
+            <w:pPr>
+              <w:spacing w:line="264" w:lineRule="auto"/>
+              <w:jc w:val="center"/>
+            </w:pPr>
+            <w:r>
+              <w:rPr>
+                <w:rFonts w:ascii="맑은 고딕" w:eastAsia="맑은 고딕" w:hAnsi="맑은 고딕" w:cs="맑은 고딕"/>
+                <w:b/>
+                <w:i w:val="0"/>
+                <w:color w:val="2B2B33"/>
+              </w:rPr>
+              <w:t>⑥ 트리플 빌 작품</w:t>
             </w:r>
           </w:p>
         </w:tc>
@@ -3551,7 +3823,7 @@
                 <w:i w:val="0"/>
                 <w:color w:val="2B2B33"/>
               </w:rPr>
-              <w:t>⑥ 시대악기 공연</w:t>
+              <w:t>⑦ 시대악기 공연</w:t>
             </w:r>
           </w:p>
         </w:tc>
@@ -3621,7 +3893,7 @@
                 <w:i w:val="0"/>
                 <w:color w:val="2B2B33"/>
               </w:rPr>
-              <w:t>⑦ 사진</w:t>
+              <w:t>⑧ 사진</w:t>
             </w:r>
           </w:p>
         </w:tc>
@@ -3653,7 +3925,7 @@
                 <w:i w:val="0"/>
                 <w:color w:val="2B2B2B"/>
               </w:rPr>
-              <w:t>각 〔사진 자리〕에 포스터·공연 사진 삽입 및 캡션 저작권 표기 확인</w:t>
+              <w:t>각 빈 액자에 포스터·공연 사진 삽입 및 캡션 저작권 표기 확인</w:t>
             </w:r>
           </w:p>
         </w:tc>
@@ -3691,7 +3963,7 @@
                 <w:i w:val="0"/>
                 <w:color w:val="2B2B33"/>
               </w:rPr>
-              <w:t>⑧ 배포 채널</w:t>
+              <w:t>⑨ 배포 채널</w:t>
             </w:r>
           </w:p>
         </w:tc>
